--- a/downloads/student/ai-5-week-25.docx
+++ b/downloads/student/ai-5-week-25.docx
@@ -1135,6 +1135,16 @@
     <w:p>
       <w:r>
         <w:t>Token padding rules need not apply to sensor values. Document sequence lengths, vocabulary and unknown-token handling.</w:t>
+      </w:r>
+    </w:p>
+    <w:p>
+      <w:r>
+        <w:t>Read the labelled picture: Which record lets the program distinguish the first and last zeros? Point to the relevant step in the picture, then write the changed result and the rule or evidence that supports it.</w:t>
+      </w:r>
+    </w:p>
+    <w:p>
+      <w:r>
+        <w:t>Change one thing: A missing sequence length causes every numeric0 to be treated as padding in the sensor example. Predict the result before checking the explanation. What remains the same?</w:t>
       </w:r>
     </w:p>
     <w:p>
@@ -2329,6 +2339,187 @@
         <w:t>Attempt the independent case before hints. Record whether you worked alone, used a hint or followed a model. After feedback, fix the first unsupported step and explain why it changed. A later check uses a changed case, not a copied answer.</w:t>
       </w:r>
     </w:p>
+    <w:p>
+      <w:pPr>
+        <w:pStyle w:val="Heading1"/>
+      </w:pPr>
+      <w:r>
+        <w:t>15. Your lesson route</w:t>
+      </w:r>
+    </w:p>
+    <w:p>
+      <w:r>
+        <w:t>Start with this question: Distinguish padding positions from meaningful zero sensor readings.</w:t>
+      </w:r>
+    </w:p>
+    <w:tbl>
+      <w:tblPr>
+        <w:tblStyle w:val="LightShading-Accent1"/>
+        <w:tblW w:type="auto" w:w="0"/>
+        <w:tblLook w:firstColumn="1" w:firstRow="1" w:lastColumn="0" w:lastRow="0" w:noHBand="0" w:noVBand="1" w:val="04A0"/>
+      </w:tblPr>
+      <w:tblGrid>
+        <w:gridCol w:w="5112"/>
+        <w:gridCol w:w="5112"/>
+      </w:tblGrid>
+      <w:tr>
+        <w:trPr>
+          <w:tblHeader/>
+        </w:trPr>
+        <w:tc>
+          <w:tcPr>
+            <w:tcW w:type="dxa" w:w="5112"/>
+          </w:tcPr>
+          <w:p>
+            <w:r>
+              <w:t>By the end, I can</w:t>
+            </w:r>
+          </w:p>
+        </w:tc>
+        <w:tc>
+          <w:tcPr>
+            <w:tcW w:type="dxa" w:w="5112"/>
+          </w:tcPr>
+          <w:p>
+            <w:r>
+              <w:t>How I will show it</w:t>
+            </w:r>
+          </w:p>
+        </w:tc>
+      </w:tr>
+      <w:tr>
+        <w:tc>
+          <w:tcPr>
+            <w:tcW w:type="dxa" w:w="5112"/>
+          </w:tcPr>
+          <w:p>
+            <w:r>
+              <w:t>Encode an ordered sequence with an explicit vocabulary</w:t>
+            </w:r>
+          </w:p>
+        </w:tc>
+        <w:tc>
+          <w:tcPr>
+            <w:tcW w:type="dxa" w:w="5112"/>
+          </w:tcPr>
+          <w:p>
+            <w:r>
+              <w:t>Explain the deciding step, show a trace or test, and state one limit.</w:t>
+            </w:r>
+          </w:p>
+        </w:tc>
+      </w:tr>
+      <w:tr>
+        <w:tc>
+          <w:tcPr>
+            <w:tcW w:type="dxa" w:w="5112"/>
+          </w:tcPr>
+          <w:p>
+            <w:r>
+              <w:t>Use padding and a mask without inventing real events</w:t>
+            </w:r>
+          </w:p>
+        </w:tc>
+        <w:tc>
+          <w:tcPr>
+            <w:tcW w:type="dxa" w:w="5112"/>
+          </w:tcPr>
+          <w:p>
+            <w:r>
+              <w:t>Explain the deciding step, show a trace or test, and state one limit.</w:t>
+            </w:r>
+          </w:p>
+        </w:tc>
+      </w:tr>
+      <w:tr>
+        <w:tc>
+          <w:tcPr>
+            <w:tcW w:type="dxa" w:w="5112"/>
+          </w:tcPr>
+          <w:p>
+            <w:r>
+              <w:t>Identify information lost by counts unknown symbols and truncation</w:t>
+            </w:r>
+          </w:p>
+        </w:tc>
+        <w:tc>
+          <w:tcPr>
+            <w:tcW w:type="dxa" w:w="5112"/>
+          </w:tcPr>
+          <w:p>
+            <w:r>
+              <w:t>Explain the deciding step, show a trace or test, and state one limit.</w:t>
+            </w:r>
+          </w:p>
+        </w:tc>
+      </w:tr>
+    </w:tbl>
+    <w:p>
+      <w:r>
+        <w:t>Remember → watch and explain → try with help → investigate → try independently → keep project evidence. Your teacher may spread this lesson across several classes.</w:t>
+      </w:r>
+    </w:p>
+    <w:p>
+      <w:r>
+        <w:t>Keep your first prediction. Compare it with what the evidence shows and explain any change.</w:t>
+      </w:r>
+    </w:p>
+    <w:p>
+      <w:pPr>
+        <w:pStyle w:val="Heading1"/>
+      </w:pPr>
+      <w:r>
+        <w:t>16. Finish and return</w:t>
+      </w:r>
+    </w:p>
+    <w:p>
+      <w:r>
+        <w:t>Close your notes. Explain this goal in your own words: Encode an ordered sequence with an explicit vocabulary</w:t>
+      </w:r>
+    </w:p>
+    <w:p>
+      <w:pPr>
+        <w:pStyle w:val="Heading3"/>
+      </w:pPr>
+      <w:r>
+        <w:t>My deciding step, evidence and one remaining question</w:t>
+      </w:r>
+    </w:p>
+    <w:p>
+      <w:r>
+        <w:t>________________________________________________________________</w:t>
+      </w:r>
+    </w:p>
+    <w:p>
+      <w:r>
+        <w:t>________________________________________________________________</w:t>
+      </w:r>
+    </w:p>
+    <w:p>
+      <w:r>
+        <w:t>________________________________________________________________</w:t>
+      </w:r>
+    </w:p>
+    <w:p>
+      <w:r>
+        <w:t>________________________________________________________________</w:t>
+      </w:r>
+    </w:p>
+    <w:p>
+      <w:r>
+        <w:t>________________________________________________________________</w:t>
+      </w:r>
+    </w:p>
+    <w:p>
+      <w:r>
+        <w:t>If you are unsure, return to the worked picture and explain one arrow. If you are ready, change an input or assumption and justify your prediction.</w:t>
+      </w:r>
+    </w:p>
+    <w:p>
+      <w:r>
+        <w:t>Save your workbook evidence. At the next review, try a different case before opening your old answer.</w:t>
+      </w:r>
+    </w:p>
     <w:sectPr>
       <w:pgSz w:w="12240" w:h="15840"/>
       <w:pgMar w:top="936" w:right="1008" w:bottom="936" w:left="1008" w:header="720" w:footer="720" w:gutter="0"/>

--- a/downloads/student/ai-5-week-25.docx
+++ b/downloads/student/ai-5-week-25.docx
@@ -2520,6 +2520,215 @@
         <w:t>Save your workbook evidence. At the next review, try a different case before opening your old answer.</w:t>
       </w:r>
     </w:p>
+    <w:p>
+      <w:pPr>
+        <w:pStyle w:val="Heading1"/>
+      </w:pPr>
+      <w:r>
+        <w:t>17. Supported practice, repair and portfolio</w:t>
+      </w:r>
+    </w:p>
+    <w:p>
+      <w:r>
+        <w:t>Use this supported practice once, in the browser or on paper. Keep the reserved independent assessment for a separate first attempt before teacher feedback.</w:t>
+      </w:r>
+    </w:p>
+    <w:p>
+      <w:r>
+        <w:t>Distinguish padding positions from meaningful zero sensor readings.</w:t>
+      </w:r>
+    </w:p>
+    <w:p>
+      <w:pPr>
+        <w:pStyle w:val="Heading3"/>
+      </w:pPr>
+      <w:r>
+        <w:t>Practice 1: explain the deciding evidence</w:t>
+      </w:r>
+    </w:p>
+    <w:p>
+      <w:r>
+        <w:t>Which labelled step matches this detail? Readings [0, 4, 0, 0] with real length 2 use mask [1, 1, 0, 0]; the first zero is a real measurement.</w:t>
+      </w:r>
+    </w:p>
+    <w:p>
+      <w:r>
+        <w:t>1. Encode real tokens</w:t>
+      </w:r>
+    </w:p>
+    <w:p>
+      <w:r>
+        <w:t>2. Compare sensor example</w:t>
+      </w:r>
+    </w:p>
+    <w:p>
+      <w:r>
+        <w:t>3. Mark padding</w:t>
+      </w:r>
+    </w:p>
+    <w:p>
+      <w:pPr>
+        <w:pStyle w:val="Heading3"/>
+      </w:pPr>
+      <w:r>
+        <w:t>My selected conclusion, deciding fact and explanation</w:t>
+      </w:r>
+    </w:p>
+    <w:p>
+      <w:r>
+        <w:t>________________________________________________________________</w:t>
+      </w:r>
+    </w:p>
+    <w:p>
+      <w:r>
+        <w:t>________________________________________________________________</w:t>
+      </w:r>
+    </w:p>
+    <w:p>
+      <w:r>
+        <w:t>________________________________________________________________</w:t>
+      </w:r>
+    </w:p>
+    <w:p>
+      <w:r>
+        <w:t>________________________________________________________________</w:t>
+      </w:r>
+    </w:p>
+    <w:p>
+      <w:r>
+        <w:t>________________________________________________________________</w:t>
+      </w:r>
+    </w:p>
+    <w:p>
+      <w:r>
+        <w:t>Hint if needed: Read the steps in the pictorial case. Match the supplied detail to the stage that performs or records it.</w:t>
+      </w:r>
+    </w:p>
+    <w:p>
+      <w:r>
+        <w:t>After your attempt, compare with the supported explanation: Compare sensor example Readings [0, 4, 0, 0] with real length 2 use mask [1, 1, 0, 0]; the first zero is a real measurement. Sequence values and sequence length are separate information. Padding fills unused storage positions so arrays can share a size; a mask marks which positions are real. A real sensor reading can be zero, just like a padding value. Keep the length or mask rather than inferring presence from the number alone. Token IDs are identifiers, not measured magnitudes.</w:t>
+      </w:r>
+    </w:p>
+    <w:p>
+      <w:pPr>
+        <w:pStyle w:val="Heading3"/>
+      </w:pPr>
+      <w:r>
+        <w:t>Practice 2: explain the deciding evidence</w:t>
+      </w:r>
+    </w:p>
+    <w:p>
+      <w:r>
+        <w:t>Changed-case practice: A missing sequence length causes every numeric0 to be treated as padding in the sensor example. Which conclusion is supported by the supplied facts?</w:t>
+      </w:r>
+    </w:p>
+    <w:p>
+      <w:r>
+        <w:t>1. This one example guarantees correct results for every future input.</w:t>
+      </w:r>
+    </w:p>
+    <w:p>
+      <w:r>
+        <w:t>2. The first real sensor reading is incorrectly discarded.</w:t>
+      </w:r>
+    </w:p>
+    <w:p>
+      <w:r>
+        <w:t>3. We can decide the result without examining the changed input or the procedure.</w:t>
+      </w:r>
+    </w:p>
+    <w:p>
+      <w:pPr>
+        <w:pStyle w:val="Heading3"/>
+      </w:pPr>
+      <w:r>
+        <w:t>My selected conclusion, deciding fact and explanation</w:t>
+      </w:r>
+    </w:p>
+    <w:p>
+      <w:r>
+        <w:t>________________________________________________________________</w:t>
+      </w:r>
+    </w:p>
+    <w:p>
+      <w:r>
+        <w:t>________________________________________________________________</w:t>
+      </w:r>
+    </w:p>
+    <w:p>
+      <w:r>
+        <w:t>________________________________________________________________</w:t>
+      </w:r>
+    </w:p>
+    <w:p>
+      <w:r>
+        <w:t>________________________________________________________________</w:t>
+      </w:r>
+    </w:p>
+    <w:p>
+      <w:r>
+        <w:t>________________________________________________________________</w:t>
+      </w:r>
+    </w:p>
+    <w:p>
+      <w:r>
+        <w:t>Hint if needed: Use the changed condition and the deciding step in the pictorial trace. The answer must say what follows from those facts.</w:t>
+      </w:r>
+    </w:p>
+    <w:p>
+      <w:r>
+        <w:t>After your attempt, compare with the supported explanation: The first real sensor reading is incorrectly discarded. Its numeric value is 0, but its position is real according to the declared length.</w:t>
+      </w:r>
+    </w:p>
+    <w:p>
+      <w:pPr>
+        <w:pStyle w:val="Heading3"/>
+      </w:pPr>
+      <w:r>
+        <w:t>Repair a missing building block</w:t>
+      </w:r>
+    </w:p>
+    <w:p>
+      <w:r>
+        <w:t>Review Augmentation and leakage (ai-5/24). Goal: Check whether a transformation preserves the task label. Short practice: How many independent source groups are in the final test? Point to the relevant step in the picture, then write the changed result and the rule or evidence that supports it.. Return to this week and explain what you changed.</w:t>
+      </w:r>
+    </w:p>
+    <w:p>
+      <w:r>
+        <w:t>Review Pooling and spatial information (ai-5/22). Goal: Compute max and mean pooling under an explicit window rule. Short practice: Can the max map reveal where the 4 originally appeared? Point to the relevant step in the picture, then write the changed result and the rule or evidence that supports it.. Return to this week and explain what you changed.</w:t>
+      </w:r>
+    </w:p>
+    <w:p>
+      <w:r>
+        <w:t>Review Learned representations (ai-5/19). Goal: Trace an input through a hidden representation and a decision rule. Short practice: Why can no deterministic head using only the sum classify both correctly? Point to the relevant step in the picture, then write the changed result and the rule or evidence that supports it.. Return to this week and explain what you changed.</w:t>
+      </w:r>
+    </w:p>
+    <w:p>
+      <w:pPr>
+        <w:pStyle w:val="Heading3"/>
+      </w:pPr>
+      <w:r>
+        <w:t>Predict, run and debug</w:t>
+      </w:r>
+    </w:p>
+    <w:p>
+      <w:r>
+        <w:t>The browser lab lets you edit the supported Python examples already included in this lesson. Predict first, run, inspect the actual output or error, change one input, then run again. Keep code, predictions, actual results and a reasoned revision together. On paper, label your result as a trace rather than an execution.</w:t>
+      </w:r>
+    </w:p>
+    <w:p>
+      <w:pPr>
+        <w:pStyle w:val="Heading3"/>
+      </w:pPr>
+      <w:r>
+        <w:t>Keep your completed work</w:t>
+      </w:r>
+    </w:p>
+    <w:p>
+      <w:r>
+        <w:t>Use Download completed work in the hosted lesson to export your answers, reflections, practice feedback and code-run evidence. Open the HTML copy to read or print it. Drafts stay in this browser when storage is available; clear drafts on a shared device.</w:t>
+      </w:r>
+    </w:p>
     <w:sectPr>
       <w:pgSz w:w="12240" w:h="15840"/>
       <w:pgMar w:top="936" w:right="1008" w:bottom="936" w:left="1008" w:header="720" w:footer="720" w:gutter="0"/>

--- a/downloads/student/ai-5-week-25.docx
+++ b/downloads/student/ai-5-week-25.docx
@@ -42,6 +42,11 @@
       </w:r>
     </w:p>
     <w:p>
+      <w:r>
+        <w:t>Start with the target: Encode an ordered sequence with an explicit vocabulary. Try the recall before opening notes.</w:t>
+      </w:r>
+    </w:p>
+    <w:p>
       <w:pPr>
         <w:pStyle w:val="Heading3"/>
       </w:pPr>
@@ -50,17 +55,71 @@
       </w:r>
     </w:p>
     <w:p>
-      <w:r>
-        <w:t>I can encode an ordered sequence with an explicit vocabulary.</w:t>
-      </w:r>
-    </w:p>
-    <w:p>
-      <w:r>
-        <w:t>I can use padding and a mask without inventing real events.</w:t>
-      </w:r>
-    </w:p>
-    <w:p>
-      <w:r>
+      <w:pPr>
+        <w:spacing w:line="336" w:lineRule="auto" w:after="180"/>
+      </w:pPr>
+      <w:r>
+        <w:rPr>
+          <w:b w:val="0"/>
+        </w:rPr>
+        <w:t xml:space="preserve">I can encode an ordered </w:t>
+      </w:r>
+      <w:r>
+        <w:rPr>
+          <w:b/>
+        </w:rPr>
+        <w:t>sequence</w:t>
+      </w:r>
+      <w:r>
+        <w:rPr>
+          <w:b w:val="0"/>
+        </w:rPr>
+        <w:t xml:space="preserve"> with an explicit vocabulary.</w:t>
+      </w:r>
+    </w:p>
+    <w:p>
+      <w:pPr>
+        <w:spacing w:line="336" w:lineRule="auto" w:after="180"/>
+      </w:pPr>
+      <w:r>
+        <w:rPr>
+          <w:b w:val="0"/>
+        </w:rPr>
+        <w:t xml:space="preserve">I can use </w:t>
+      </w:r>
+      <w:r>
+        <w:rPr>
+          <w:b/>
+        </w:rPr>
+        <w:t>padding</w:t>
+      </w:r>
+      <w:r>
+        <w:rPr>
+          <w:b w:val="0"/>
+        </w:rPr>
+        <w:t xml:space="preserve"> and a </w:t>
+      </w:r>
+      <w:r>
+        <w:rPr>
+          <w:b/>
+        </w:rPr>
+        <w:t>mask</w:t>
+      </w:r>
+      <w:r>
+        <w:rPr>
+          <w:b w:val="0"/>
+        </w:rPr>
+        <w:t xml:space="preserve"> without inventing real events.</w:t>
+      </w:r>
+    </w:p>
+    <w:p>
+      <w:pPr>
+        <w:spacing w:line="336" w:lineRule="auto" w:after="180"/>
+      </w:pPr>
+      <w:r>
+        <w:rPr>
+          <w:b w:val="0"/>
+        </w:rPr>
         <w:t>I can identify information lost by counts unknown symbols and truncation.</w:t>
       </w:r>
     </w:p>
@@ -73,47 +132,149 @@
       </w:r>
     </w:p>
     <w:p>
-      <w:r>
+      <w:pPr>
+        <w:spacing w:line="336" w:lineRule="auto" w:after="180"/>
+      </w:pPr>
+      <w:r>
+        <w:rPr>
+          <w:b w:val="0"/>
+        </w:rPr>
         <w:t>Close your notes first. A rough first answer helps us choose the right starting point; it is not a score for your ability.</w:t>
       </w:r>
     </w:p>
     <w:p>
-      <w:r>
+      <w:pPr>
+        <w:spacing w:line="336" w:lineRule="auto" w:after="180"/>
+      </w:pPr>
+      <w:r>
+        <w:rPr>
+          <w:b w:val="0"/>
+        </w:rPr>
         <w:t>Without opening the old lesson, explain one key idea from Augmentation and leakage. Give an example and a mistake that the idea helps you avoid.</w:t>
       </w:r>
     </w:p>
     <w:p>
-      <w:r>
+      <w:pPr>
+        <w:spacing w:line="336" w:lineRule="auto" w:after="180"/>
+      </w:pPr>
+      <w:r>
+        <w:rPr>
+          <w:b w:val="0"/>
+        </w:rPr>
         <w:t>Without opening the old lesson, explain one key idea from Pooling and spatial information. Give an example and a mistake that the idea helps you avoid.</w:t>
       </w:r>
     </w:p>
     <w:p>
-      <w:r>
+      <w:pPr>
+        <w:spacing w:line="336" w:lineRule="auto" w:after="180"/>
+      </w:pPr>
+      <w:r>
+        <w:rPr>
+          <w:b w:val="0"/>
+        </w:rPr>
         <w:t>Without opening the old lesson, explain one key idea from Learned representations. Give an example and a mistake that the idea helps you avoid.</w:t>
       </w:r>
     </w:p>
     <w:p>
-      <w:r>
-        <w:t>After trying, check the relevant lesson or ask your teacher. Change the part of your explanation that the evidence shows was wrong.</w:t>
-      </w:r>
-    </w:p>
-    <w:p>
-      <w:r>
+      <w:pPr>
+        <w:spacing w:line="336" w:lineRule="auto" w:after="180"/>
+      </w:pPr>
+      <w:r>
+        <w:rPr>
+          <w:b w:val="0"/>
+        </w:rPr>
+        <w:t xml:space="preserve">After trying, check the relevant lesson or ask your teacher. Change the part of your explanation that the </w:t>
+      </w:r>
+      <w:r>
+        <w:rPr>
+          <w:b/>
+        </w:rPr>
+        <w:t>evidence</w:t>
+      </w:r>
+      <w:r>
+        <w:rPr>
+          <w:b w:val="0"/>
+        </w:rPr>
+        <w:t xml:space="preserve"> shows was wrong.</w:t>
+      </w:r>
+    </w:p>
+    <w:p>
+      <w:pPr>
+        <w:spacing w:line="336" w:lineRule="auto" w:after="180"/>
+      </w:pPr>
+      <w:r>
+        <w:rPr>
+          <w:b w:val="0"/>
+        </w:rPr>
         <w:t>This week you will practise:</w:t>
       </w:r>
     </w:p>
     <w:p>
-      <w:r>
-        <w:t>Encode an ordered sequence with an explicit vocabulary</w:t>
-      </w:r>
-    </w:p>
-    <w:p>
-      <w:r>
-        <w:t>Use padding and a mask without inventing real events</w:t>
-      </w:r>
-    </w:p>
-    <w:p>
-      <w:r>
+      <w:pPr>
+        <w:spacing w:line="336" w:lineRule="auto" w:after="180"/>
+      </w:pPr>
+      <w:r>
+        <w:rPr>
+          <w:b w:val="0"/>
+        </w:rPr>
+        <w:t xml:space="preserve">Encode an ordered </w:t>
+      </w:r>
+      <w:r>
+        <w:rPr>
+          <w:b/>
+        </w:rPr>
+        <w:t>sequence</w:t>
+      </w:r>
+      <w:r>
+        <w:rPr>
+          <w:b w:val="0"/>
+        </w:rPr>
+        <w:t xml:space="preserve"> with an explicit vocabulary</w:t>
+      </w:r>
+    </w:p>
+    <w:p>
+      <w:pPr>
+        <w:spacing w:line="336" w:lineRule="auto" w:after="180"/>
+      </w:pPr>
+      <w:r>
+        <w:rPr>
+          <w:b w:val="0"/>
+        </w:rPr>
+        <w:t xml:space="preserve">Use </w:t>
+      </w:r>
+      <w:r>
+        <w:rPr>
+          <w:b/>
+        </w:rPr>
+        <w:t>padding</w:t>
+      </w:r>
+      <w:r>
+        <w:rPr>
+          <w:b w:val="0"/>
+        </w:rPr>
+        <w:t xml:space="preserve"> and a </w:t>
+      </w:r>
+      <w:r>
+        <w:rPr>
+          <w:b/>
+        </w:rPr>
+        <w:t>mask</w:t>
+      </w:r>
+      <w:r>
+        <w:rPr>
+          <w:b w:val="0"/>
+        </w:rPr>
+        <w:t xml:space="preserve"> without inventing real events</w:t>
+      </w:r>
+    </w:p>
+    <w:p>
+      <w:pPr>
+        <w:spacing w:line="336" w:lineRule="auto" w:after="180"/>
+      </w:pPr>
+      <w:r>
+        <w:rPr>
+          <w:b w:val="0"/>
+        </w:rPr>
         <w:t>Identify information lost by counts unknown symbols and truncation</w:t>
       </w:r>
     </w:p>
@@ -126,7 +287,14 @@
       </w:r>
     </w:p>
     <w:p>
-      <w:r>
+      <w:pPr>
+        <w:spacing w:line="336" w:lineRule="auto" w:after="180"/>
+        <w:shd w:fill="F5F1FB"/>
+      </w:pPr>
+      <w:r>
+        <w:rPr>
+          <w:b w:val="0"/>
+        </w:rPr>
         <w:t>Why can two different image regions have the same pooled maximum?</w:t>
       </w:r>
     </w:p>
@@ -162,8 +330,26 @@
       </w:r>
     </w:p>
     <w:p>
-      <w:r>
-        <w:t>By the end, I can explain sequence representations using a traced example and a stated limitation.</w:t>
+      <w:pPr>
+        <w:spacing w:line="336" w:lineRule="auto" w:after="180"/>
+      </w:pPr>
+      <w:r>
+        <w:rPr>
+          <w:b w:val="0"/>
+        </w:rPr>
+        <w:t xml:space="preserve">By the end, I can explain </w:t>
+      </w:r>
+      <w:r>
+        <w:rPr>
+          <w:b/>
+        </w:rPr>
+        <w:t>sequence</w:t>
+      </w:r>
+      <w:r>
+        <w:rPr>
+          <w:b w:val="0"/>
+        </w:rPr>
+        <w:t xml:space="preserve"> representations using a traced example and a stated limitation.</w:t>
       </w:r>
     </w:p>
     <w:p>
@@ -176,7 +362,29 @@
     </w:p>
     <w:p>
       <w:r>
-        <w:t>Use fictional robot event logs whose symbols are GO, TURN and STOP. The task asks whether the final real event is STOP. This is a representation exercise, not a claim that an event log proves a robot is safe. GO then STOP and STOP then GO contain the same symbols but have different final events.</w:t>
+        <w:t>Investigate the supplied Sequence representations case. Separate observations, given facts and assumptions before choosing an explanation.</w:t>
+      </w:r>
+    </w:p>
+    <w:p>
+      <w:pPr>
+        <w:spacing w:line="336" w:lineRule="auto" w:after="180"/>
+      </w:pPr>
+      <w:r>
+        <w:rPr>
+          <w:b w:val="0"/>
+        </w:rPr>
+        <w:t>Use fictional robot event logs whose symbols are GO, TURN and STOP. The task asks whether the final real event is STOP. This is a representation exercise, not a claim that an event log proves a robot is safe.</w:t>
+      </w:r>
+    </w:p>
+    <w:p>
+      <w:pPr>
+        <w:spacing w:line="336" w:lineRule="auto" w:after="180"/>
+      </w:pPr>
+      <w:r>
+        <w:rPr>
+          <w:b w:val="0"/>
+        </w:rPr>
+        <w:t>GO then STOP and STOP then GO contain the same symbols but have different final events.</w:t>
       </w:r>
     </w:p>
     <w:tbl>
@@ -364,13 +572,59 @@
       </w:tr>
     </w:tbl>
     <w:p>
-      <w:r>
-        <w:t>A count vector discards order, so no deterministic rule using only the first two count vectors can distinguish their answers. A sequence of IDs preserves order if we retain each position. Declare the vocabulary: PAD = 0, UNK = 1, GO = 2, TURN = 3 and STOP = 4. PAD is reserved for added storage positions; UNK represents a real but unrecognised symbol.</w:t>
-      </w:r>
-    </w:p>
-    <w:p>
-      <w:r>
-        <w:t>IDs are names, not measured amounts. STOP having ID 4 does not make it twice as much as GO with ID 2. Changing the vocabulary requires changing every consumer consistently. Do not interpret numerical distance between IDs as semantic similarity.</w:t>
+      <w:pPr>
+        <w:spacing w:line="336" w:lineRule="auto" w:after="180"/>
+      </w:pPr>
+      <w:r>
+        <w:rPr>
+          <w:b w:val="0"/>
+        </w:rPr>
+        <w:t xml:space="preserve">A count vector discards order, so no deterministic rule using only the first two count vectors can distinguish their answers. A </w:t>
+      </w:r>
+      <w:r>
+        <w:rPr>
+          <w:b/>
+        </w:rPr>
+        <w:t>sequence</w:t>
+      </w:r>
+      <w:r>
+        <w:rPr>
+          <w:b w:val="0"/>
+        </w:rPr>
+        <w:t xml:space="preserve"> of IDs preserves order if we retain each position.</w:t>
+      </w:r>
+    </w:p>
+    <w:p>
+      <w:pPr>
+        <w:spacing w:line="336" w:lineRule="auto" w:after="180"/>
+      </w:pPr>
+      <w:r>
+        <w:rPr>
+          <w:b w:val="0"/>
+        </w:rPr>
+        <w:t>Declare the vocabulary: PAD = 0, UNK = 1, GO = 2, TURN = 3 and STOP = 4. PAD is reserved for added storage positions; UNK represents a real but unrecognised symbol.</w:t>
+      </w:r>
+    </w:p>
+    <w:p>
+      <w:pPr>
+        <w:spacing w:line="336" w:lineRule="auto" w:after="180"/>
+      </w:pPr>
+      <w:r>
+        <w:rPr>
+          <w:b w:val="0"/>
+        </w:rPr>
+        <w:t>IDs are names, not measured amounts. STOP having ID 4 does not make it twice as much as GO with ID 2. Changing the vocabulary requires changing every consumer consistently.</w:t>
+      </w:r>
+    </w:p>
+    <w:p>
+      <w:pPr>
+        <w:spacing w:line="336" w:lineRule="auto" w:after="180"/>
+      </w:pPr>
+      <w:r>
+        <w:rPr>
+          <w:b w:val="0"/>
+        </w:rPr>
+        <w:t>Do not interpret numerical distance between IDs as semantic similarity.</w:t>
       </w:r>
     </w:p>
     <w:p>
@@ -406,7 +660,77 @@
     </w:p>
     <w:p>
       <w:r>
-        <w:t>Store each log in four positions, padding on the right. A mask value 1 marks a real position and 0 marks padding. The encoder rejects empty logs, logs longer than four, and literal reserved markers. Other unrecognised symbols become UNK and still receive mask 1.</w:t>
+        <w:t>Follow the mechanism for Sequence representations. Connect each labelled input, deciding step and result.</w:t>
+      </w:r>
+    </w:p>
+    <w:p>
+      <w:pPr>
+        <w:spacing w:line="336" w:lineRule="auto" w:after="180"/>
+      </w:pPr>
+      <w:r>
+        <w:rPr>
+          <w:b w:val="0"/>
+        </w:rPr>
+        <w:t xml:space="preserve">Store each log in four positions, </w:t>
+      </w:r>
+      <w:r>
+        <w:rPr>
+          <w:b/>
+        </w:rPr>
+        <w:t>padding</w:t>
+      </w:r>
+      <w:r>
+        <w:rPr>
+          <w:b w:val="0"/>
+        </w:rPr>
+        <w:t xml:space="preserve"> on the right. A </w:t>
+      </w:r>
+      <w:r>
+        <w:rPr>
+          <w:b/>
+        </w:rPr>
+        <w:t>mask</w:t>
+      </w:r>
+      <w:r>
+        <w:rPr>
+          <w:b w:val="0"/>
+        </w:rPr>
+        <w:t xml:space="preserve"> value 1 marks a real position and 0 marks </w:t>
+      </w:r>
+      <w:r>
+        <w:rPr>
+          <w:b/>
+        </w:rPr>
+        <w:t>padding</w:t>
+      </w:r>
+      <w:r>
+        <w:rPr>
+          <w:b w:val="0"/>
+        </w:rPr>
+        <w:t>. The encoder rejects empty logs, logs longer than four, and literal reserved markers.</w:t>
+      </w:r>
+    </w:p>
+    <w:p>
+      <w:pPr>
+        <w:spacing w:line="336" w:lineRule="auto" w:after="180"/>
+      </w:pPr>
+      <w:r>
+        <w:rPr>
+          <w:b w:val="0"/>
+        </w:rPr>
+        <w:t xml:space="preserve">Other unrecognised symbols become UNK and still receive </w:t>
+      </w:r>
+      <w:r>
+        <w:rPr>
+          <w:b/>
+        </w:rPr>
+        <w:t>mask</w:t>
+      </w:r>
+      <w:r>
+        <w:rPr>
+          <w:b w:val="0"/>
+        </w:rPr>
+        <w:t xml:space="preserve"> 1.</w:t>
       </w:r>
     </w:p>
     <w:p>
@@ -443,8 +767,37 @@
       </w:r>
     </w:p>
     <w:p>
-      <w:r>
-        <w:t>The code assumes a list of symbol strings and uses exact spelling. It does not fit a vocabulary from data. If a future project fits vocabulary choices or frequency cutoffs, derive those choices from training data and apply the saved encoding consistently to validation and final cases.</w:t>
+      <w:pPr>
+        <w:spacing w:line="336" w:lineRule="auto" w:after="180"/>
+      </w:pPr>
+      <w:r>
+        <w:rPr>
+          <w:b w:val="0"/>
+        </w:rPr>
+        <w:t>The code assumes a list of symbol strings and uses exact spelling. It does not fit a vocabulary from data.</w:t>
+      </w:r>
+    </w:p>
+    <w:p>
+      <w:pPr>
+        <w:spacing w:line="336" w:lineRule="auto" w:after="180"/>
+      </w:pPr>
+      <w:r>
+        <w:rPr>
+          <w:b w:val="0"/>
+        </w:rPr>
+        <w:t xml:space="preserve">If a future project fits vocabulary choices or frequency cutoffs, derive those choices from </w:t>
+      </w:r>
+      <w:r>
+        <w:rPr>
+          <w:b/>
+        </w:rPr>
+        <w:t>training</w:t>
+      </w:r>
+      <w:r>
+        <w:rPr>
+          <w:b w:val="0"/>
+        </w:rPr>
+        <w:t xml:space="preserve"> data and apply the saved encoding consistently to validation and final cases.</w:t>
       </w:r>
     </w:p>
     <w:p>
@@ -456,8 +809,26 @@
       </w:r>
     </w:p>
     <w:p>
-      <w:r>
-        <w:t>Point to the input, the deciding step and the result in this week’s visual. Explain the same step in ordinary words. A picture helps when you can say what each part represents.</w:t>
+      <w:pPr>
+        <w:spacing w:line="336" w:lineRule="auto" w:after="180"/>
+      </w:pPr>
+      <w:r>
+        <w:rPr>
+          <w:b w:val="0"/>
+        </w:rPr>
+        <w:t xml:space="preserve">Point to the </w:t>
+      </w:r>
+      <w:r>
+        <w:rPr>
+          <w:b/>
+        </w:rPr>
+        <w:t>input</w:t>
+      </w:r>
+      <w:r>
+        <w:rPr>
+          <w:b w:val="0"/>
+        </w:rPr>
+        <w:t>, the deciding step and the result in this week’s visual. Explain the same step in ordinary words. A picture helps when you can say what each part represents.</w:t>
       </w:r>
     </w:p>
     <w:p>
@@ -469,6 +840,11 @@
       </w:r>
     </w:p>
     <w:p>
+      <w:r>
+        <w:t>Compare the supplied cases for Sequence representations. Identify the detail that changes the conclusion.</w:t>
+      </w:r>
+    </w:p>
+    <w:p>
       <w:pPr>
         <w:pStyle w:val="Heading3"/>
       </w:pPr>
@@ -477,7 +853,13 @@
       </w:r>
     </w:p>
     <w:p>
-      <w:r>
+      <w:pPr>
+        <w:spacing w:line="336" w:lineRule="auto" w:after="180"/>
+      </w:pPr>
+      <w:r>
+        <w:rPr>
+          <w:b w:val="0"/>
+        </w:rPr>
         <w:t>Give two logs made of exactly GO, TURN and STOP once each that have equal count vectors but different answers to whether the final event is STOP.</w:t>
       </w:r>
     </w:p>
@@ -523,17 +905,92 @@
       </w:r>
     </w:p>
     <w:p>
-      <w:r>
-        <w:t>Change: A missing sequence length causes every numeric0 to be treated as padding in the sensor example.</w:t>
-      </w:r>
-    </w:p>
-    <w:p>
-      <w:r>
-        <w:t>Prediction: The first real sensor reading is incorrectly discarded.</w:t>
-      </w:r>
-    </w:p>
-    <w:p>
-      <w:r>
+      <w:pPr>
+        <w:pStyle w:val="Heading3"/>
+      </w:pPr>
+      <w:r>
+        <w:t>Change one thing</w:t>
+      </w:r>
+    </w:p>
+    <w:p>
+      <w:pPr>
+        <w:spacing w:line="336" w:lineRule="auto" w:after="180"/>
+        <w:shd w:fill="F5F1FB"/>
+      </w:pPr>
+      <w:r>
+        <w:rPr>
+          <w:b w:val="0"/>
+        </w:rPr>
+        <w:t xml:space="preserve">Change: A missing </w:t>
+      </w:r>
+      <w:r>
+        <w:rPr>
+          <w:b/>
+        </w:rPr>
+        <w:t>sequence</w:t>
+      </w:r>
+      <w:r>
+        <w:rPr>
+          <w:b w:val="0"/>
+        </w:rPr>
+        <w:t xml:space="preserve"> length causes every numeric0 to be treated as </w:t>
+      </w:r>
+      <w:r>
+        <w:rPr>
+          <w:b/>
+        </w:rPr>
+        <w:t>padding</w:t>
+      </w:r>
+      <w:r>
+        <w:rPr>
+          <w:b w:val="0"/>
+        </w:rPr>
+        <w:t xml:space="preserve"> in the sensor example.</w:t>
+      </w:r>
+    </w:p>
+    <w:p>
+      <w:pPr>
+        <w:pStyle w:val="Heading3"/>
+      </w:pPr>
+      <w:r>
+        <w:t>Predicted result</w:t>
+      </w:r>
+    </w:p>
+    <w:p>
+      <w:pPr>
+        <w:spacing w:line="336" w:lineRule="auto" w:after="180"/>
+        <w:shd w:fill="F1F6FC"/>
+      </w:pPr>
+      <w:r>
+        <w:rPr>
+          <w:b/>
+        </w:rPr>
+        <w:t>Prediction</w:t>
+      </w:r>
+      <w:r>
+        <w:rPr>
+          <w:b w:val="0"/>
+        </w:rPr>
+        <w:t>: The first real sensor reading is incorrectly discarded.</w:t>
+      </w:r>
+    </w:p>
+    <w:p>
+      <w:pPr>
+        <w:pStyle w:val="Heading3"/>
+      </w:pPr>
+      <w:r>
+        <w:t>Why the result follows</w:t>
+      </w:r>
+    </w:p>
+    <w:p>
+      <w:pPr>
+        <w:spacing w:line="336" w:lineRule="auto" w:after="180"/>
+        <w:shd w:fill="F1F6FC"/>
+      </w:pPr>
+      <w:r>
+        <w:rPr>
+          <w:b w:val="0"/>
+        </w:rPr>
         <w:t>Reason: Its numeric value is 0, but its position is real according to the declared length.</w:t>
       </w:r>
     </w:p>
@@ -543,6 +1000,11 @@
       </w:pPr>
       <w:r>
         <w:t>05. Words that unlock the idea</w:t>
+      </w:r>
+    </w:p>
+    <w:p>
+      <w:r>
+        <w:t>Use the vocabulary of Sequence representations to explain a concrete decision, rather than only memorising definitions.</w:t>
       </w:r>
     </w:p>
     <w:tbl>
@@ -698,6 +1160,11 @@
       </w:pPr>
       <w:r>
         <w:t>06. Follow a worked example</w:t>
+      </w:r>
+    </w:p>
+    <w:p>
+      <w:r>
+        <w:t>Follow the worked trace for Sequence representations, predict a step, then compare with its explanation.</w:t>
       </w:r>
     </w:p>
     <w:p>
@@ -925,7 +1392,13 @@
       </w:r>
     </w:p>
     <w:p>
-      <w:r>
+      <w:pPr>
+        <w:spacing w:line="336" w:lineRule="auto" w:after="180"/>
+      </w:pPr>
+      <w:r>
+        <w:rPr>
+          <w:b w:val="0"/>
+        </w:rPr>
         <w:t>Cover the result before checking it. Say what is given, choose the procedure, and follow one step at a time. Then uncover the result and explain your first mismatch. Ask why a step is allowed, not only what number it produces.</w:t>
       </w:r>
     </w:p>
@@ -938,8 +1411,26 @@
       </w:r>
     </w:p>
     <w:p>
-      <w:r>
-        <w:t>Distinguish padding positions from meaningful zero sensor readings.</w:t>
+      <w:pPr>
+        <w:spacing w:line="336" w:lineRule="auto" w:after="180"/>
+      </w:pPr>
+      <w:r>
+        <w:rPr>
+          <w:b w:val="0"/>
+        </w:rPr>
+        <w:t xml:space="preserve">Distinguish </w:t>
+      </w:r>
+      <w:r>
+        <w:rPr>
+          <w:b/>
+        </w:rPr>
+        <w:t>padding</w:t>
+      </w:r>
+      <w:r>
+        <w:rPr>
+          <w:b w:val="0"/>
+        </w:rPr>
+        <w:t xml:space="preserve"> positions from meaningful zero sensor readings.</w:t>
       </w:r>
     </w:p>
     <w:p>
@@ -951,13 +1442,79 @@
       </w:r>
     </w:p>
     <w:p>
-      <w:r>
-        <w:t>Toy tokensPAD0, UNK1, LEFT2, RIGHT3; stored length4. SequenceLEFT RIGHT encodes [2, 3, 0, 0], mask [1, 1, 0, 0].</w:t>
-      </w:r>
-    </w:p>
-    <w:p>
-      <w:r>
-        <w:t>All inputs and outcomes in this worked example are invented classroom data; no real model run is claimed.</w:t>
+      <w:pPr>
+        <w:pStyle w:val="Heading3"/>
+      </w:pPr>
+      <w:r>
+        <w:t>Supplied facts</w:t>
+      </w:r>
+    </w:p>
+    <w:p>
+      <w:pPr>
+        <w:spacing w:line="336" w:lineRule="auto" w:after="180"/>
+        <w:shd w:fill="F1F6FC"/>
+      </w:pPr>
+      <w:r>
+        <w:rPr>
+          <w:b w:val="0"/>
+        </w:rPr>
+        <w:t xml:space="preserve">Toy tokensPAD0, UNK1, LEFT2, RIGHT3; stored length4. </w:t>
+      </w:r>
+      <w:r>
+        <w:rPr>
+          <w:b/>
+        </w:rPr>
+        <w:t>Sequence</w:t>
+      </w:r>
+      <w:r>
+        <w:rPr>
+          <w:b w:val="0"/>
+        </w:rPr>
+        <w:t xml:space="preserve">LEFT RIGHT encodes [2, 3, 0, 0], </w:t>
+      </w:r>
+      <w:r>
+        <w:rPr>
+          <w:b/>
+        </w:rPr>
+        <w:t>mask</w:t>
+      </w:r>
+      <w:r>
+        <w:rPr>
+          <w:b w:val="0"/>
+        </w:rPr>
+        <w:t xml:space="preserve"> [1, 1, 0, 0].</w:t>
+      </w:r>
+    </w:p>
+    <w:p>
+      <w:pPr>
+        <w:pStyle w:val="Heading3"/>
+      </w:pPr>
+      <w:r>
+        <w:t>Supplied facts</w:t>
+      </w:r>
+    </w:p>
+    <w:p>
+      <w:pPr>
+        <w:spacing w:line="336" w:lineRule="auto" w:after="180"/>
+        <w:shd w:fill="F1F6FC"/>
+      </w:pPr>
+      <w:r>
+        <w:rPr>
+          <w:b w:val="0"/>
+        </w:rPr>
+        <w:t xml:space="preserve">All </w:t>
+      </w:r>
+      <w:r>
+        <w:rPr>
+          <w:b/>
+        </w:rPr>
+        <w:t>input</w:t>
+      </w:r>
+      <w:r>
+        <w:rPr>
+          <w:b w:val="0"/>
+        </w:rPr>
+        <w:t>s and outcomes in this worked example are invented classroom data; no real model run is claimed.</w:t>
       </w:r>
     </w:p>
     <w:p>
@@ -1120,31 +1677,241 @@
       </w:r>
     </w:p>
     <w:p>
-      <w:r>
-        <w:t>Sequence values and sequence length are separate information. Padding fills unused storage positions so arrays can share a size; a mask marks which positions are real. A real sensor reading can be zero, just like a padding value. Keep the length or mask rather than inferring presence from the number alone. Token IDs are identifiers, not measured magnitudes.</w:t>
-      </w:r>
-    </w:p>
-    <w:p>
       <w:pPr>
         <w:pStyle w:val="Heading3"/>
       </w:pPr>
       <w:r>
+        <w:t>Why the result follows</w:t>
+      </w:r>
+    </w:p>
+    <w:p>
+      <w:pPr>
+        <w:spacing w:line="336" w:lineRule="auto" w:after="180"/>
+        <w:shd w:fill="F1F6FC"/>
+      </w:pPr>
+      <w:r>
+        <w:rPr>
+          <w:b/>
+        </w:rPr>
+        <w:t>Sequence</w:t>
+      </w:r>
+      <w:r>
+        <w:rPr>
+          <w:b w:val="0"/>
+        </w:rPr>
+        <w:t xml:space="preserve"> values and </w:t>
+      </w:r>
+      <w:r>
+        <w:rPr>
+          <w:b/>
+        </w:rPr>
+        <w:t>sequence</w:t>
+      </w:r>
+      <w:r>
+        <w:rPr>
+          <w:b w:val="0"/>
+        </w:rPr>
+        <w:t xml:space="preserve"> length are separate information. </w:t>
+      </w:r>
+      <w:r>
+        <w:rPr>
+          <w:b/>
+        </w:rPr>
+        <w:t>Padding</w:t>
+      </w:r>
+      <w:r>
+        <w:rPr>
+          <w:b w:val="0"/>
+        </w:rPr>
+        <w:t xml:space="preserve"> fills unused storage positions so arrays can share a size; a </w:t>
+      </w:r>
+      <w:r>
+        <w:rPr>
+          <w:b/>
+        </w:rPr>
+        <w:t>mask</w:t>
+      </w:r>
+      <w:r>
+        <w:rPr>
+          <w:b w:val="0"/>
+        </w:rPr>
+        <w:t xml:space="preserve"> marks which positions are real.</w:t>
+      </w:r>
+    </w:p>
+    <w:p>
+      <w:pPr>
+        <w:spacing w:line="336" w:lineRule="auto" w:after="180"/>
+        <w:shd w:fill="F1F6FC"/>
+      </w:pPr>
+      <w:r>
+        <w:rPr>
+          <w:b w:val="0"/>
+        </w:rPr>
+        <w:t xml:space="preserve">A real sensor reading can be zero, just like a </w:t>
+      </w:r>
+      <w:r>
+        <w:rPr>
+          <w:b/>
+        </w:rPr>
+        <w:t>padding</w:t>
+      </w:r>
+      <w:r>
+        <w:rPr>
+          <w:b w:val="0"/>
+        </w:rPr>
+        <w:t xml:space="preserve"> value. Keep the length or </w:t>
+      </w:r>
+      <w:r>
+        <w:rPr>
+          <w:b/>
+        </w:rPr>
+        <w:t>mask</w:t>
+      </w:r>
+      <w:r>
+        <w:rPr>
+          <w:b w:val="0"/>
+        </w:rPr>
+        <w:t xml:space="preserve"> rather than inferring presence from the number alone. </w:t>
+      </w:r>
+      <w:r>
+        <w:rPr>
+          <w:b/>
+        </w:rPr>
+        <w:t>Token ID</w:t>
+      </w:r>
+      <w:r>
+        <w:rPr>
+          <w:b w:val="0"/>
+        </w:rPr>
+        <w:t>s are identifiers, not measured magnitudes.</w:t>
+      </w:r>
+    </w:p>
+    <w:p>
+      <w:pPr>
+        <w:pStyle w:val="Heading3"/>
+      </w:pPr>
+      <w:r>
         <w:t>What this example does not establish</w:t>
       </w:r>
     </w:p>
     <w:p>
-      <w:r>
-        <w:t>Token padding rules need not apply to sensor values. Document sequence lengths, vocabulary and unknown-token handling.</w:t>
-      </w:r>
-    </w:p>
-    <w:p>
-      <w:r>
-        <w:t>Read the labelled picture: Which record lets the program distinguish the first and last zeros? Point to the relevant step in the picture, then write the changed result and the rule or evidence that supports it.</w:t>
-      </w:r>
-    </w:p>
-    <w:p>
-      <w:r>
-        <w:t>Change one thing: A missing sequence length causes every numeric0 to be treated as padding in the sensor example. Predict the result before checking the explanation. What remains the same?</w:t>
+      <w:pPr>
+        <w:pStyle w:val="Heading3"/>
+      </w:pPr>
+      <w:r>
+        <w:t>Keep the stated limit</w:t>
+      </w:r>
+    </w:p>
+    <w:p>
+      <w:pPr>
+        <w:spacing w:line="336" w:lineRule="auto" w:after="180"/>
+        <w:shd w:fill="FFF5E6"/>
+      </w:pPr>
+      <w:r>
+        <w:rPr>
+          <w:b w:val="0"/>
+        </w:rPr>
+        <w:t xml:space="preserve">Token </w:t>
+      </w:r>
+      <w:r>
+        <w:rPr>
+          <w:b/>
+        </w:rPr>
+        <w:t>padding</w:t>
+      </w:r>
+      <w:r>
+        <w:rPr>
+          <w:b w:val="0"/>
+        </w:rPr>
+        <w:t xml:space="preserve"> rules need not apply to sensor values. Document </w:t>
+      </w:r>
+      <w:r>
+        <w:rPr>
+          <w:b/>
+        </w:rPr>
+        <w:t>sequence</w:t>
+      </w:r>
+      <w:r>
+        <w:rPr>
+          <w:b w:val="0"/>
+        </w:rPr>
+        <w:t xml:space="preserve"> lengths, vocabulary and unknown-token handling.</w:t>
+      </w:r>
+    </w:p>
+    <w:p>
+      <w:pPr>
+        <w:pStyle w:val="Heading3"/>
+      </w:pPr>
+      <w:r>
+        <w:t>Keep the stated limit</w:t>
+      </w:r>
+    </w:p>
+    <w:p>
+      <w:pPr>
+        <w:spacing w:line="336" w:lineRule="auto" w:after="180"/>
+        <w:shd w:fill="FFF5E6"/>
+      </w:pPr>
+      <w:r>
+        <w:rPr>
+          <w:b w:val="0"/>
+        </w:rPr>
+        <w:t xml:space="preserve">Read the labelled picture: Which record lets the program distinguish the first and last zeros? Point to the relevant step in the picture, then write the changed result and the rule or </w:t>
+      </w:r>
+      <w:r>
+        <w:rPr>
+          <w:b/>
+        </w:rPr>
+        <w:t>evidence</w:t>
+      </w:r>
+      <w:r>
+        <w:rPr>
+          <w:b w:val="0"/>
+        </w:rPr>
+        <w:t xml:space="preserve"> that supports it.</w:t>
+      </w:r>
+    </w:p>
+    <w:p>
+      <w:pPr>
+        <w:pStyle w:val="Heading3"/>
+      </w:pPr>
+      <w:r>
+        <w:t>Keep the stated limit</w:t>
+      </w:r>
+    </w:p>
+    <w:p>
+      <w:pPr>
+        <w:spacing w:line="336" w:lineRule="auto" w:after="180"/>
+        <w:shd w:fill="FFF5E6"/>
+      </w:pPr>
+      <w:r>
+        <w:rPr>
+          <w:b w:val="0"/>
+        </w:rPr>
+        <w:t xml:space="preserve">Change one thing: A missing </w:t>
+      </w:r>
+      <w:r>
+        <w:rPr>
+          <w:b/>
+        </w:rPr>
+        <w:t>sequence</w:t>
+      </w:r>
+      <w:r>
+        <w:rPr>
+          <w:b w:val="0"/>
+        </w:rPr>
+        <w:t xml:space="preserve"> length causes every numeric0 to be treated as </w:t>
+      </w:r>
+      <w:r>
+        <w:rPr>
+          <w:b/>
+        </w:rPr>
+        <w:t>padding</w:t>
+      </w:r>
+      <w:r>
+        <w:rPr>
+          <w:b w:val="0"/>
+        </w:rPr>
+        <w:t xml:space="preserve"> in the sensor example. Predict the result before checking the explanation. What remains the same?</w:t>
       </w:r>
     </w:p>
     <w:p>
@@ -1157,17 +1924,7 @@
     </w:p>
     <w:p>
       <w:r>
-        <w:t>A mask must affect a calculation to protect it from padding. Suppose real sensor values are [2, 4], stored as [2, 4, 0, 0] with mask [1, 1, 0, 0]. The masked mean is (2 + 4) / 2 = 3. Averaging all four slots gives 1.5. Unlike arbitrary token IDs, these sensor values are measurements for which a mean is meaningful.</w:t>
-      </w:r>
-    </w:p>
-    <w:p>
-      <w:r>
-        <w:t>Measured zero must remain real: values [0, 4, 0, 0] with mask [1, 1, 0, 0] have mean 2. Removing every zero would incorrectly give 4. The mask distinguishes a measured zero from a storage placeholder. An all-zero mask has no real values; reject it or follow an explicitly defined empty-input policy instead of dividing by zero.</w:t>
-      </w:r>
-    </w:p>
-    <w:p>
-      <w:r>
-        <w:t>Storing ordered IDs makes order available but does not guarantee a later model uses it. A computation that sums token counts or averages position-independent vectors can lose order again. Trace what the whole procedure reads, not just what the input format could preserve.</w:t>
+        <w:t>Find the unsupported step in the Sequence representations claim and explain a repair using the supplied evidence.</w:t>
       </w:r>
     </w:p>
     <w:p>
@@ -1175,11 +1932,223 @@
         <w:pStyle w:val="Heading3"/>
       </w:pPr>
       <w:r>
+        <w:t>Check the claim against the facts</w:t>
+      </w:r>
+    </w:p>
+    <w:p>
+      <w:pPr>
+        <w:spacing w:line="336" w:lineRule="auto" w:after="180"/>
+        <w:shd w:fill="FFF5E6"/>
+      </w:pPr>
+      <w:r>
+        <w:rPr>
+          <w:b w:val="0"/>
+        </w:rPr>
+        <w:t xml:space="preserve">A </w:t>
+      </w:r>
+      <w:r>
+        <w:rPr>
+          <w:b/>
+        </w:rPr>
+        <w:t>mask</w:t>
+      </w:r>
+      <w:r>
+        <w:rPr>
+          <w:b w:val="0"/>
+        </w:rPr>
+        <w:t xml:space="preserve"> must affect a calculation to protect it from </w:t>
+      </w:r>
+      <w:r>
+        <w:rPr>
+          <w:b/>
+        </w:rPr>
+        <w:t>padding</w:t>
+      </w:r>
+      <w:r>
+        <w:rPr>
+          <w:b w:val="0"/>
+        </w:rPr>
+        <w:t xml:space="preserve">. Suppose real sensor values are [2, 4], stored as [2, 4, 0, 0] with </w:t>
+      </w:r>
+      <w:r>
+        <w:rPr>
+          <w:b/>
+        </w:rPr>
+        <w:t>mask</w:t>
+      </w:r>
+      <w:r>
+        <w:rPr>
+          <w:b w:val="0"/>
+        </w:rPr>
+        <w:t xml:space="preserve"> [1, 1, 0, 0]. The </w:t>
+      </w:r>
+      <w:r>
+        <w:rPr>
+          <w:b/>
+        </w:rPr>
+        <w:t>mask</w:t>
+      </w:r>
+      <w:r>
+        <w:rPr>
+          <w:b w:val="0"/>
+        </w:rPr>
+        <w:t>ed mean is (2 + 4) / 2 = 3. Averaging all four slots gives 1.5.</w:t>
+      </w:r>
+    </w:p>
+    <w:p>
+      <w:pPr>
+        <w:spacing w:line="336" w:lineRule="auto" w:after="180"/>
+        <w:shd w:fill="FFF5E6"/>
+      </w:pPr>
+      <w:r>
+        <w:rPr>
+          <w:b w:val="0"/>
+        </w:rPr>
+        <w:t xml:space="preserve">Unlike arbitrary </w:t>
+      </w:r>
+      <w:r>
+        <w:rPr>
+          <w:b/>
+        </w:rPr>
+        <w:t>token ID</w:t>
+      </w:r>
+      <w:r>
+        <w:rPr>
+          <w:b w:val="0"/>
+        </w:rPr>
+        <w:t>s, these sensor values are measurements for which a mean is meaningful.</w:t>
+      </w:r>
+    </w:p>
+    <w:p>
+      <w:pPr>
+        <w:pStyle w:val="Heading3"/>
+      </w:pPr>
+      <w:r>
+        <w:t>Check the claim against the facts</w:t>
+      </w:r>
+    </w:p>
+    <w:p>
+      <w:pPr>
+        <w:spacing w:line="336" w:lineRule="auto" w:after="180"/>
+        <w:shd w:fill="FFF5E6"/>
+      </w:pPr>
+      <w:r>
+        <w:rPr>
+          <w:b w:val="0"/>
+        </w:rPr>
+        <w:t xml:space="preserve">Measured zero must remain real: values [0, 4, 0, 0] with </w:t>
+      </w:r>
+      <w:r>
+        <w:rPr>
+          <w:b/>
+        </w:rPr>
+        <w:t>mask</w:t>
+      </w:r>
+      <w:r>
+        <w:rPr>
+          <w:b w:val="0"/>
+        </w:rPr>
+        <w:t xml:space="preserve"> [1, 1, 0, 0] have mean 2. Removing every zero would incorrectly give 4. The </w:t>
+      </w:r>
+      <w:r>
+        <w:rPr>
+          <w:b/>
+        </w:rPr>
+        <w:t>mask</w:t>
+      </w:r>
+      <w:r>
+        <w:rPr>
+          <w:b w:val="0"/>
+        </w:rPr>
+        <w:t xml:space="preserve"> distinguishes a measured zero from a storage placeholder.</w:t>
+      </w:r>
+    </w:p>
+    <w:p>
+      <w:pPr>
+        <w:spacing w:line="336" w:lineRule="auto" w:after="180"/>
+        <w:shd w:fill="FFF5E6"/>
+      </w:pPr>
+      <w:r>
+        <w:rPr>
+          <w:b w:val="0"/>
+        </w:rPr>
+        <w:t xml:space="preserve">An all-zero </w:t>
+      </w:r>
+      <w:r>
+        <w:rPr>
+          <w:b/>
+        </w:rPr>
+        <w:t>mask</w:t>
+      </w:r>
+      <w:r>
+        <w:rPr>
+          <w:b w:val="0"/>
+        </w:rPr>
+        <w:t xml:space="preserve"> has no real values; reject it or follow an explicitly defined empty-</w:t>
+      </w:r>
+      <w:r>
+        <w:rPr>
+          <w:b/>
+        </w:rPr>
+        <w:t>input</w:t>
+      </w:r>
+      <w:r>
+        <w:rPr>
+          <w:b w:val="0"/>
+        </w:rPr>
+        <w:t xml:space="preserve"> policy instead of dividing by zero.</w:t>
+      </w:r>
+    </w:p>
+    <w:p>
+      <w:pPr>
+        <w:spacing w:line="336" w:lineRule="auto" w:after="180"/>
+      </w:pPr>
+      <w:r>
+        <w:rPr>
+          <w:b w:val="0"/>
+        </w:rPr>
+        <w:t>Storing ordered IDs makes order available but does not guarantee a later model uses it. A computation that sums token counts or averages position-independent vectors can lose order again.</w:t>
+      </w:r>
+    </w:p>
+    <w:p>
+      <w:pPr>
+        <w:spacing w:line="336" w:lineRule="auto" w:after="180"/>
+      </w:pPr>
+      <w:r>
+        <w:rPr>
+          <w:b w:val="0"/>
+        </w:rPr>
+        <w:t xml:space="preserve">Trace what the whole procedure reads, not just what the </w:t>
+      </w:r>
+      <w:r>
+        <w:rPr>
+          <w:b/>
+        </w:rPr>
+        <w:t>input</w:t>
+      </w:r>
+      <w:r>
+        <w:rPr>
+          <w:b w:val="0"/>
+        </w:rPr>
+        <w:t xml:space="preserve"> format could preserve.</w:t>
+      </w:r>
+    </w:p>
+    <w:p>
+      <w:pPr>
+        <w:pStyle w:val="Heading3"/>
+      </w:pPr>
+      <w:r>
         <w:t>Locate the earliest unsupported step</w:t>
       </w:r>
     </w:p>
     <w:p>
-      <w:r>
+      <w:pPr>
+        <w:spacing w:line="336" w:lineRule="auto" w:after="180"/>
+      </w:pPr>
+      <w:r>
+        <w:rPr>
+          <w:b w:val="0"/>
+        </w:rPr>
         <w:t>Encode WAIT GO. Which positions are real? Compare it with PAUSE GO, and state what information the encoding loses.</w:t>
       </w:r>
     </w:p>
@@ -1231,7 +2200,30 @@
     </w:p>
     <w:p>
       <w:r>
-        <w:t>Encode GO TURN STOP using the lesson vocabulary and four positions. Give its mask, real length and final real event.</w:t>
+        <w:t>Practise Sequence representations with support, then explain the deciding step in your own words.</w:t>
+      </w:r>
+    </w:p>
+    <w:p>
+      <w:pPr>
+        <w:spacing w:line="336" w:lineRule="auto" w:after="180"/>
+      </w:pPr>
+      <w:r>
+        <w:rPr>
+          <w:b w:val="0"/>
+        </w:rPr>
+        <w:t xml:space="preserve">Encode GO TURN STOP using the lesson vocabulary and four positions. Give its </w:t>
+      </w:r>
+      <w:r>
+        <w:rPr>
+          <w:b/>
+        </w:rPr>
+        <w:t>mask</w:t>
+      </w:r>
+      <w:r>
+        <w:rPr>
+          <w:b w:val="0"/>
+        </w:rPr>
+        <w:t>, real length and final real event.</w:t>
       </w:r>
     </w:p>
     <w:p>
@@ -1299,8 +2291,38 @@
       </w:r>
     </w:p>
     <w:p>
-      <w:r>
-        <w:t>Use workbook W2 for the connected example “Sequence representations”. First fill the input and rule boxes. Try the middle steps before asking for a hint. After a hint, try the next step yourself.</w:t>
+      <w:pPr>
+        <w:spacing w:line="336" w:lineRule="auto" w:after="180"/>
+      </w:pPr>
+      <w:r>
+        <w:rPr>
+          <w:b w:val="0"/>
+        </w:rPr>
+        <w:t>Use workbook W2 for the connected example “</w:t>
+      </w:r>
+      <w:r>
+        <w:rPr>
+          <w:b/>
+        </w:rPr>
+        <w:t>Sequence</w:t>
+      </w:r>
+      <w:r>
+        <w:rPr>
+          <w:b w:val="0"/>
+        </w:rPr>
+        <w:t xml:space="preserve"> representations”. First fill the </w:t>
+      </w:r>
+      <w:r>
+        <w:rPr>
+          <w:b/>
+        </w:rPr>
+        <w:t>input</w:t>
+      </w:r>
+      <w:r>
+        <w:rPr>
+          <w:b w:val="0"/>
+        </w:rPr>
+        <w:t xml:space="preserve"> and rule boxes. Try the middle steps before asking for a hint. After a hint, try the next step yourself.</w:t>
       </w:r>
     </w:p>
     <w:tbl>
@@ -1383,7 +2405,13 @@
       </w:tr>
     </w:tbl>
     <w:p>
-      <w:r>
+      <w:pPr>
+        <w:spacing w:line="336" w:lineRule="auto" w:after="180"/>
+      </w:pPr>
+      <w:r>
+        <w:rPr>
+          <w:b w:val="0"/>
+        </w:rPr>
         <w:t>Explain your trace to a partner. Your partner points to one step to check. Swap roles on the next case. Each person writes their own explanation.</w:t>
       </w:r>
     </w:p>
@@ -1396,12 +2424,59 @@
       </w:r>
     </w:p>
     <w:p>
-      <w:r>
-        <w:t>Use the worked case for Sequence representations. Proposed explanation: “Larger token IDs mean more of a concept”. Decide whether this explanation is supported. Point to the step or supplied fact that decides; explain your repair if needed.</w:t>
-      </w:r>
-    </w:p>
-    <w:p>
-      <w:r>
+      <w:pPr>
+        <w:spacing w:line="336" w:lineRule="auto" w:after="180"/>
+      </w:pPr>
+      <w:r>
+        <w:rPr>
+          <w:b w:val="0"/>
+        </w:rPr>
+        <w:t xml:space="preserve">Use the worked case for </w:t>
+      </w:r>
+      <w:r>
+        <w:rPr>
+          <w:b/>
+        </w:rPr>
+        <w:t>Sequence</w:t>
+      </w:r>
+      <w:r>
+        <w:rPr>
+          <w:b w:val="0"/>
+        </w:rPr>
+        <w:t xml:space="preserve"> representations. Proposed explanation: “Larger </w:t>
+      </w:r>
+      <w:r>
+        <w:rPr>
+          <w:b/>
+        </w:rPr>
+        <w:t>token ID</w:t>
+      </w:r>
+      <w:r>
+        <w:rPr>
+          <w:b w:val="0"/>
+        </w:rPr>
+        <w:t>s mean more of a concept”. Decide whether this explanation is supported.</w:t>
+      </w:r>
+    </w:p>
+    <w:p>
+      <w:pPr>
+        <w:spacing w:line="336" w:lineRule="auto" w:after="180"/>
+      </w:pPr>
+      <w:r>
+        <w:rPr>
+          <w:b w:val="0"/>
+        </w:rPr>
+        <w:t>Point to the step or supplied fact that decides; explain your repair if needed.</w:t>
+      </w:r>
+    </w:p>
+    <w:p>
+      <w:pPr>
+        <w:spacing w:line="336" w:lineRule="auto" w:after="180"/>
+      </w:pPr>
+      <w:r>
+        <w:rPr>
+          <w:b w:val="0"/>
+        </w:rPr>
         <w:t>Answer on your own before discussion. If you are unsure, say which step you need help with.</w:t>
       </w:r>
     </w:p>
@@ -1414,8 +2489,26 @@
       </w:r>
     </w:p>
     <w:p>
-      <w:r>
-        <w:t>Which record lets the program distinguish the first and last zeros? Point to the relevant step in the picture, then write the changed result and the rule or evidence that supports it.</w:t>
+      <w:pPr>
+        <w:spacing w:line="336" w:lineRule="auto" w:after="180"/>
+      </w:pPr>
+      <w:r>
+        <w:rPr>
+          <w:b w:val="0"/>
+        </w:rPr>
+        <w:t xml:space="preserve">Which record lets the program distinguish the first and last zeros? Point to the relevant step in the picture, then write the changed result and the rule or </w:t>
+      </w:r>
+      <w:r>
+        <w:rPr>
+          <w:b/>
+        </w:rPr>
+        <w:t>evidence</w:t>
+      </w:r>
+      <w:r>
+        <w:rPr>
+          <w:b w:val="0"/>
+        </w:rPr>
+        <w:t xml:space="preserve"> that supports it.</w:t>
       </w:r>
     </w:p>
     <w:p>
@@ -1447,7 +2540,13 @@
       </w:r>
     </w:p>
     <w:p>
-      <w:r>
+      <w:pPr>
+        <w:spacing w:line="336" w:lineRule="auto" w:after="180"/>
+      </w:pPr>
+      <w:r>
+        <w:rPr>
+          <w:b w:val="0"/>
+        </w:rPr>
         <w:t>This is supported practice. Keep the separately named independent case for an attempt before feedback.</w:t>
       </w:r>
     </w:p>
@@ -1460,6 +2559,11 @@
       </w:r>
     </w:p>
     <w:p>
+      <w:r>
+        <w:t>Investigate Sequence representations. Record the prediction, actual observation or labelled paper trace, explanation and next test separately.</w:t>
+      </w:r>
+    </w:p>
+    <w:p>
       <w:pPr>
         <w:pStyle w:val="Heading3"/>
       </w:pPr>
@@ -1468,7 +2572,13 @@
       </w:r>
     </w:p>
     <w:p>
-      <w:r>
+      <w:pPr>
+        <w:spacing w:line="336" w:lineRule="auto" w:after="180"/>
+      </w:pPr>
+      <w:r>
+        <w:rPr>
+          <w:b w:val="0"/>
+        </w:rPr>
         <w:t>Give two logs made of exactly GO, TURN and STOP once each that have equal count vectors but different answers to whether the final event is STOP.</w:t>
       </w:r>
     </w:p>
@@ -1642,7 +2752,13 @@
       </w:tr>
     </w:tbl>
     <w:p>
-      <w:r>
+      <w:pPr>
+        <w:spacing w:line="336" w:lineRule="auto" w:after="180"/>
+      </w:pPr>
+      <w:r>
+        <w:rPr>
+          <w:b w:val="0"/>
+        </w:rPr>
         <w:t>On paper, trace the supplied procedure. If code is provided, predict before running it in a local practice file. Never write an expected answer as though it were an observed run.</w:t>
       </w:r>
     </w:p>
@@ -1655,7 +2771,13 @@
       </w:r>
     </w:p>
     <w:p>
-      <w:r>
+      <w:pPr>
+        <w:spacing w:line="336" w:lineRule="auto" w:after="180"/>
+      </w:pPr>
+      <w:r>
+        <w:rPr>
+          <w:b w:val="0"/>
+        </w:rPr>
         <w:t>Before trying: what do I expect, and why? While trying: which step could first go wrong? Afterwards: what did I actually observe, and what should change? Keep “not run” if you only traced the procedure.</w:t>
       </w:r>
     </w:p>
@@ -1668,6 +2790,11 @@
       </w:r>
     </w:p>
     <w:p>
+      <w:r>
+        <w:t>Move from recall to tracing, diagnosis and transfer in Sequence representations. Explain why each step is justified.</w:t>
+      </w:r>
+    </w:p>
+    <w:p>
       <w:pPr>
         <w:pStyle w:val="Heading3"/>
       </w:pPr>
@@ -1676,17 +2803,48 @@
       </w:r>
     </w:p>
     <w:p>
-      <w:r>
-        <w:t>Encode GO TURN STOP using the lesson vocabulary and four positions. Give its mask, real length and final real event.</w:t>
-      </w:r>
-    </w:p>
-    <w:p>
-      <w:r>
+      <w:pPr>
+        <w:spacing w:line="336" w:lineRule="auto" w:after="180"/>
+      </w:pPr>
+      <w:r>
+        <w:rPr>
+          <w:b w:val="0"/>
+        </w:rPr>
+        <w:t xml:space="preserve">Encode GO TURN STOP using the lesson vocabulary and four positions. Give its </w:t>
+      </w:r>
+      <w:r>
+        <w:rPr>
+          <w:b/>
+        </w:rPr>
+        <w:t>mask</w:t>
+      </w:r>
+      <w:r>
+        <w:rPr>
+          <w:b w:val="0"/>
+        </w:rPr>
+        <w:t>, real length and final real event.</w:t>
+      </w:r>
+    </w:p>
+    <w:p>
+      <w:pPr>
+        <w:spacing w:line="336" w:lineRule="auto" w:after="180"/>
+      </w:pPr>
+      <w:r>
+        <w:rPr>
+          <w:b w:val="0"/>
+        </w:rPr>
         <w:t>Encode WAIT GO. Which positions are real? Compare it with PAUSE GO, and state what information the encoding loses.</w:t>
       </w:r>
     </w:p>
     <w:p>
-      <w:r>
+      <w:pPr>
+        <w:spacing w:line="336" w:lineRule="auto" w:after="180"/>
+        <w:shd w:fill="F5F1FB"/>
+      </w:pPr>
+      <w:r>
+        <w:rPr>
+          <w:b w:val="0"/>
+        </w:rPr>
         <w:t>The encoder receives five events ending in STOP, then an empty log. What should it do under the lesson contract? Why should a program not simply crop the first and assume a final event for the second?</w:t>
       </w:r>
     </w:p>
@@ -1733,7 +2891,89 @@
     </w:p>
     <w:p>
       <w:r>
-        <w:t>Add a labelled sequence representations evidence sheet to Image-pattern Network Investigation. Show how you can encode an ordered sequence with an explicit vocabulary. Use the supplied fictional case and keep its inputs, intermediate steps, calculation or prediction, and limitation. Connect this record to last week’s record; a matching answer without a trace is insufficient.</w:t>
+        <w:t>Apply this week’s idea to Image-pattern Network Investigation. Keep an annotated decision and the evidence supporting it.</w:t>
+      </w:r>
+    </w:p>
+    <w:p>
+      <w:pPr>
+        <w:spacing w:line="336" w:lineRule="auto" w:after="180"/>
+      </w:pPr>
+      <w:r>
+        <w:rPr>
+          <w:b w:val="0"/>
+        </w:rPr>
+        <w:t xml:space="preserve">Add a labelled </w:t>
+      </w:r>
+      <w:r>
+        <w:rPr>
+          <w:b/>
+        </w:rPr>
+        <w:t>sequence</w:t>
+      </w:r>
+      <w:r>
+        <w:rPr>
+          <w:b w:val="0"/>
+        </w:rPr>
+        <w:t xml:space="preserve"> representations </w:t>
+      </w:r>
+      <w:r>
+        <w:rPr>
+          <w:b/>
+        </w:rPr>
+        <w:t>evidence</w:t>
+      </w:r>
+      <w:r>
+        <w:rPr>
+          <w:b w:val="0"/>
+        </w:rPr>
+        <w:t xml:space="preserve"> sheet to Image-pattern Network Investigation. Show how you can encode an ordered </w:t>
+      </w:r>
+      <w:r>
+        <w:rPr>
+          <w:b/>
+        </w:rPr>
+        <w:t>sequence</w:t>
+      </w:r>
+      <w:r>
+        <w:rPr>
+          <w:b w:val="0"/>
+        </w:rPr>
+        <w:t xml:space="preserve"> with an explicit vocabulary.</w:t>
+      </w:r>
+    </w:p>
+    <w:p>
+      <w:pPr>
+        <w:spacing w:line="336" w:lineRule="auto" w:after="180"/>
+      </w:pPr>
+      <w:r>
+        <w:rPr>
+          <w:b w:val="0"/>
+        </w:rPr>
+        <w:t xml:space="preserve">Use the supplied fictional case and keep its </w:t>
+      </w:r>
+      <w:r>
+        <w:rPr>
+          <w:b/>
+        </w:rPr>
+        <w:t>input</w:t>
+      </w:r>
+      <w:r>
+        <w:rPr>
+          <w:b w:val="0"/>
+        </w:rPr>
+        <w:t xml:space="preserve">s, intermediate steps, calculation or </w:t>
+      </w:r>
+      <w:r>
+        <w:rPr>
+          <w:b/>
+        </w:rPr>
+        <w:t>prediction</w:t>
+      </w:r>
+      <w:r>
+        <w:rPr>
+          <w:b w:val="0"/>
+        </w:rPr>
+        <w:t>, and limitation. Connect this record to last week’s record; a matching answer without a trace is insufficient.</w:t>
       </w:r>
     </w:p>
     <w:tbl>
@@ -1861,8 +3101,37 @@
       </w:r>
     </w:p>
     <w:p>
-      <w:r>
-        <w:t>For your Image-pattern Network Investigation, save the input, procedure, observed result and limitation of this check. Label this worked example as practice; use a different, previously unreviewed case when checking independent understanding.</w:t>
+      <w:pPr>
+        <w:spacing w:line="336" w:lineRule="auto" w:after="180"/>
+      </w:pPr>
+      <w:r>
+        <w:rPr>
+          <w:b w:val="0"/>
+        </w:rPr>
+        <w:t xml:space="preserve">For your Image-pattern Network Investigation, save the </w:t>
+      </w:r>
+      <w:r>
+        <w:rPr>
+          <w:b/>
+        </w:rPr>
+        <w:t>input</w:t>
+      </w:r>
+      <w:r>
+        <w:rPr>
+          <w:b w:val="0"/>
+        </w:rPr>
+        <w:t>, procedure, observed result and limitation of this check.</w:t>
+      </w:r>
+    </w:p>
+    <w:p>
+      <w:pPr>
+        <w:spacing w:line="336" w:lineRule="auto" w:after="180"/>
+      </w:pPr>
+      <w:r>
+        <w:rPr>
+          <w:b w:val="0"/>
+        </w:rPr>
+        <w:t>Label this worked example as practice; use a different, previously unreviewed case when checking independent understanding.</w:t>
       </w:r>
     </w:p>
     <w:p>
@@ -1875,7 +3144,41 @@
     </w:p>
     <w:p>
       <w:r>
-        <w:t>WAIT STOP and PAUSE STOP both become [1, 4, 0, 0] with the same mask. UNK retains a real position but loses the identity of the unrecognised symbol. The final-event task can still answer Yes for both because the last real ID is STOP. A final real UNK would require an unknown result or another documented policy when the intended event cannot be determined.</w:t>
+        <w:t>Use a genuinely new case for independent evidence. Previously discussed examples remain practice; use the separately named independent case before feedback.</w:t>
+      </w:r>
+    </w:p>
+    <w:p>
+      <w:pPr>
+        <w:spacing w:line="336" w:lineRule="auto" w:after="180"/>
+      </w:pPr>
+      <w:r>
+        <w:rPr>
+          <w:b w:val="0"/>
+        </w:rPr>
+        <w:t xml:space="preserve">WAIT STOP and PAUSE STOP both become [1, 4, 0, 0] with the same </w:t>
+      </w:r>
+      <w:r>
+        <w:rPr>
+          <w:b/>
+        </w:rPr>
+        <w:t>mask</w:t>
+      </w:r>
+      <w:r>
+        <w:rPr>
+          <w:b w:val="0"/>
+        </w:rPr>
+        <w:t>. UNK retains a real position but loses the identity of the unrecognised symbol.</w:t>
+      </w:r>
+    </w:p>
+    <w:p>
+      <w:pPr>
+        <w:spacing w:line="336" w:lineRule="auto" w:after="180"/>
+      </w:pPr>
+      <w:r>
+        <w:rPr>
+          <w:b w:val="0"/>
+        </w:rPr>
+        <w:t>The final-event task can still answer Yes for both because the last real ID is STOP. A final real UNK would require an unknown result or another documented policy when the intended event cannot be determined.</w:t>
       </w:r>
     </w:p>
     <w:p>
@@ -1907,12 +3210,60 @@
       </w:r>
     </w:p>
     <w:p>
-      <w:r>
-        <w:t>The full log ends in STOP, while the retained prefix ends in TURN. Truncation changes the evidence needed for this task. Save the original length and any truncation policy in a real experiment, and test the consequences. Next week introduces embeddings while preserving the distinction between identifiers and learned vectors.</w:t>
-      </w:r>
-    </w:p>
-    <w:p>
-      <w:r>
+      <w:pPr>
+        <w:spacing w:line="336" w:lineRule="auto" w:after="180"/>
+      </w:pPr>
+      <w:r>
+        <w:rPr>
+          <w:b w:val="0"/>
+        </w:rPr>
+        <w:t xml:space="preserve">The full log ends in STOP, while the retained prefix ends in TURN. Truncation changes the </w:t>
+      </w:r>
+      <w:r>
+        <w:rPr>
+          <w:b/>
+        </w:rPr>
+        <w:t>evidence</w:t>
+      </w:r>
+      <w:r>
+        <w:rPr>
+          <w:b w:val="0"/>
+        </w:rPr>
+        <w:t xml:space="preserve"> needed for this task. Save the original length and any truncation policy in a real experiment, and test the con</w:t>
+      </w:r>
+      <w:r>
+        <w:rPr>
+          <w:b/>
+        </w:rPr>
+        <w:t>sequence</w:t>
+      </w:r>
+      <w:r>
+        <w:rPr>
+          <w:b w:val="0"/>
+        </w:rPr>
+        <w:t>s.</w:t>
+      </w:r>
+    </w:p>
+    <w:p>
+      <w:pPr>
+        <w:spacing w:line="336" w:lineRule="auto" w:after="180"/>
+      </w:pPr>
+      <w:r>
+        <w:rPr>
+          <w:b w:val="0"/>
+        </w:rPr>
+        <w:t>Next week introduces embeddings while preserving the distinction between identifiers and learned vectors.</w:t>
+      </w:r>
+    </w:p>
+    <w:p>
+      <w:pPr>
+        <w:spacing w:line="336" w:lineRule="auto" w:after="180"/>
+        <w:shd w:fill="F5F1FB"/>
+      </w:pPr>
+      <w:r>
+        <w:rPr>
+          <w:b w:val="0"/>
+        </w:rPr>
         <w:t>The encoder receives five events ending in STOP, then an empty log. What should it do under the lesson contract? Why should a program not simply crop the first and assume a final event for the second?</w:t>
       </w:r>
     </w:p>
@@ -1950,6 +3301,11 @@
       </w:pPr>
       <w:r>
         <w:t>13. Study a complete case</w:t>
+      </w:r>
+    </w:p>
+    <w:p>
+      <w:r>
+        <w:t>Revisit the complete Sequence representations case for supported practice. Repeated examples do not become fresh assessments.</w:t>
       </w:r>
     </w:p>
     <w:p>
@@ -2149,8 +3505,26 @@
       </w:r>
     </w:p>
     <w:p>
-      <w:r>
-        <w:t>Follow the input through the stated procedure to its result. Cover the result first, predict it, then explain every intermediate step. The text/table accompanies the figure so the example can be read without colour.</w:t>
+      <w:pPr>
+        <w:spacing w:line="336" w:lineRule="auto" w:after="180"/>
+      </w:pPr>
+      <w:r>
+        <w:rPr>
+          <w:b w:val="0"/>
+        </w:rPr>
+        <w:t xml:space="preserve">Follow the </w:t>
+      </w:r>
+      <w:r>
+        <w:rPr>
+          <w:b/>
+        </w:rPr>
+        <w:t>input</w:t>
+      </w:r>
+      <w:r>
+        <w:rPr>
+          <w:b w:val="0"/>
+        </w:rPr>
+        <w:t xml:space="preserve"> through the stated procedure to its result. Cover the result first, predict it, then explain every intermediate step. The text/table accompanies the figure so the example can be read without colour.</w:t>
       </w:r>
     </w:p>
     <w:p>
@@ -2200,6 +3574,11 @@
       </w:r>
     </w:p>
     <w:p>
+      <w:r>
+        <w:t>Attempt the reserved new case before feedback. Record support; the earlier examples below remain additional practice.</w:t>
+      </w:r>
+    </w:p>
+    <w:p>
       <w:pPr>
         <w:pStyle w:val="Heading3"/>
       </w:pPr>
@@ -2208,8 +3587,61 @@
       </w:r>
     </w:p>
     <w:p>
-      <w:r>
-        <w:t>Use PAD = 0, UNK = 1, OPEN = 2, CLOSE = 3, CHECK = 4 and five stored positions. Encode OPEN CHECK CLOSE and give its mask and final real position. Separately, sensor values [0, 6, 3, 0, 0] have that same mask. Calculate their masked mean and the incorrect mean over all five slots.</w:t>
+      <w:pPr>
+        <w:spacing w:line="336" w:lineRule="auto" w:after="180"/>
+      </w:pPr>
+      <w:r>
+        <w:rPr>
+          <w:b w:val="0"/>
+        </w:rPr>
+        <w:t xml:space="preserve">Use PAD = 0, UNK = 1, OPEN = 2, CLOSE = 3, CHECK = 4 and five stored positions. Encode OPEN CHECK CLOSE and give its </w:t>
+      </w:r>
+      <w:r>
+        <w:rPr>
+          <w:b/>
+        </w:rPr>
+        <w:t>mask</w:t>
+      </w:r>
+      <w:r>
+        <w:rPr>
+          <w:b w:val="0"/>
+        </w:rPr>
+        <w:t xml:space="preserve"> and final real position. Separately, sensor values [0, 6, 3, 0, 0] have that same </w:t>
+      </w:r>
+      <w:r>
+        <w:rPr>
+          <w:b/>
+        </w:rPr>
+        <w:t>mask</w:t>
+      </w:r>
+      <w:r>
+        <w:rPr>
+          <w:b w:val="0"/>
+        </w:rPr>
+        <w:t>.</w:t>
+      </w:r>
+    </w:p>
+    <w:p>
+      <w:pPr>
+        <w:spacing w:line="336" w:lineRule="auto" w:after="180"/>
+      </w:pPr>
+      <w:r>
+        <w:rPr>
+          <w:b w:val="0"/>
+        </w:rPr>
+        <w:t xml:space="preserve">Calculate their </w:t>
+      </w:r>
+      <w:r>
+        <w:rPr>
+          <w:b/>
+        </w:rPr>
+        <w:t>mask</w:t>
+      </w:r>
+      <w:r>
+        <w:rPr>
+          <w:b w:val="0"/>
+        </w:rPr>
+        <w:t>ed mean and the incorrect mean over all five slots.</w:t>
       </w:r>
     </w:p>
     <w:p>
@@ -2256,7 +3688,13 @@
       </w:r>
     </w:p>
     <w:p>
-      <w:r>
+      <w:pPr>
+        <w:spacing w:line="336" w:lineRule="auto" w:after="180"/>
+      </w:pPr>
+      <w:r>
+        <w:rPr>
+          <w:b w:val="0"/>
+        </w:rPr>
         <w:t>Attempt this case before feedback. Record any help. Earlier examples below are further practice; a case already practised with feedback cannot establish fresh transfer.</w:t>
       </w:r>
     </w:p>
@@ -2269,8 +3707,61 @@
       </w:r>
     </w:p>
     <w:p>
-      <w:r>
-        <w:t>Use PAD = 0, UNK = 1, OPEN = 2, CLOSE = 3, CHECK = 4 and five stored positions. Encode OPEN CHECK CLOSE and give its mask and final real position. Separately, sensor values [0, 6, 3, 0, 0] have that same mask. Calculate their masked mean and the incorrect mean over all five slots.</w:t>
+      <w:pPr>
+        <w:spacing w:line="336" w:lineRule="auto" w:after="180"/>
+      </w:pPr>
+      <w:r>
+        <w:rPr>
+          <w:b w:val="0"/>
+        </w:rPr>
+        <w:t xml:space="preserve">Use PAD = 0, UNK = 1, OPEN = 2, CLOSE = 3, CHECK = 4 and five stored positions. Encode OPEN CHECK CLOSE and give its </w:t>
+      </w:r>
+      <w:r>
+        <w:rPr>
+          <w:b/>
+        </w:rPr>
+        <w:t>mask</w:t>
+      </w:r>
+      <w:r>
+        <w:rPr>
+          <w:b w:val="0"/>
+        </w:rPr>
+        <w:t xml:space="preserve"> and final real position. Separately, sensor values [0, 6, 3, 0, 0] have that same </w:t>
+      </w:r>
+      <w:r>
+        <w:rPr>
+          <w:b/>
+        </w:rPr>
+        <w:t>mask</w:t>
+      </w:r>
+      <w:r>
+        <w:rPr>
+          <w:b w:val="0"/>
+        </w:rPr>
+        <w:t>.</w:t>
+      </w:r>
+    </w:p>
+    <w:p>
+      <w:pPr>
+        <w:spacing w:line="336" w:lineRule="auto" w:after="180"/>
+      </w:pPr>
+      <w:r>
+        <w:rPr>
+          <w:b w:val="0"/>
+        </w:rPr>
+        <w:t xml:space="preserve">Calculate their </w:t>
+      </w:r>
+      <w:r>
+        <w:rPr>
+          <w:b/>
+        </w:rPr>
+        <w:t>mask</w:t>
+      </w:r>
+      <w:r>
+        <w:rPr>
+          <w:b w:val="0"/>
+        </w:rPr>
+        <w:t>ed mean and the incorrect mean over all five slots.</w:t>
       </w:r>
     </w:p>
     <w:p>
@@ -2322,7 +3813,13 @@
       </w:r>
     </w:p>
     <w:p>
-      <w:r>
+      <w:pPr>
+        <w:spacing w:line="336" w:lineRule="auto" w:after="180"/>
+      </w:pPr>
+      <w:r>
+        <w:rPr>
+          <w:b w:val="0"/>
+        </w:rPr>
         <w:t>Record support used: none, hint or teacher explanation. After feedback, a different case is needed to demonstrate independence.</w:t>
       </w:r>
     </w:p>
@@ -2335,8 +3832,25 @@
       </w:r>
     </w:p>
     <w:p>
-      <w:r>
-        <w:t>Attempt the independent case before hints. Record whether you worked alone, used a hint or followed a model. After feedback, fix the first unsupported step and explain why it changed. A later check uses a changed case, not a copied answer.</w:t>
+      <w:pPr>
+        <w:spacing w:line="336" w:lineRule="auto" w:after="180"/>
+      </w:pPr>
+      <w:r>
+        <w:rPr>
+          <w:b w:val="0"/>
+        </w:rPr>
+        <w:t>Attempt the independent case before hints. Record whether you worked alone, used a hint or followed a model. After feedback, fix the first unsupported step and explain why it changed.</w:t>
+      </w:r>
+    </w:p>
+    <w:p>
+      <w:pPr>
+        <w:spacing w:line="336" w:lineRule="auto" w:after="180"/>
+      </w:pPr>
+      <w:r>
+        <w:rPr>
+          <w:b w:val="0"/>
+        </w:rPr>
+        <w:t>A later check uses a changed case, not a copied answer.</w:t>
       </w:r>
     </w:p>
     <w:p>
@@ -2349,7 +3863,30 @@
     </w:p>
     <w:p>
       <w:r>
-        <w:t>Start with this question: Distinguish padding positions from meaningful zero sensor readings.</w:t>
+        <w:t>Use this map to navigate Sequence representations, connect the goals to tasks and keep one evidence record for each attempt.</w:t>
+      </w:r>
+    </w:p>
+    <w:p>
+      <w:pPr>
+        <w:spacing w:line="336" w:lineRule="auto" w:after="180"/>
+      </w:pPr>
+      <w:r>
+        <w:rPr>
+          <w:b w:val="0"/>
+        </w:rPr>
+        <w:t xml:space="preserve">Start with this question: Distinguish </w:t>
+      </w:r>
+      <w:r>
+        <w:rPr>
+          <w:b/>
+        </w:rPr>
+        <w:t>padding</w:t>
+      </w:r>
+      <w:r>
+        <w:rPr>
+          <w:b w:val="0"/>
+        </w:rPr>
+        <w:t xml:space="preserve"> positions from meaningful zero sensor readings.</w:t>
       </w:r>
     </w:p>
     <w:tbl>
@@ -2455,13 +3992,61 @@
       </w:tr>
     </w:tbl>
     <w:p>
-      <w:r>
-        <w:t>Remember → watch and explain → try with help → investigate → try independently → keep project evidence. Your teacher may spread this lesson across several classes.</w:t>
-      </w:r>
-    </w:p>
-    <w:p>
-      <w:r>
-        <w:t>Keep your first prediction. Compare it with what the evidence shows and explain any change.</w:t>
+      <w:pPr>
+        <w:spacing w:line="336" w:lineRule="auto" w:after="180"/>
+      </w:pPr>
+      <w:r>
+        <w:rPr>
+          <w:b w:val="0"/>
+        </w:rPr>
+        <w:t xml:space="preserve">Remember → watch and explain → try with help → investigate → try independently → keep project </w:t>
+      </w:r>
+      <w:r>
+        <w:rPr>
+          <w:b/>
+        </w:rPr>
+        <w:t>evidence</w:t>
+      </w:r>
+      <w:r>
+        <w:rPr>
+          <w:b w:val="0"/>
+        </w:rPr>
+        <w:t>. Your teacher may spread this lesson across several classes.</w:t>
+      </w:r>
+    </w:p>
+    <w:p>
+      <w:pPr>
+        <w:spacing w:line="336" w:lineRule="auto" w:after="180"/>
+      </w:pPr>
+      <w:r>
+        <w:rPr>
+          <w:b w:val="0"/>
+        </w:rPr>
+        <w:t xml:space="preserve">Keep your first </w:t>
+      </w:r>
+      <w:r>
+        <w:rPr>
+          <w:b/>
+        </w:rPr>
+        <w:t>prediction</w:t>
+      </w:r>
+      <w:r>
+        <w:rPr>
+          <w:b w:val="0"/>
+        </w:rPr>
+        <w:t xml:space="preserve">. Compare it with what the </w:t>
+      </w:r>
+      <w:r>
+        <w:rPr>
+          <w:b/>
+        </w:rPr>
+        <w:t>evidence</w:t>
+      </w:r>
+      <w:r>
+        <w:rPr>
+          <w:b w:val="0"/>
+        </w:rPr>
+        <w:t xml:space="preserve"> shows and explain any change.</w:t>
       </w:r>
     </w:p>
     <w:p>
@@ -2474,7 +4059,30 @@
     </w:p>
     <w:p>
       <w:r>
-        <w:t>Close your notes. Explain this goal in your own words: Encode an ordered sequence with an explicit vocabulary</w:t>
+        <w:t>Explain Sequence representations without notes, identify a remaining question and plan a later check with a changed case.</w:t>
+      </w:r>
+    </w:p>
+    <w:p>
+      <w:pPr>
+        <w:spacing w:line="336" w:lineRule="auto" w:after="180"/>
+      </w:pPr>
+      <w:r>
+        <w:rPr>
+          <w:b w:val="0"/>
+        </w:rPr>
+        <w:t xml:space="preserve">Close your notes. Explain this goal in your own words: Encode an ordered </w:t>
+      </w:r>
+      <w:r>
+        <w:rPr>
+          <w:b/>
+        </w:rPr>
+        <w:t>sequence</w:t>
+      </w:r>
+      <w:r>
+        <w:rPr>
+          <w:b w:val="0"/>
+        </w:rPr>
+        <w:t xml:space="preserve"> with an explicit vocabulary</w:t>
       </w:r>
     </w:p>
     <w:p>
@@ -2511,13 +4119,61 @@
       </w:r>
     </w:p>
     <w:p>
-      <w:r>
-        <w:t>If you are unsure, return to the worked picture and explain one arrow. If you are ready, change an input or assumption and justify your prediction.</w:t>
-      </w:r>
-    </w:p>
-    <w:p>
-      <w:r>
-        <w:t>Save your workbook evidence. At the next review, try a different case before opening your old answer.</w:t>
+      <w:pPr>
+        <w:spacing w:line="336" w:lineRule="auto" w:after="180"/>
+      </w:pPr>
+      <w:r>
+        <w:rPr>
+          <w:b w:val="0"/>
+        </w:rPr>
+        <w:t xml:space="preserve">If you are unsure, return to the worked picture and explain one arrow. If you are ready, change an </w:t>
+      </w:r>
+      <w:r>
+        <w:rPr>
+          <w:b/>
+        </w:rPr>
+        <w:t>input</w:t>
+      </w:r>
+      <w:r>
+        <w:rPr>
+          <w:b w:val="0"/>
+        </w:rPr>
+        <w:t xml:space="preserve"> or assumption and justify your </w:t>
+      </w:r>
+      <w:r>
+        <w:rPr>
+          <w:b/>
+        </w:rPr>
+        <w:t>prediction</w:t>
+      </w:r>
+      <w:r>
+        <w:rPr>
+          <w:b w:val="0"/>
+        </w:rPr>
+        <w:t>.</w:t>
+      </w:r>
+    </w:p>
+    <w:p>
+      <w:pPr>
+        <w:spacing w:line="336" w:lineRule="auto" w:after="180"/>
+      </w:pPr>
+      <w:r>
+        <w:rPr>
+          <w:b w:val="0"/>
+        </w:rPr>
+        <w:t xml:space="preserve">Save your workbook </w:t>
+      </w:r>
+      <w:r>
+        <w:rPr>
+          <w:b/>
+        </w:rPr>
+        <w:t>evidence</w:t>
+      </w:r>
+      <w:r>
+        <w:rPr>
+          <w:b w:val="0"/>
+        </w:rPr>
+        <w:t>. At the next review, try a different case before opening your old answer.</w:t>
       </w:r>
     </w:p>
     <w:p>
@@ -2530,12 +4186,41 @@
     </w:p>
     <w:p>
       <w:r>
+        <w:t>Attempt supported questions before using hints or feedback. Review a missing building block, then keep the completed work.</w:t>
+      </w:r>
+    </w:p>
+    <w:p>
+      <w:pPr>
+        <w:spacing w:line="336" w:lineRule="auto" w:after="180"/>
+      </w:pPr>
+      <w:r>
+        <w:rPr>
+          <w:b w:val="0"/>
+        </w:rPr>
         <w:t>Use this supported practice once, in the browser or on paper. Keep the reserved independent assessment for a separate first attempt before teacher feedback.</w:t>
       </w:r>
     </w:p>
     <w:p>
-      <w:r>
-        <w:t>Distinguish padding positions from meaningful zero sensor readings.</w:t>
+      <w:pPr>
+        <w:spacing w:line="336" w:lineRule="auto" w:after="180"/>
+      </w:pPr>
+      <w:r>
+        <w:rPr>
+          <w:b w:val="0"/>
+        </w:rPr>
+        <w:t xml:space="preserve">Distinguish </w:t>
+      </w:r>
+      <w:r>
+        <w:rPr>
+          <w:b/>
+        </w:rPr>
+        <w:t>padding</w:t>
+      </w:r>
+      <w:r>
+        <w:rPr>
+          <w:b w:val="0"/>
+        </w:rPr>
+        <w:t xml:space="preserve"> positions from meaningful zero sensor readings.</w:t>
       </w:r>
     </w:p>
     <w:p>
@@ -2547,23 +4232,68 @@
       </w:r>
     </w:p>
     <w:p>
-      <w:r>
-        <w:t>Which labelled step matches this detail? Readings [0, 4, 0, 0] with real length 2 use mask [1, 1, 0, 0]; the first zero is a real measurement.</w:t>
-      </w:r>
-    </w:p>
-    <w:p>
-      <w:r>
+      <w:pPr>
+        <w:spacing w:line="336" w:lineRule="auto" w:after="180"/>
+      </w:pPr>
+      <w:r>
+        <w:rPr>
+          <w:b w:val="0"/>
+        </w:rPr>
+        <w:t xml:space="preserve">Which labelled step matches this detail? Readings [0, 4, 0, 0] with real length 2 use </w:t>
+      </w:r>
+      <w:r>
+        <w:rPr>
+          <w:b/>
+        </w:rPr>
+        <w:t>mask</w:t>
+      </w:r>
+      <w:r>
+        <w:rPr>
+          <w:b w:val="0"/>
+        </w:rPr>
+        <w:t xml:space="preserve"> [1, 1, 0, 0]; the first zero is a real measurement.</w:t>
+      </w:r>
+    </w:p>
+    <w:p>
+      <w:pPr>
+        <w:spacing w:line="336" w:lineRule="auto" w:after="180"/>
+        <w:shd w:fill="F4F9FC"/>
+      </w:pPr>
+      <w:r>
+        <w:rPr>
+          <w:b w:val="0"/>
+        </w:rPr>
         <w:t>1. Encode real tokens</w:t>
       </w:r>
     </w:p>
     <w:p>
-      <w:r>
+      <w:pPr>
+        <w:spacing w:line="336" w:lineRule="auto" w:after="180"/>
+        <w:shd w:fill="F4F9FC"/>
+      </w:pPr>
+      <w:r>
+        <w:rPr>
+          <w:b w:val="0"/>
+        </w:rPr>
         <w:t>2. Compare sensor example</w:t>
       </w:r>
     </w:p>
     <w:p>
-      <w:r>
-        <w:t>3. Mark padding</w:t>
+      <w:pPr>
+        <w:spacing w:line="336" w:lineRule="auto" w:after="180"/>
+        <w:shd w:fill="F4F9FC"/>
+      </w:pPr>
+      <w:r>
+        <w:rPr>
+          <w:b w:val="0"/>
+        </w:rPr>
+        <w:t xml:space="preserve">3. Mark </w:t>
+      </w:r>
+      <w:r>
+        <w:rPr>
+          <w:b/>
+        </w:rPr>
+        <w:t>padding</w:t>
       </w:r>
     </w:p>
     <w:p>
@@ -2600,41 +4330,269 @@
       </w:r>
     </w:p>
     <w:p>
-      <w:r>
+      <w:pPr>
+        <w:pStyle w:val="Heading3"/>
+      </w:pPr>
+      <w:r>
+        <w:t>Hint · try first</w:t>
+      </w:r>
+    </w:p>
+    <w:p>
+      <w:pPr>
+        <w:spacing w:line="336" w:lineRule="auto" w:after="180"/>
+        <w:shd w:fill="F1F6F8"/>
+      </w:pPr>
+      <w:r>
+        <w:rPr>
+          <w:b w:val="0"/>
+        </w:rPr>
         <w:t>Hint if needed: Read the steps in the pictorial case. Match the supplied detail to the stage that performs or records it.</w:t>
       </w:r>
     </w:p>
     <w:p>
-      <w:r>
-        <w:t>After your attempt, compare with the supported explanation: Compare sensor example Readings [0, 4, 0, 0] with real length 2 use mask [1, 1, 0, 0]; the first zero is a real measurement. Sequence values and sequence length are separate information. Padding fills unused storage positions so arrays can share a size; a mask marks which positions are real. A real sensor reading can be zero, just like a padding value. Keep the length or mask rather than inferring presence from the number alone. Token IDs are identifiers, not measured magnitudes.</w:t>
-      </w:r>
-    </w:p>
-    <w:p>
       <w:pPr>
         <w:pStyle w:val="Heading3"/>
       </w:pPr>
       <w:r>
+        <w:t>Feedback · compare after trying</w:t>
+      </w:r>
+    </w:p>
+    <w:p>
+      <w:pPr>
+        <w:spacing w:line="336" w:lineRule="auto" w:after="180"/>
+        <w:shd w:fill="F1F6FC"/>
+      </w:pPr>
+      <w:r>
+        <w:rPr>
+          <w:b w:val="0"/>
+        </w:rPr>
+        <w:t xml:space="preserve">After your attempt, compare with the supported explanation: Compare sensor example Readings [0, 4, 0, 0] with real length 2 use </w:t>
+      </w:r>
+      <w:r>
+        <w:rPr>
+          <w:b/>
+        </w:rPr>
+        <w:t>mask</w:t>
+      </w:r>
+      <w:r>
+        <w:rPr>
+          <w:b w:val="0"/>
+        </w:rPr>
+        <w:t xml:space="preserve"> [1, 1, 0, 0]; the first zero is a real measurement.</w:t>
+      </w:r>
+    </w:p>
+    <w:p>
+      <w:pPr>
+        <w:spacing w:line="336" w:lineRule="auto" w:after="180"/>
+        <w:shd w:fill="F1F6FC"/>
+      </w:pPr>
+      <w:r>
+        <w:rPr>
+          <w:b/>
+        </w:rPr>
+        <w:t>Sequence</w:t>
+      </w:r>
+      <w:r>
+        <w:rPr>
+          <w:b w:val="0"/>
+        </w:rPr>
+        <w:t xml:space="preserve"> values and </w:t>
+      </w:r>
+      <w:r>
+        <w:rPr>
+          <w:b/>
+        </w:rPr>
+        <w:t>sequence</w:t>
+      </w:r>
+      <w:r>
+        <w:rPr>
+          <w:b w:val="0"/>
+        </w:rPr>
+        <w:t xml:space="preserve"> length are separate information. </w:t>
+      </w:r>
+      <w:r>
+        <w:rPr>
+          <w:b/>
+        </w:rPr>
+        <w:t>Padding</w:t>
+      </w:r>
+      <w:r>
+        <w:rPr>
+          <w:b w:val="0"/>
+        </w:rPr>
+        <w:t xml:space="preserve"> fills unused storage positions so arrays can share a size; a </w:t>
+      </w:r>
+      <w:r>
+        <w:rPr>
+          <w:b/>
+        </w:rPr>
+        <w:t>mask</w:t>
+      </w:r>
+      <w:r>
+        <w:rPr>
+          <w:b w:val="0"/>
+        </w:rPr>
+        <w:t xml:space="preserve"> marks which positions are real.</w:t>
+      </w:r>
+    </w:p>
+    <w:p>
+      <w:pPr>
+        <w:spacing w:line="336" w:lineRule="auto" w:after="180"/>
+        <w:shd w:fill="F1F6FC"/>
+      </w:pPr>
+      <w:r>
+        <w:rPr>
+          <w:b w:val="0"/>
+        </w:rPr>
+        <w:t xml:space="preserve">A real sensor reading can be zero, just like a </w:t>
+      </w:r>
+      <w:r>
+        <w:rPr>
+          <w:b/>
+        </w:rPr>
+        <w:t>padding</w:t>
+      </w:r>
+      <w:r>
+        <w:rPr>
+          <w:b w:val="0"/>
+        </w:rPr>
+        <w:t xml:space="preserve"> value. Keep the length or </w:t>
+      </w:r>
+      <w:r>
+        <w:rPr>
+          <w:b/>
+        </w:rPr>
+        <w:t>mask</w:t>
+      </w:r>
+      <w:r>
+        <w:rPr>
+          <w:b w:val="0"/>
+        </w:rPr>
+        <w:t xml:space="preserve"> rather than inferring presence from the number alone. </w:t>
+      </w:r>
+      <w:r>
+        <w:rPr>
+          <w:b/>
+        </w:rPr>
+        <w:t>Token ID</w:t>
+      </w:r>
+      <w:r>
+        <w:rPr>
+          <w:b w:val="0"/>
+        </w:rPr>
+        <w:t>s are identifiers, not measured magnitudes.</w:t>
+      </w:r>
+    </w:p>
+    <w:p>
+      <w:pPr>
+        <w:pStyle w:val="Heading3"/>
+      </w:pPr>
+      <w:r>
         <w:t>Practice 2: explain the deciding evidence</w:t>
       </w:r>
     </w:p>
     <w:p>
-      <w:r>
-        <w:t>Changed-case practice: A missing sequence length causes every numeric0 to be treated as padding in the sensor example. Which conclusion is supported by the supplied facts?</w:t>
-      </w:r>
-    </w:p>
-    <w:p>
-      <w:r>
-        <w:t>1. This one example guarantees correct results for every future input.</w:t>
-      </w:r>
-    </w:p>
-    <w:p>
-      <w:r>
+      <w:pPr>
+        <w:pStyle w:val="Heading3"/>
+      </w:pPr>
+      <w:r>
+        <w:t>Changed case · predict first</w:t>
+      </w:r>
+    </w:p>
+    <w:p>
+      <w:pPr>
+        <w:spacing w:line="336" w:lineRule="auto" w:after="180"/>
+        <w:shd w:fill="F5F1FB"/>
+      </w:pPr>
+      <w:r>
+        <w:rPr>
+          <w:b w:val="0"/>
+        </w:rPr>
+        <w:t xml:space="preserve">Changed-case practice: A missing </w:t>
+      </w:r>
+      <w:r>
+        <w:rPr>
+          <w:b/>
+        </w:rPr>
+        <w:t>sequence</w:t>
+      </w:r>
+      <w:r>
+        <w:rPr>
+          <w:b w:val="0"/>
+        </w:rPr>
+        <w:t xml:space="preserve"> length causes every numeric0 to be treated as </w:t>
+      </w:r>
+      <w:r>
+        <w:rPr>
+          <w:b/>
+        </w:rPr>
+        <w:t>padding</w:t>
+      </w:r>
+      <w:r>
+        <w:rPr>
+          <w:b w:val="0"/>
+        </w:rPr>
+        <w:t xml:space="preserve"> in the sensor example. Which conclusion is supported by the supplied facts?</w:t>
+      </w:r>
+    </w:p>
+    <w:p>
+      <w:pPr>
+        <w:spacing w:line="336" w:lineRule="auto" w:after="180"/>
+        <w:shd w:fill="F4F9FC"/>
+      </w:pPr>
+      <w:r>
+        <w:rPr>
+          <w:b w:val="0"/>
+        </w:rPr>
+        <w:t xml:space="preserve">1. This one example guarantees correct results for every future </w:t>
+      </w:r>
+      <w:r>
+        <w:rPr>
+          <w:b/>
+        </w:rPr>
+        <w:t>input</w:t>
+      </w:r>
+      <w:r>
+        <w:rPr>
+          <w:b w:val="0"/>
+        </w:rPr>
+        <w:t>.</w:t>
+      </w:r>
+    </w:p>
+    <w:p>
+      <w:pPr>
+        <w:spacing w:line="336" w:lineRule="auto" w:after="180"/>
+        <w:shd w:fill="F4F9FC"/>
+      </w:pPr>
+      <w:r>
+        <w:rPr>
+          <w:b w:val="0"/>
+        </w:rPr>
         <w:t>2. The first real sensor reading is incorrectly discarded.</w:t>
       </w:r>
     </w:p>
     <w:p>
-      <w:r>
-        <w:t>3. We can decide the result without examining the changed input or the procedure.</w:t>
+      <w:pPr>
+        <w:spacing w:line="336" w:lineRule="auto" w:after="180"/>
+        <w:shd w:fill="F4F9FC"/>
+      </w:pPr>
+      <w:r>
+        <w:rPr>
+          <w:b w:val="0"/>
+        </w:rPr>
+        <w:t xml:space="preserve">3. We can decide the result without examining the changed </w:t>
+      </w:r>
+      <w:r>
+        <w:rPr>
+          <w:b/>
+        </w:rPr>
+        <w:t>input</w:t>
+      </w:r>
+      <w:r>
+        <w:rPr>
+          <w:b w:val="0"/>
+        </w:rPr>
+        <w:t xml:space="preserve"> or the procedure.</w:t>
       </w:r>
     </w:p>
     <w:p>
@@ -2671,12 +4629,42 @@
       </w:r>
     </w:p>
     <w:p>
-      <w:r>
+      <w:pPr>
+        <w:pStyle w:val="Heading3"/>
+      </w:pPr>
+      <w:r>
+        <w:t>Hint · try first</w:t>
+      </w:r>
+    </w:p>
+    <w:p>
+      <w:pPr>
+        <w:spacing w:line="336" w:lineRule="auto" w:after="180"/>
+        <w:shd w:fill="F1F6F8"/>
+      </w:pPr>
+      <w:r>
+        <w:rPr>
+          <w:b w:val="0"/>
+        </w:rPr>
         <w:t>Hint if needed: Use the changed condition and the deciding step in the pictorial trace. The answer must say what follows from those facts.</w:t>
       </w:r>
     </w:p>
     <w:p>
-      <w:r>
+      <w:pPr>
+        <w:pStyle w:val="Heading3"/>
+      </w:pPr>
+      <w:r>
+        <w:t>Feedback · compare after trying</w:t>
+      </w:r>
+    </w:p>
+    <w:p>
+      <w:pPr>
+        <w:spacing w:line="336" w:lineRule="auto" w:after="180"/>
+        <w:shd w:fill="F1F6FC"/>
+      </w:pPr>
+      <w:r>
+        <w:rPr>
+          <w:b w:val="0"/>
+        </w:rPr>
         <w:t>After your attempt, compare with the supported explanation: The first real sensor reading is incorrectly discarded. Its numeric value is 0, but its position is real according to the declared length.</w:t>
       </w:r>
     </w:p>
@@ -2689,18 +4677,117 @@
       </w:r>
     </w:p>
     <w:p>
-      <w:r>
-        <w:t>Review Augmentation and leakage (ai-5/24). Goal: Check whether a transformation preserves the task label. Short practice: How many independent source groups are in the final test? Point to the relevant step in the picture, then write the changed result and the rule or evidence that supports it.. Return to this week and explain what you changed.</w:t>
-      </w:r>
-    </w:p>
-    <w:p>
-      <w:r>
-        <w:t>Review Pooling and spatial information (ai-5/22). Goal: Compute max and mean pooling under an explicit window rule. Short practice: Can the max map reveal where the 4 originally appeared? Point to the relevant step in the picture, then write the changed result and the rule or evidence that supports it.. Return to this week and explain what you changed.</w:t>
-      </w:r>
-    </w:p>
-    <w:p>
-      <w:r>
-        <w:t>Review Learned representations (ai-5/19). Goal: Trace an input through a hidden representation and a decision rule. Short practice: Why can no deterministic head using only the sum classify both correctly? Point to the relevant step in the picture, then write the changed result and the rule or evidence that supports it.. Return to this week and explain what you changed.</w:t>
+      <w:pPr>
+        <w:spacing w:line="336" w:lineRule="auto" w:after="180"/>
+      </w:pPr>
+      <w:r>
+        <w:rPr>
+          <w:b w:val="0"/>
+        </w:rPr>
+        <w:t>Review Augmentation and leakage (ai-5/24). Goal: Check whether a transformation preserves the task label. Short practice: How many independent source groups are in the final test?</w:t>
+      </w:r>
+    </w:p>
+    <w:p>
+      <w:pPr>
+        <w:spacing w:line="336" w:lineRule="auto" w:after="180"/>
+      </w:pPr>
+      <w:r>
+        <w:rPr>
+          <w:b w:val="0"/>
+        </w:rPr>
+        <w:t xml:space="preserve">Point to the relevant step in the picture, then write the changed result and the rule or </w:t>
+      </w:r>
+      <w:r>
+        <w:rPr>
+          <w:b/>
+        </w:rPr>
+        <w:t>evidence</w:t>
+      </w:r>
+      <w:r>
+        <w:rPr>
+          <w:b w:val="0"/>
+        </w:rPr>
+        <w:t xml:space="preserve"> that supports it.. Return to this week and explain what you changed.</w:t>
+      </w:r>
+    </w:p>
+    <w:p>
+      <w:pPr>
+        <w:spacing w:line="336" w:lineRule="auto" w:after="180"/>
+      </w:pPr>
+      <w:r>
+        <w:rPr>
+          <w:b w:val="0"/>
+        </w:rPr>
+        <w:t>Review Pooling and spatial information (ai-5/22). Goal: Compute max and mean pooling under an explicit window rule. Short practice: Can the max map reveal where the 4 originally appeared?</w:t>
+      </w:r>
+    </w:p>
+    <w:p>
+      <w:pPr>
+        <w:spacing w:line="336" w:lineRule="auto" w:after="180"/>
+      </w:pPr>
+      <w:r>
+        <w:rPr>
+          <w:b w:val="0"/>
+        </w:rPr>
+        <w:t xml:space="preserve">Point to the relevant step in the picture, then write the changed result and the rule or </w:t>
+      </w:r>
+      <w:r>
+        <w:rPr>
+          <w:b/>
+        </w:rPr>
+        <w:t>evidence</w:t>
+      </w:r>
+      <w:r>
+        <w:rPr>
+          <w:b w:val="0"/>
+        </w:rPr>
+        <w:t xml:space="preserve"> that supports it.. Return to this week and explain what you changed.</w:t>
+      </w:r>
+    </w:p>
+    <w:p>
+      <w:pPr>
+        <w:spacing w:line="336" w:lineRule="auto" w:after="180"/>
+      </w:pPr>
+      <w:r>
+        <w:rPr>
+          <w:b w:val="0"/>
+        </w:rPr>
+        <w:t xml:space="preserve">Review Learned representations (ai-5/19). Goal: Trace an </w:t>
+      </w:r>
+      <w:r>
+        <w:rPr>
+          <w:b/>
+        </w:rPr>
+        <w:t>input</w:t>
+      </w:r>
+      <w:r>
+        <w:rPr>
+          <w:b w:val="0"/>
+        </w:rPr>
+        <w:t xml:space="preserve"> through a hidden representation and a decision rule. Short practice: Why can no deterministic head using only the sum classify both correctly?</w:t>
+      </w:r>
+    </w:p>
+    <w:p>
+      <w:pPr>
+        <w:spacing w:line="336" w:lineRule="auto" w:after="180"/>
+      </w:pPr>
+      <w:r>
+        <w:rPr>
+          <w:b w:val="0"/>
+        </w:rPr>
+        <w:t xml:space="preserve">Point to the relevant step in the picture, then write the changed result and the rule or </w:t>
+      </w:r>
+      <w:r>
+        <w:rPr>
+          <w:b/>
+        </w:rPr>
+        <w:t>evidence</w:t>
+      </w:r>
+      <w:r>
+        <w:rPr>
+          <w:b w:val="0"/>
+        </w:rPr>
+        <w:t xml:space="preserve"> that supports it.. Return to this week and explain what you changed.</w:t>
       </w:r>
     </w:p>
     <w:p>
@@ -2712,8 +4799,61 @@
       </w:r>
     </w:p>
     <w:p>
-      <w:r>
-        <w:t>The browser lab lets you edit the supported Python examples already included in this lesson. Predict first, run, inspect the actual output or error, change one input, then run again. Keep code, predictions, actual results and a reasoned revision together. On paper, label your result as a trace rather than an execution.</w:t>
+      <w:pPr>
+        <w:spacing w:line="336" w:lineRule="auto" w:after="180"/>
+      </w:pPr>
+      <w:r>
+        <w:rPr>
+          <w:b w:val="0"/>
+        </w:rPr>
+        <w:t xml:space="preserve">The browser lab lets you edit the supported Python examples already included in this lesson. Predict first, run, inspect the actual </w:t>
+      </w:r>
+      <w:r>
+        <w:rPr>
+          <w:b/>
+        </w:rPr>
+        <w:t>output</w:t>
+      </w:r>
+      <w:r>
+        <w:rPr>
+          <w:b w:val="0"/>
+        </w:rPr>
+        <w:t xml:space="preserve"> or error, change one </w:t>
+      </w:r>
+      <w:r>
+        <w:rPr>
+          <w:b/>
+        </w:rPr>
+        <w:t>input</w:t>
+      </w:r>
+      <w:r>
+        <w:rPr>
+          <w:b w:val="0"/>
+        </w:rPr>
+        <w:t>, then run again.</w:t>
+      </w:r>
+    </w:p>
+    <w:p>
+      <w:pPr>
+        <w:spacing w:line="336" w:lineRule="auto" w:after="180"/>
+      </w:pPr>
+      <w:r>
+        <w:rPr>
+          <w:b w:val="0"/>
+        </w:rPr>
+        <w:t xml:space="preserve">Keep code, </w:t>
+      </w:r>
+      <w:r>
+        <w:rPr>
+          <w:b/>
+        </w:rPr>
+        <w:t>prediction</w:t>
+      </w:r>
+      <w:r>
+        <w:rPr>
+          <w:b w:val="0"/>
+        </w:rPr>
+        <w:t>s, actual results and a reasoned revision together. On paper, label your result as a trace rather than an execution.</w:t>
       </w:r>
     </w:p>
     <w:p>
@@ -2725,8 +4865,823 @@
       </w:r>
     </w:p>
     <w:p>
-      <w:r>
-        <w:t>Use Download completed work in the hosted lesson to export your answers, reflections, practice feedback and code-run evidence. Open the HTML copy to read or print it. Drafts stay in this browser when storage is available; clear drafts on a shared device.</w:t>
+      <w:pPr>
+        <w:spacing w:line="336" w:lineRule="auto" w:after="180"/>
+      </w:pPr>
+      <w:r>
+        <w:rPr>
+          <w:b w:val="0"/>
+        </w:rPr>
+        <w:t xml:space="preserve">Use Download completed work in the hosted lesson to export your answers, reflections, practice feedback and code-run </w:t>
+      </w:r>
+      <w:r>
+        <w:rPr>
+          <w:b/>
+        </w:rPr>
+        <w:t>evidence</w:t>
+      </w:r>
+      <w:r>
+        <w:rPr>
+          <w:b w:val="0"/>
+        </w:rPr>
+        <w:t>. Open the HTML copy to read or print it.</w:t>
+      </w:r>
+    </w:p>
+    <w:p>
+      <w:pPr>
+        <w:spacing w:line="336" w:lineRule="auto" w:after="180"/>
+      </w:pPr>
+      <w:r>
+        <w:rPr>
+          <w:b w:val="0"/>
+        </w:rPr>
+        <w:t>Drafts stay in this browser when storage is available; clear drafts on a shared device.</w:t>
+      </w:r>
+    </w:p>
+    <w:p>
+      <w:pPr>
+        <w:pStyle w:val="Heading1"/>
+      </w:pPr>
+      <w:r>
+        <w:t>18. Visual concept journey</w:t>
+      </w:r>
+    </w:p>
+    <w:p>
+      <w:r>
+        <w:t>Explain each Sequence representations graphic using its labels, deciding evidence and relevant limitation.</w:t>
+      </w:r>
+    </w:p>
+    <w:p>
+      <w:pPr>
+        <w:pStyle w:val="Heading3"/>
+      </w:pPr>
+      <w:r>
+        <w:t>01. Sequence representations: the case</w:t>
+      </w:r>
+    </w:p>
+    <w:p>
+      <w:r>
+        <w:drawing>
+          <wp:inline xmlns:a="http://schemas.openxmlformats.org/drawingml/2006/main" xmlns:pic="http://schemas.openxmlformats.org/drawingml/2006/picture">
+            <wp:extent cx="5486400" cy="2990088"/>
+            <wp:docPr id="2" name="Picture 2" descr="Distinguish padding positions from meaningful zero sensor readings. Supplied facts: Toy tokensPAD0, UNK1, LEFT2, RIGHT3; stored length4. SequenceLEFT RIGHT encodes [2, 3, 0, 0], mask [1, 1, 0, 0]. All inputs and outcomes in this worked example are invented classroom data; no real model run is claimed."/>
+            <wp:cNvGraphicFramePr>
+              <a:graphicFrameLocks noChangeAspect="1"/>
+            </wp:cNvGraphicFramePr>
+            <a:graphic>
+              <a:graphicData uri="http://schemas.openxmlformats.org/drawingml/2006/picture">
+                <pic:pic>
+                  <pic:nvPicPr>
+                    <pic:cNvPr id="0" name="academy-story-ai-5-25-01.png"/>
+                    <pic:cNvPicPr/>
+                  </pic:nvPicPr>
+                  <pic:blipFill>
+                    <a:blip r:embed="rId10"/>
+                    <a:stretch>
+                      <a:fillRect/>
+                    </a:stretch>
+                  </pic:blipFill>
+                  <pic:spPr>
+                    <a:xfrm>
+                      <a:off x="0" y="0"/>
+                      <a:ext cx="5486400" cy="2990088"/>
+                    </a:xfrm>
+                    <a:prstGeom prst="rect"/>
+                  </pic:spPr>
+                </pic:pic>
+              </a:graphicData>
+            </a:graphic>
+          </wp:inline>
+        </w:drawing>
+      </w:r>
+    </w:p>
+    <w:p>
+      <w:pPr>
+        <w:spacing w:line="336" w:lineRule="auto" w:after="180"/>
+      </w:pPr>
+      <w:r>
+        <w:rPr>
+          <w:b w:val="0"/>
+        </w:rPr>
+        <w:t xml:space="preserve">Distinguish </w:t>
+      </w:r>
+      <w:r>
+        <w:rPr>
+          <w:b/>
+        </w:rPr>
+        <w:t>padding</w:t>
+      </w:r>
+      <w:r>
+        <w:rPr>
+          <w:b w:val="0"/>
+        </w:rPr>
+        <w:t xml:space="preserve"> positions from meaningful zero sensor readings. Supplied facts: Toy tokensPAD0, UNK1, LEFT2, RIGHT3; stored length4. </w:t>
+      </w:r>
+      <w:r>
+        <w:rPr>
+          <w:b/>
+        </w:rPr>
+        <w:t>Sequence</w:t>
+      </w:r>
+      <w:r>
+        <w:rPr>
+          <w:b w:val="0"/>
+        </w:rPr>
+        <w:t xml:space="preserve">LEFT RIGHT encodes [2, 3, 0, 0], </w:t>
+      </w:r>
+      <w:r>
+        <w:rPr>
+          <w:b/>
+        </w:rPr>
+        <w:t>mask</w:t>
+      </w:r>
+      <w:r>
+        <w:rPr>
+          <w:b w:val="0"/>
+        </w:rPr>
+        <w:t xml:space="preserve"> [1, 1, 0, 0].</w:t>
+      </w:r>
+    </w:p>
+    <w:p>
+      <w:pPr>
+        <w:spacing w:line="336" w:lineRule="auto" w:after="180"/>
+      </w:pPr>
+      <w:r>
+        <w:rPr>
+          <w:b w:val="0"/>
+        </w:rPr>
+        <w:t xml:space="preserve">All </w:t>
+      </w:r>
+      <w:r>
+        <w:rPr>
+          <w:b/>
+        </w:rPr>
+        <w:t>input</w:t>
+      </w:r>
+      <w:r>
+        <w:rPr>
+          <w:b w:val="0"/>
+        </w:rPr>
+        <w:t>s and outcomes in this worked example are invented classroom data; no real model run is claimed.</w:t>
+      </w:r>
+    </w:p>
+    <w:p>
+      <w:pPr>
+        <w:spacing w:line="336" w:lineRule="auto" w:after="180"/>
+        <w:shd w:fill="F5F1FB"/>
+      </w:pPr>
+      <w:r>
+        <w:rPr>
+          <w:b w:val="0"/>
+        </w:rPr>
+        <w:t>Point to the given fact that matters most. Explain why it matters.</w:t>
+      </w:r>
+    </w:p>
+    <w:p>
+      <w:pPr>
+        <w:pStyle w:val="Heading3"/>
+      </w:pPr>
+      <w:r>
+        <w:t>02. Follow the deciding steps</w:t>
+      </w:r>
+    </w:p>
+    <w:p>
+      <w:r>
+        <w:drawing>
+          <wp:inline xmlns:a="http://schemas.openxmlformats.org/drawingml/2006/main" xmlns:pic="http://schemas.openxmlformats.org/drawingml/2006/picture">
+            <wp:extent cx="5486400" cy="3337560"/>
+            <wp:docPr id="3" name="Picture 3" descr="Encode real tokens: LEFT and RIGHT occupy positions0 and 1. → Mark padding: Positions2 and 3 are storage padding; mask marks them 0. → Compare sensor example: Readings [0, 4, 0, 0] with real length 2 use mask [1, 1, 0, 0]; the first zero is a real measurement."/>
+            <wp:cNvGraphicFramePr>
+              <a:graphicFrameLocks noChangeAspect="1"/>
+            </wp:cNvGraphicFramePr>
+            <a:graphic>
+              <a:graphicData uri="http://schemas.openxmlformats.org/drawingml/2006/picture">
+                <pic:pic>
+                  <pic:nvPicPr>
+                    <pic:cNvPr id="0" name="academy-story-ai-5-25-02.png"/>
+                    <pic:cNvPicPr/>
+                  </pic:nvPicPr>
+                  <pic:blipFill>
+                    <a:blip r:embed="rId11"/>
+                    <a:stretch>
+                      <a:fillRect/>
+                    </a:stretch>
+                  </pic:blipFill>
+                  <pic:spPr>
+                    <a:xfrm>
+                      <a:off x="0" y="0"/>
+                      <a:ext cx="5486400" cy="3337560"/>
+                    </a:xfrm>
+                    <a:prstGeom prst="rect"/>
+                  </pic:spPr>
+                </pic:pic>
+              </a:graphicData>
+            </a:graphic>
+          </wp:inline>
+        </w:drawing>
+      </w:r>
+    </w:p>
+    <w:p>
+      <w:pPr>
+        <w:spacing w:line="336" w:lineRule="auto" w:after="180"/>
+      </w:pPr>
+      <w:r>
+        <w:rPr>
+          <w:b w:val="0"/>
+        </w:rPr>
+        <w:t xml:space="preserve">Encode real tokens: LEFT and RIGHT occupy positions0 and 1. → Mark </w:t>
+      </w:r>
+      <w:r>
+        <w:rPr>
+          <w:b/>
+        </w:rPr>
+        <w:t>padding</w:t>
+      </w:r>
+      <w:r>
+        <w:rPr>
+          <w:b w:val="0"/>
+        </w:rPr>
+        <w:t xml:space="preserve">: Positions2 and 3 are storage </w:t>
+      </w:r>
+      <w:r>
+        <w:rPr>
+          <w:b/>
+        </w:rPr>
+        <w:t>padding</w:t>
+      </w:r>
+      <w:r>
+        <w:rPr>
+          <w:b w:val="0"/>
+        </w:rPr>
+        <w:t xml:space="preserve">; </w:t>
+      </w:r>
+      <w:r>
+        <w:rPr>
+          <w:b/>
+        </w:rPr>
+        <w:t>mask</w:t>
+      </w:r>
+      <w:r>
+        <w:rPr>
+          <w:b w:val="0"/>
+        </w:rPr>
+        <w:t xml:space="preserve"> marks them 0. → Compare sensor example: Readings [0, 4, 0, 0] with real length 2 use </w:t>
+      </w:r>
+      <w:r>
+        <w:rPr>
+          <w:b/>
+        </w:rPr>
+        <w:t>mask</w:t>
+      </w:r>
+      <w:r>
+        <w:rPr>
+          <w:b w:val="0"/>
+        </w:rPr>
+        <w:t xml:space="preserve"> [1, 1, 0, 0]; the first zero is a real measurement.</w:t>
+      </w:r>
+    </w:p>
+    <w:p>
+      <w:pPr>
+        <w:spacing w:line="336" w:lineRule="auto" w:after="180"/>
+        <w:shd w:fill="F5F1FB"/>
+      </w:pPr>
+      <w:r>
+        <w:rPr>
+          <w:b w:val="0"/>
+        </w:rPr>
+        <w:t xml:space="preserve">Point to each numbered stage and explain which recorded </w:t>
+      </w:r>
+      <w:r>
+        <w:rPr>
+          <w:b/>
+        </w:rPr>
+        <w:t>input</w:t>
+      </w:r>
+      <w:r>
+        <w:rPr>
+          <w:b w:val="0"/>
+        </w:rPr>
+        <w:t xml:space="preserve"> it uses.</w:t>
+      </w:r>
+    </w:p>
+    <w:p>
+      <w:pPr>
+        <w:pStyle w:val="Heading3"/>
+      </w:pPr>
+      <w:r>
+        <w:t>03. A padded log still has two real events</w:t>
+      </w:r>
+    </w:p>
+    <w:p>
+      <w:r>
+        <w:drawing>
+          <wp:inline xmlns:a="http://schemas.openxmlformats.org/drawingml/2006/main" xmlns:pic="http://schemas.openxmlformats.org/drawingml/2006/picture">
+            <wp:extent cx="5486400" cy="3063240"/>
+            <wp:docPr id="4" name="Picture 4" descr="A padded log still has two real events. 0 | 2 meaning GO | 1 real. 1 | 4 meaning STOP | 1 real. 2 | 0 meaning PAD | 0 placeholder. 3 | 0 meaning PAD | 0 placeholder"/>
+            <wp:cNvGraphicFramePr>
+              <a:graphicFrameLocks noChangeAspect="1"/>
+            </wp:cNvGraphicFramePr>
+            <a:graphic>
+              <a:graphicData uri="http://schemas.openxmlformats.org/drawingml/2006/picture">
+                <pic:pic>
+                  <pic:nvPicPr>
+                    <pic:cNvPr id="0" name="academy-story-ai-5-25-03.png"/>
+                    <pic:cNvPicPr/>
+                  </pic:nvPicPr>
+                  <pic:blipFill>
+                    <a:blip r:embed="rId12"/>
+                    <a:stretch>
+                      <a:fillRect/>
+                    </a:stretch>
+                  </pic:blipFill>
+                  <pic:spPr>
+                    <a:xfrm>
+                      <a:off x="0" y="0"/>
+                      <a:ext cx="5486400" cy="3063240"/>
+                    </a:xfrm>
+                    <a:prstGeom prst="rect"/>
+                  </pic:spPr>
+                </pic:pic>
+              </a:graphicData>
+            </a:graphic>
+          </wp:inline>
+        </w:drawing>
+      </w:r>
+    </w:p>
+    <w:p>
+      <w:pPr>
+        <w:spacing w:line="336" w:lineRule="auto" w:after="180"/>
+      </w:pPr>
+      <w:r>
+        <w:rPr>
+          <w:b w:val="0"/>
+        </w:rPr>
+        <w:t>A padded log still has two real events. 0 | 2 meaning GO | 1 real. 1 | 4 meaning STOP | 1 real. 2 | 0 meaning PAD | 0 placeholder. 3 | 0 meaning PAD | 0 placeholder</w:t>
+      </w:r>
+    </w:p>
+    <w:p>
+      <w:pPr>
+        <w:spacing w:line="336" w:lineRule="auto" w:after="180"/>
+        <w:shd w:fill="F5F1FB"/>
+      </w:pPr>
+      <w:r>
+        <w:rPr>
+          <w:b w:val="0"/>
+        </w:rPr>
+        <w:t>Read the labels and values. Explain the relationship the model shows.</w:t>
+      </w:r>
+    </w:p>
+    <w:p>
+      <w:pPr>
+        <w:pStyle w:val="Heading3"/>
+      </w:pPr>
+      <w:r>
+        <w:t>04. Change one thing. Trace what follows.</w:t>
+      </w:r>
+    </w:p>
+    <w:p>
+      <w:r>
+        <w:drawing>
+          <wp:inline xmlns:a="http://schemas.openxmlformats.org/drawingml/2006/main" xmlns:pic="http://schemas.openxmlformats.org/drawingml/2006/picture">
+            <wp:extent cx="5486400" cy="3041904"/>
+            <wp:docPr id="5" name="Picture 5" descr="Original case: Readings [0, 4, 0, 0] with real length 2 use mask [1, 1, 0, 0]; the first zero is a real measurement. Changed condition: A missing sequence length causes every numeric0 to be treated as padding in the sensor example. Expected result: The first real sensor reading is incorrectly discarded. Reason: Its numeric value is 0, but its position is real according to the declared length."/>
+            <wp:cNvGraphicFramePr>
+              <a:graphicFrameLocks noChangeAspect="1"/>
+            </wp:cNvGraphicFramePr>
+            <a:graphic>
+              <a:graphicData uri="http://schemas.openxmlformats.org/drawingml/2006/picture">
+                <pic:pic>
+                  <pic:nvPicPr>
+                    <pic:cNvPr id="0" name="academy-story-ai-5-25-04.png"/>
+                    <pic:cNvPicPr/>
+                  </pic:nvPicPr>
+                  <pic:blipFill>
+                    <a:blip r:embed="rId13"/>
+                    <a:stretch>
+                      <a:fillRect/>
+                    </a:stretch>
+                  </pic:blipFill>
+                  <pic:spPr>
+                    <a:xfrm>
+                      <a:off x="0" y="0"/>
+                      <a:ext cx="5486400" cy="3041904"/>
+                    </a:xfrm>
+                    <a:prstGeom prst="rect"/>
+                  </pic:spPr>
+                </pic:pic>
+              </a:graphicData>
+            </a:graphic>
+          </wp:inline>
+        </w:drawing>
+      </w:r>
+    </w:p>
+    <w:p>
+      <w:pPr>
+        <w:spacing w:line="336" w:lineRule="auto" w:after="180"/>
+      </w:pPr>
+      <w:r>
+        <w:rPr>
+          <w:b w:val="0"/>
+        </w:rPr>
+        <w:t xml:space="preserve">Original case: Readings [0, 4, 0, 0] with real length 2 use </w:t>
+      </w:r>
+      <w:r>
+        <w:rPr>
+          <w:b/>
+        </w:rPr>
+        <w:t>mask</w:t>
+      </w:r>
+      <w:r>
+        <w:rPr>
+          <w:b w:val="0"/>
+        </w:rPr>
+        <w:t xml:space="preserve"> [1, 1, 0, 0]; the first zero is a real measurement.</w:t>
+      </w:r>
+    </w:p>
+    <w:p>
+      <w:pPr>
+        <w:spacing w:line="336" w:lineRule="auto" w:after="180"/>
+      </w:pPr>
+      <w:r>
+        <w:rPr>
+          <w:b w:val="0"/>
+        </w:rPr>
+        <w:t xml:space="preserve">Changed condition: A missing </w:t>
+      </w:r>
+      <w:r>
+        <w:rPr>
+          <w:b/>
+        </w:rPr>
+        <w:t>sequence</w:t>
+      </w:r>
+      <w:r>
+        <w:rPr>
+          <w:b w:val="0"/>
+        </w:rPr>
+        <w:t xml:space="preserve"> length causes every numeric0 to be treated as </w:t>
+      </w:r>
+      <w:r>
+        <w:rPr>
+          <w:b/>
+        </w:rPr>
+        <w:t>padding</w:t>
+      </w:r>
+      <w:r>
+        <w:rPr>
+          <w:b w:val="0"/>
+        </w:rPr>
+        <w:t xml:space="preserve"> in the sensor example. Expected result: The first real sensor reading is incorrectly discarded.</w:t>
+      </w:r>
+    </w:p>
+    <w:p>
+      <w:pPr>
+        <w:spacing w:line="336" w:lineRule="auto" w:after="180"/>
+      </w:pPr>
+      <w:r>
+        <w:rPr>
+          <w:b w:val="0"/>
+        </w:rPr>
+        <w:t>Reason: Its numeric value is 0, but its position is real according to the declared length.</w:t>
+      </w:r>
+    </w:p>
+    <w:p>
+      <w:pPr>
+        <w:spacing w:line="336" w:lineRule="auto" w:after="180"/>
+        <w:shd w:fill="F5F1FB"/>
+      </w:pPr>
+      <w:r>
+        <w:rPr>
+          <w:b w:val="0"/>
+        </w:rPr>
+        <w:t>Predict before checking the worked changed-case result. Name what changed and what the supplied facts allow you to conclude.</w:t>
+      </w:r>
+    </w:p>
+    <w:p>
+      <w:pPr>
+        <w:pStyle w:val="Heading3"/>
+      </w:pPr>
+      <w:r>
+        <w:t>05. Connect the explanation to its limit</w:t>
+      </w:r>
+    </w:p>
+    <w:p>
+      <w:r>
+        <w:drawing>
+          <wp:inline xmlns:a="http://schemas.openxmlformats.org/drawingml/2006/main" xmlns:pic="http://schemas.openxmlformats.org/drawingml/2006/picture">
+            <wp:extent cx="5486400" cy="2834640"/>
+            <wp:docPr id="6" name="Picture 6" descr="Sequence values and sequence length are separate information. Padding fills unused storage positions so arrays can share a size; a mask marks which positions are real. A real sensor reading can be zero, just like a padding value. Keep the length or mask rather than inferring presence from the number alone. Token IDs are identifiers, not measured magnitudes. Limit: Token padding rules need not apply to sensor values. Document sequence lengths, vocabulary and unknown-token handling."/>
+            <wp:cNvGraphicFramePr>
+              <a:graphicFrameLocks noChangeAspect="1"/>
+            </wp:cNvGraphicFramePr>
+            <a:graphic>
+              <a:graphicData uri="http://schemas.openxmlformats.org/drawingml/2006/picture">
+                <pic:pic>
+                  <pic:nvPicPr>
+                    <pic:cNvPr id="0" name="academy-story-ai-5-25-05.png"/>
+                    <pic:cNvPicPr/>
+                  </pic:nvPicPr>
+                  <pic:blipFill>
+                    <a:blip r:embed="rId14"/>
+                    <a:stretch>
+                      <a:fillRect/>
+                    </a:stretch>
+                  </pic:blipFill>
+                  <pic:spPr>
+                    <a:xfrm>
+                      <a:off x="0" y="0"/>
+                      <a:ext cx="5486400" cy="2834640"/>
+                    </a:xfrm>
+                    <a:prstGeom prst="rect"/>
+                  </pic:spPr>
+                </pic:pic>
+              </a:graphicData>
+            </a:graphic>
+          </wp:inline>
+        </w:drawing>
+      </w:r>
+    </w:p>
+    <w:p>
+      <w:pPr>
+        <w:spacing w:line="336" w:lineRule="auto" w:after="180"/>
+      </w:pPr>
+      <w:r>
+        <w:rPr>
+          <w:b/>
+        </w:rPr>
+        <w:t>Sequence</w:t>
+      </w:r>
+      <w:r>
+        <w:rPr>
+          <w:b w:val="0"/>
+        </w:rPr>
+        <w:t xml:space="preserve"> values and </w:t>
+      </w:r>
+      <w:r>
+        <w:rPr>
+          <w:b/>
+        </w:rPr>
+        <w:t>sequence</w:t>
+      </w:r>
+      <w:r>
+        <w:rPr>
+          <w:b w:val="0"/>
+        </w:rPr>
+        <w:t xml:space="preserve"> length are separate information. </w:t>
+      </w:r>
+      <w:r>
+        <w:rPr>
+          <w:b/>
+        </w:rPr>
+        <w:t>Padding</w:t>
+      </w:r>
+      <w:r>
+        <w:rPr>
+          <w:b w:val="0"/>
+        </w:rPr>
+        <w:t xml:space="preserve"> fills unused storage positions so arrays can share a size; a </w:t>
+      </w:r>
+      <w:r>
+        <w:rPr>
+          <w:b/>
+        </w:rPr>
+        <w:t>mask</w:t>
+      </w:r>
+      <w:r>
+        <w:rPr>
+          <w:b w:val="0"/>
+        </w:rPr>
+        <w:t xml:space="preserve"> marks which positions are real.</w:t>
+      </w:r>
+    </w:p>
+    <w:p>
+      <w:pPr>
+        <w:spacing w:line="336" w:lineRule="auto" w:after="180"/>
+      </w:pPr>
+      <w:r>
+        <w:rPr>
+          <w:b w:val="0"/>
+        </w:rPr>
+        <w:t xml:space="preserve">A real sensor reading can be zero, just like a </w:t>
+      </w:r>
+      <w:r>
+        <w:rPr>
+          <w:b/>
+        </w:rPr>
+        <w:t>padding</w:t>
+      </w:r>
+      <w:r>
+        <w:rPr>
+          <w:b w:val="0"/>
+        </w:rPr>
+        <w:t xml:space="preserve"> value. Keep the length or </w:t>
+      </w:r>
+      <w:r>
+        <w:rPr>
+          <w:b/>
+        </w:rPr>
+        <w:t>mask</w:t>
+      </w:r>
+      <w:r>
+        <w:rPr>
+          <w:b w:val="0"/>
+        </w:rPr>
+        <w:t xml:space="preserve"> rather than inferring presence from the number alone. </w:t>
+      </w:r>
+      <w:r>
+        <w:rPr>
+          <w:b/>
+        </w:rPr>
+        <w:t>Token ID</w:t>
+      </w:r>
+      <w:r>
+        <w:rPr>
+          <w:b w:val="0"/>
+        </w:rPr>
+        <w:t>s are identifiers, not measured magnitudes.</w:t>
+      </w:r>
+    </w:p>
+    <w:p>
+      <w:pPr>
+        <w:spacing w:line="336" w:lineRule="auto" w:after="180"/>
+      </w:pPr>
+      <w:r>
+        <w:rPr>
+          <w:b w:val="0"/>
+        </w:rPr>
+        <w:t xml:space="preserve">Limit: Token </w:t>
+      </w:r>
+      <w:r>
+        <w:rPr>
+          <w:b/>
+        </w:rPr>
+        <w:t>padding</w:t>
+      </w:r>
+      <w:r>
+        <w:rPr>
+          <w:b w:val="0"/>
+        </w:rPr>
+        <w:t xml:space="preserve"> rules need not apply to sensor values. Document </w:t>
+      </w:r>
+      <w:r>
+        <w:rPr>
+          <w:b/>
+        </w:rPr>
+        <w:t>sequence</w:t>
+      </w:r>
+      <w:r>
+        <w:rPr>
+          <w:b w:val="0"/>
+        </w:rPr>
+        <w:t xml:space="preserve"> lengths, vocabulary and unknown-token handling.</w:t>
+      </w:r>
+    </w:p>
+    <w:p>
+      <w:pPr>
+        <w:spacing w:line="336" w:lineRule="auto" w:after="180"/>
+        <w:shd w:fill="F5F1FB"/>
+      </w:pPr>
+      <w:r>
+        <w:rPr>
+          <w:b w:val="0"/>
+        </w:rPr>
+        <w:t>Explain the case, then point to a limit on the claim.</w:t>
+      </w:r>
+    </w:p>
+    <w:p>
+      <w:pPr>
+        <w:pStyle w:val="Heading3"/>
+      </w:pPr>
+      <w:r>
+        <w:t>06. Make the idea visible in your project</w:t>
+      </w:r>
+    </w:p>
+    <w:p>
+      <w:r>
+        <w:drawing>
+          <wp:inline xmlns:a="http://schemas.openxmlformats.org/drawingml/2006/main" xmlns:pic="http://schemas.openxmlformats.org/drawingml/2006/picture">
+            <wp:extent cx="5486400" cy="3681984"/>
+            <wp:docPr id="7" name="Picture 7" descr="For your Image-pattern Network Investigation, save the input, procedure, observed result and limitation of this check. Label this worked example as practice; use a different, previously unreviewed case when checking independent understanding. Draw your input, deciding step, result and limit. Supported question: Which record lets the program distinguish the first and last zeros? Point to the relevant step in the picture, then write the changed result and the rule or evidence that supports it."/>
+            <wp:cNvGraphicFramePr>
+              <a:graphicFrameLocks noChangeAspect="1"/>
+            </wp:cNvGraphicFramePr>
+            <a:graphic>
+              <a:graphicData uri="http://schemas.openxmlformats.org/drawingml/2006/picture">
+                <pic:pic>
+                  <pic:nvPicPr>
+                    <pic:cNvPr id="0" name="academy-story-ai-5-25-06.png"/>
+                    <pic:cNvPicPr/>
+                  </pic:nvPicPr>
+                  <pic:blipFill>
+                    <a:blip r:embed="rId15"/>
+                    <a:stretch>
+                      <a:fillRect/>
+                    </a:stretch>
+                  </pic:blipFill>
+                  <pic:spPr>
+                    <a:xfrm>
+                      <a:off x="0" y="0"/>
+                      <a:ext cx="5486400" cy="3681984"/>
+                    </a:xfrm>
+                    <a:prstGeom prst="rect"/>
+                  </pic:spPr>
+                </pic:pic>
+              </a:graphicData>
+            </a:graphic>
+          </wp:inline>
+        </w:drawing>
+      </w:r>
+    </w:p>
+    <w:p>
+      <w:pPr>
+        <w:spacing w:line="336" w:lineRule="auto" w:after="180"/>
+      </w:pPr>
+      <w:r>
+        <w:rPr>
+          <w:b w:val="0"/>
+        </w:rPr>
+        <w:t xml:space="preserve">For your Image-pattern Network Investigation, save the </w:t>
+      </w:r>
+      <w:r>
+        <w:rPr>
+          <w:b/>
+        </w:rPr>
+        <w:t>input</w:t>
+      </w:r>
+      <w:r>
+        <w:rPr>
+          <w:b w:val="0"/>
+        </w:rPr>
+        <w:t>, procedure, observed result and limitation of this check.</w:t>
+      </w:r>
+    </w:p>
+    <w:p>
+      <w:pPr>
+        <w:spacing w:line="336" w:lineRule="auto" w:after="180"/>
+      </w:pPr>
+      <w:r>
+        <w:rPr>
+          <w:b w:val="0"/>
+        </w:rPr>
+        <w:t xml:space="preserve">Label this worked example as practice; use a different, previously unreviewed case when checking independent understanding. Draw your </w:t>
+      </w:r>
+      <w:r>
+        <w:rPr>
+          <w:b/>
+        </w:rPr>
+        <w:t>input</w:t>
+      </w:r>
+      <w:r>
+        <w:rPr>
+          <w:b w:val="0"/>
+        </w:rPr>
+        <w:t>, deciding step, result and limit.</w:t>
+      </w:r>
+    </w:p>
+    <w:p>
+      <w:pPr>
+        <w:spacing w:line="336" w:lineRule="auto" w:after="180"/>
+      </w:pPr>
+      <w:r>
+        <w:rPr>
+          <w:b w:val="0"/>
+        </w:rPr>
+        <w:t xml:space="preserve">Supported question: Which record lets the program distinguish the first and last zeros? Point to the relevant step in the picture, then write the changed result and the rule or </w:t>
+      </w:r>
+      <w:r>
+        <w:rPr>
+          <w:b/>
+        </w:rPr>
+        <w:t>evidence</w:t>
+      </w:r>
+      <w:r>
+        <w:rPr>
+          <w:b w:val="0"/>
+        </w:rPr>
+        <w:t xml:space="preserve"> that supports it.</w:t>
+      </w:r>
+    </w:p>
+    <w:p>
+      <w:pPr>
+        <w:spacing w:line="336" w:lineRule="auto" w:after="180"/>
+        <w:shd w:fill="F5F1FB"/>
+      </w:pPr>
+      <w:r>
+        <w:rPr>
+          <w:b w:val="0"/>
+        </w:rPr>
+        <w:t xml:space="preserve">Draw your project trace and justify the deciding step using </w:t>
+      </w:r>
+      <w:r>
+        <w:rPr>
+          <w:b/>
+        </w:rPr>
+        <w:t>evidence</w:t>
+      </w:r>
+      <w:r>
+        <w:rPr>
+          <w:b w:val="0"/>
+        </w:rPr>
+        <w:t>.</w:t>
       </w:r>
     </w:p>
     <w:sectPr>

--- a/downloads/student/ai-5-week-25.docx
+++ b/downloads/student/ai-5-week-25.docx
@@ -933,7 +933,7 @@
         <w:rPr>
           <w:b w:val="0"/>
         </w:rPr>
-        <w:t xml:space="preserve"> length causes every numeric0 to be treated as </w:t>
+        <w:t xml:space="preserve"> length causes every numeric 0 to be treated as </w:t>
       </w:r>
       <w:r>
         <w:rPr>
@@ -1458,7 +1458,7 @@
         <w:rPr>
           <w:b w:val="0"/>
         </w:rPr>
-        <w:t xml:space="preserve">Toy tokensPAD0, UNK1, LEFT2, RIGHT3; stored length4. </w:t>
+        <w:t xml:space="preserve">Toy tokens PAD 0, UNK 1, LEFT 2, RIGHT 3; stored length 4. </w:t>
       </w:r>
       <w:r>
         <w:rPr>
@@ -1470,7 +1470,7 @@
         <w:rPr>
           <w:b w:val="0"/>
         </w:rPr>
-        <w:t xml:space="preserve">LEFT RIGHT encodes [2, 3, 0, 0], </w:t>
+        <w:t xml:space="preserve"> LEFT RIGHT encodes [2, 3, 0, 0], </w:t>
       </w:r>
       <w:r>
         <w:rPr>
@@ -1522,7 +1522,7 @@
         <w:drawing>
           <wp:inline xmlns:a="http://schemas.openxmlformats.org/drawingml/2006/main" xmlns:pic="http://schemas.openxmlformats.org/drawingml/2006/picture">
             <wp:extent cx="5486400" cy="5406571"/>
-            <wp:docPr id="1" name="Picture 1" descr="Sequence representations. Encode real tokens: LEFT and RIGHT occupy positions0 and 1.. Mark padding: Positions2 and 3 are storage padding; mask marks them 0.. Compare sensor example: Readings [0, 4, 0, 0] with real length 2 use mask [1, 1, 0, 0]; the first zero is a real measurement."/>
+            <wp:docPr id="1" name="Picture 1" descr="Sequence representations. Encode real tokens: LEFT and RIGHT occupy positions 0 and 1.. Mark padding: Positions 2 and 3 are storage padding; mask marks them 0.. Compare sensor example: Readings [0, 4, 0, 0] with real length 2 use mask [1, 1, 0, 0]; the first zero is a real measurement."/>
             <wp:cNvGraphicFramePr>
               <a:graphicFrameLocks noChangeAspect="1"/>
             </wp:cNvGraphicFramePr>
@@ -1613,7 +1613,7 @@
           </w:tcPr>
           <w:p>
             <w:r>
-              <w:t>LEFT and RIGHT occupy positions0 and 1.</w:t>
+              <w:t>LEFT and RIGHT occupy positions 0 and 1.</w:t>
             </w:r>
           </w:p>
         </w:tc>
@@ -1635,7 +1635,7 @@
           </w:tcPr>
           <w:p>
             <w:r>
-              <w:t>Positions2 and 3 are storage padding; mask marks them 0.</w:t>
+              <w:t>Positions 2 and 3 are storage padding; mask marks them 0.</w:t>
             </w:r>
           </w:p>
         </w:tc>
@@ -1899,7 +1899,7 @@
         <w:rPr>
           <w:b w:val="0"/>
         </w:rPr>
-        <w:t xml:space="preserve"> length causes every numeric0 to be treated as </w:t>
+        <w:t xml:space="preserve"> length causes every numeric 0 to be treated as </w:t>
       </w:r>
       <w:r>
         <w:rPr>
@@ -4520,7 +4520,7 @@
         <w:rPr>
           <w:b w:val="0"/>
         </w:rPr>
-        <w:t xml:space="preserve"> length causes every numeric0 to be treated as </w:t>
+        <w:t xml:space="preserve"> length causes every numeric 0 to be treated as </w:t>
       </w:r>
       <w:r>
         <w:rPr>
@@ -4924,7 +4924,7 @@
         <w:drawing>
           <wp:inline xmlns:a="http://schemas.openxmlformats.org/drawingml/2006/main" xmlns:pic="http://schemas.openxmlformats.org/drawingml/2006/picture">
             <wp:extent cx="5486400" cy="2990088"/>
-            <wp:docPr id="2" name="Picture 2" descr="Distinguish padding positions from meaningful zero sensor readings. Supplied facts: Toy tokensPAD0, UNK1, LEFT2, RIGHT3; stored length4. SequenceLEFT RIGHT encodes [2, 3, 0, 0], mask [1, 1, 0, 0]. All inputs and outcomes in this worked example are invented classroom data; no real model run is claimed."/>
+            <wp:docPr id="2" name="Picture 2" descr="Distinguish padding positions from meaningful zero sensor readings. Supplied facts: Toy tokens PAD 0, UNK 1, LEFT 2, RIGHT 3; stored length 4. Sequence LEFT RIGHT encodes [2, 3, 0, 0], mask [1, 1, 0, 0]. All inputs and outcomes in this worked example are invented classroom data; no real model run is claimed."/>
             <wp:cNvGraphicFramePr>
               <a:graphicFrameLocks noChangeAspect="1"/>
             </wp:cNvGraphicFramePr>
@@ -4975,7 +4975,7 @@
         <w:rPr>
           <w:b w:val="0"/>
         </w:rPr>
-        <w:t xml:space="preserve"> positions from meaningful zero sensor readings. Supplied facts: Toy tokensPAD0, UNK1, LEFT2, RIGHT3; stored length4. </w:t>
+        <w:t xml:space="preserve"> positions from meaningful zero sensor readings. Supplied facts: Toy tokens PAD 0, UNK 1, LEFT 2, RIGHT 3; stored length 4. </w:t>
       </w:r>
       <w:r>
         <w:rPr>
@@ -4987,7 +4987,7 @@
         <w:rPr>
           <w:b w:val="0"/>
         </w:rPr>
-        <w:t xml:space="preserve">LEFT RIGHT encodes [2, 3, 0, 0], </w:t>
+        <w:t xml:space="preserve"> LEFT RIGHT encodes [2, 3, 0, 0], </w:t>
       </w:r>
       <w:r>
         <w:rPr>
@@ -5050,7 +5050,7 @@
         <w:drawing>
           <wp:inline xmlns:a="http://schemas.openxmlformats.org/drawingml/2006/main" xmlns:pic="http://schemas.openxmlformats.org/drawingml/2006/picture">
             <wp:extent cx="5486400" cy="3337560"/>
-            <wp:docPr id="3" name="Picture 3" descr="Encode real tokens: LEFT and RIGHT occupy positions0 and 1. → Mark padding: Positions2 and 3 are storage padding; mask marks them 0. → Compare sensor example: Readings [0, 4, 0, 0] with real length 2 use mask [1, 1, 0, 0]; the first zero is a real measurement."/>
+            <wp:docPr id="3" name="Picture 3" descr="Encode real tokens: LEFT and RIGHT occupy positions 0 and 1. → Mark padding: Positions 2 and 3 are storage padding; mask marks them 0. → Compare sensor example: Readings [0, 4, 0, 0] with real length 2 use mask [1, 1, 0, 0]; the first zero is a real measurement."/>
             <wp:cNvGraphicFramePr>
               <a:graphicFrameLocks noChangeAspect="1"/>
             </wp:cNvGraphicFramePr>
@@ -5089,7 +5089,7 @@
         <w:rPr>
           <w:b w:val="0"/>
         </w:rPr>
-        <w:t xml:space="preserve">Encode real tokens: LEFT and RIGHT occupy positions0 and 1. → Mark </w:t>
+        <w:t xml:space="preserve">Encode real tokens: LEFT and RIGHT occupy positions 0 and 1. → Mark </w:t>
       </w:r>
       <w:r>
         <w:rPr>
@@ -5101,7 +5101,7 @@
         <w:rPr>
           <w:b w:val="0"/>
         </w:rPr>
-        <w:t xml:space="preserve">: Positions2 and 3 are storage </w:t>
+        <w:t xml:space="preserve">: Positions 2 and 3 are storage </w:t>
       </w:r>
       <w:r>
         <w:rPr>
@@ -5244,7 +5244,7 @@
         <w:drawing>
           <wp:inline xmlns:a="http://schemas.openxmlformats.org/drawingml/2006/main" xmlns:pic="http://schemas.openxmlformats.org/drawingml/2006/picture">
             <wp:extent cx="5486400" cy="3041904"/>
-            <wp:docPr id="5" name="Picture 5" descr="Original case: Readings [0, 4, 0, 0] with real length 2 use mask [1, 1, 0, 0]; the first zero is a real measurement. Changed condition: A missing sequence length causes every numeric0 to be treated as padding in the sensor example. Expected result: The first real sensor reading is incorrectly discarded. Reason: Its numeric value is 0, but its position is real according to the declared length."/>
+            <wp:docPr id="5" name="Picture 5" descr="Original case: Readings [0, 4, 0, 0] with real length 2 use mask [1, 1, 0, 0]; the first zero is a real measurement. Changed condition: A missing sequence length causes every numeric 0 to be treated as padding in the sensor example. Expected result: The first real sensor reading is incorrectly discarded. Reason: Its numeric value is 0, but its position is real according to the declared length."/>
             <wp:cNvGraphicFramePr>
               <a:graphicFrameLocks noChangeAspect="1"/>
             </wp:cNvGraphicFramePr>
@@ -5318,7 +5318,7 @@
         <w:rPr>
           <w:b w:val="0"/>
         </w:rPr>
-        <w:t xml:space="preserve"> length causes every numeric0 to be treated as </w:t>
+        <w:t xml:space="preserve"> length causes every numeric 0 to be treated as </w:t>
       </w:r>
       <w:r>
         <w:rPr>

--- a/downloads/student/ai-5-week-25.docx
+++ b/downloads/student/ai-5-week-25.docx
@@ -25,12 +25,17 @@
         <w:pStyle w:val="Heading1"/>
       </w:pPr>
       <w:r>
-        <w:t>Before you start</w:t>
-      </w:r>
-    </w:p>
-    <w:p>
-      <w:r>
-        <w:t>Why can two different image regions have the same pooled maximum?</w:t>
+        <w:t>Keep the order. Mark real positions. Preserve measured zero.</w:t>
+      </w:r>
+    </w:p>
+    <w:p>
+      <w:r>
+        <w:t>Encode complete sequence schemas while tracing padding,unknown identity and truncation losses.</w:t>
+      </w:r>
+    </w:p>
+    <w:p>
+      <w:r>
+        <w:t>Order collision → four-position vocabulary/encoding → separate pictured sensor mask → aligned real-zero diagram → executable mask audit → independent new schema.</w:t>
       </w:r>
     </w:p>
     <w:p>
@@ -38,20 +43,20 @@
         <w:pStyle w:val="Heading1"/>
       </w:pPr>
       <w:r>
-        <w:t>01. Your mission</w:t>
-      </w:r>
-    </w:p>
-    <w:p>
-      <w:r>
-        <w:t>Start with the target: Encode an ordered sequence with an explicit vocabulary. Try the recall before opening notes.</w:t>
-      </w:r>
-    </w:p>
-    <w:p>
-      <w:pPr>
-        <w:pStyle w:val="Heading3"/>
-      </w:pPr>
-      <w:r>
-        <w:t>Your learning target</w:t>
+        <w:t>01. Which event was last,and which positions are real?</w:t>
+      </w:r>
+    </w:p>
+    <w:p>
+      <w:r>
+        <w:t>Keep order,vocabulary,storage length and masks together.</w:t>
+      </w:r>
+    </w:p>
+    <w:p>
+      <w:pPr>
+        <w:pStyle w:val="Heading2"/>
+      </w:pPr>
+      <w:r>
+        <w:t>Learning goals</w:t>
       </w:r>
     </w:p>
     <w:p>
@@ -125,10 +130,10 @@
     </w:p>
     <w:p>
       <w:pPr>
-        <w:pStyle w:val="Heading3"/>
-      </w:pPr>
-      <w:r>
-        <w:t>Remember before reading</w:t>
+        <w:pStyle w:val="Heading2"/>
+      </w:pPr>
+      <w:r>
+        <w:t>Retrieve representation and evidence limits</w:t>
       </w:r>
     </w:p>
     <w:p>
@@ -200,6 +205,100 @@
     </w:p>
     <w:p>
       <w:pPr>
+        <w:pStyle w:val="Heading2"/>
+      </w:pPr>
+      <w:r>
+        <w:t>Prerequisite and starting response</w:t>
+      </w:r>
+    </w:p>
+    <w:p>
+      <w:pPr>
+        <w:pStyle w:val="ListBullet"/>
+      </w:pPr>
+      <w:r>
+        <w:t>Why can two different image regions have the same pooled maximum?</w:t>
+      </w:r>
+    </w:p>
+    <w:p>
+      <w:pPr>
+        <w:pStyle w:val="Heading3"/>
+      </w:pPr>
+      <w:r>
+        <w:t>My starting explanation</w:t>
+      </w:r>
+    </w:p>
+    <w:p>
+      <w:r>
+        <w:t>________________________________________________________________</w:t>
+      </w:r>
+    </w:p>
+    <w:p>
+      <w:r>
+        <w:t>________________________________________________________________</w:t>
+      </w:r>
+    </w:p>
+    <w:p>
+      <w:r>
+        <w:t>________________________________________________________________</w:t>
+      </w:r>
+    </w:p>
+    <w:p>
+      <w:pPr>
+        <w:pStyle w:val="Heading2"/>
+      </w:pPr>
+      <w:r>
+        <w:t>End goal</w:t>
+      </w:r>
+    </w:p>
+    <w:p>
+      <w:pPr>
+        <w:spacing w:line="336" w:lineRule="auto" w:after="180"/>
+      </w:pPr>
+      <w:r>
+        <w:rPr>
+          <w:b w:val="0"/>
+        </w:rPr>
+        <w:t xml:space="preserve">By the end, I can explain </w:t>
+      </w:r>
+      <w:r>
+        <w:rPr>
+          <w:b/>
+        </w:rPr>
+        <w:t>sequence</w:t>
+      </w:r>
+      <w:r>
+        <w:rPr>
+          <w:b w:val="0"/>
+        </w:rPr>
+        <w:t xml:space="preserve"> representations using a traced example and a stated limitation.</w:t>
+      </w:r>
+    </w:p>
+    <w:p>
+      <w:pPr>
+        <w:pStyle w:val="Heading2"/>
+      </w:pPr>
+      <w:r>
+        <w:t>Earlier wording, alternatives and picture transcripts · reference / check after trying</w:t>
+      </w:r>
+    </w:p>
+    <w:p>
+      <w:pPr>
+        <w:pStyle w:val="Heading3"/>
+      </w:pPr>
+      <w:r>
+        <w:t>Your learning target</w:t>
+      </w:r>
+    </w:p>
+    <w:p>
+      <w:pPr>
+        <w:pStyle w:val="Heading3"/>
+      </w:pPr>
+      <w:r>
+        <w:t>Remember before reading</w:t>
+      </w:r>
+    </w:p>
+    <w:p>
+      <w:pPr>
         <w:spacing w:line="336" w:lineRule="auto" w:after="180"/>
       </w:pPr>
       <w:r>
@@ -288,81 +387,31 @@
     </w:p>
     <w:p>
       <w:pPr>
-        <w:spacing w:line="336" w:lineRule="auto" w:after="180"/>
-        <w:shd w:fill="F5F1FB"/>
-      </w:pPr>
-      <w:r>
-        <w:rPr>
-          <w:b w:val="0"/>
-        </w:rPr>
-        <w:t>Why can two different image regions have the same pooled maximum?</w:t>
-      </w:r>
-    </w:p>
-    <w:p>
-      <w:pPr>
         <w:pStyle w:val="Heading3"/>
       </w:pPr>
       <w:r>
-        <w:t>My starting explanation</w:t>
-      </w:r>
-    </w:p>
-    <w:p>
-      <w:r>
-        <w:t>________________________________________________________________</w:t>
-      </w:r>
-    </w:p>
-    <w:p>
-      <w:r>
-        <w:t>________________________________________________________________</w:t>
-      </w:r>
-    </w:p>
-    <w:p>
-      <w:r>
-        <w:t>________________________________________________________________</w:t>
-      </w:r>
-    </w:p>
-    <w:p>
-      <w:pPr>
-        <w:pStyle w:val="Heading3"/>
-      </w:pPr>
-      <w:r>
         <w:t>This week’s end goal</w:t>
       </w:r>
     </w:p>
     <w:p>
       <w:pPr>
-        <w:spacing w:line="336" w:lineRule="auto" w:after="180"/>
-      </w:pPr>
-      <w:r>
-        <w:rPr>
-          <w:b w:val="0"/>
-        </w:rPr>
-        <w:t xml:space="preserve">By the end, I can explain </w:t>
-      </w:r>
-      <w:r>
-        <w:rPr>
-          <w:b/>
-        </w:rPr>
-        <w:t>sequence</w:t>
-      </w:r>
-      <w:r>
-        <w:rPr>
-          <w:b w:val="0"/>
-        </w:rPr>
-        <w:t xml:space="preserve"> representations using a traced example and a stated limitation.</w:t>
-      </w:r>
-    </w:p>
-    <w:p>
-      <w:pPr>
         <w:pStyle w:val="Heading1"/>
       </w:pPr>
       <w:r>
-        <w:t>02. Notice the evidence</w:t>
-      </w:r>
-    </w:p>
-    <w:p>
-      <w:r>
-        <w:t>Investigate the supplied Sequence representations case. Separate observations, given facts and assumptions before choosing an explanation.</w:t>
+        <w:t>02. Choose a representation that keeps the order this task needs</w:t>
+      </w:r>
+    </w:p>
+    <w:p>
+      <w:r>
+        <w:t>Counts alone can merge logs with different final events.</w:t>
+      </w:r>
+    </w:p>
+    <w:p>
+      <w:pPr>
+        <w:pStyle w:val="Heading2"/>
+      </w:pPr>
+      <w:r>
+        <w:t>Complete event task and order collision</w:t>
       </w:r>
     </w:p>
     <w:p>
@@ -573,6 +622,14 @@
     </w:tbl>
     <w:p>
       <w:pPr>
+        <w:pStyle w:val="Heading2"/>
+      </w:pPr>
+      <w:r>
+        <w:t>Declared vocabulary and the meaning of IDs</w:t>
+      </w:r>
+    </w:p>
+    <w:p>
+      <w:pPr>
         <w:spacing w:line="336" w:lineRule="auto" w:after="180"/>
       </w:pPr>
       <w:r>
@@ -629,6 +686,14 @@
     </w:p>
     <w:p>
       <w:pPr>
+        <w:pStyle w:val="Heading2"/>
+      </w:pPr>
+      <w:r>
+        <w:t>Name given and missing facts</w:t>
+      </w:r>
+    </w:p>
+    <w:p>
+      <w:pPr>
         <w:pStyle w:val="Heading3"/>
       </w:pPr>
       <w:r>
@@ -655,12 +720,20 @@
         <w:pStyle w:val="Heading1"/>
       </w:pPr>
       <w:r>
-        <w:t>03. See how it works</w:t>
-      </w:r>
-    </w:p>
-    <w:p>
-      <w:r>
-        <w:t>Follow the mechanism for Sequence representations. Connect each labelled input, deciding step and result.</w:t>
+        <w:t>03. Encode real positions before adding storage padding</w:t>
+      </w:r>
+    </w:p>
+    <w:p>
+      <w:r>
+        <w:t>A token ID names an event;the mask records whether a position is real.</w:t>
+      </w:r>
+    </w:p>
+    <w:p>
+      <w:pPr>
+        <w:pStyle w:val="Heading2"/>
+      </w:pPr>
+      <w:r>
+        <w:t>Complete input contract and training-data vocabulary scope</w:t>
       </w:r>
     </w:p>
     <w:p>
@@ -731,6 +804,354 @@
           <w:b w:val="0"/>
         </w:rPr>
         <w:t xml:space="preserve"> 1.</w:t>
+      </w:r>
+    </w:p>
+    <w:p>
+      <w:pPr>
+        <w:spacing w:line="336" w:lineRule="auto" w:after="180"/>
+      </w:pPr>
+      <w:r>
+        <w:rPr>
+          <w:b w:val="0"/>
+        </w:rPr>
+        <w:t>The code assumes a list of symbol strings and uses exact spelling. It does not fit a vocabulary from data.</w:t>
+      </w:r>
+    </w:p>
+    <w:p>
+      <w:pPr>
+        <w:spacing w:line="336" w:lineRule="auto" w:after="180"/>
+      </w:pPr>
+      <w:r>
+        <w:rPr>
+          <w:b w:val="0"/>
+        </w:rPr>
+        <w:t xml:space="preserve">If a future project fits vocabulary choices or frequency cutoffs, derive those choices from </w:t>
+      </w:r>
+      <w:r>
+        <w:rPr>
+          <w:b/>
+        </w:rPr>
+        <w:t>training</w:t>
+      </w:r>
+      <w:r>
+        <w:rPr>
+          <w:b w:val="0"/>
+        </w:rPr>
+        <w:t xml:space="preserve"> data and apply the saved encoding consistently to validation and final cases.</w:t>
+      </w:r>
+    </w:p>
+    <w:p>
+      <w:pPr>
+        <w:pStyle w:val="Heading2"/>
+      </w:pPr>
+      <w:r>
+        <w:t>All supplied encodings and last real positions</w:t>
+      </w:r>
+    </w:p>
+    <w:tbl>
+      <w:tblPr>
+        <w:tblStyle w:val="LightShading-Accent1"/>
+        <w:tblW w:type="auto" w:w="0"/>
+        <w:tblLook w:firstColumn="1" w:firstRow="1" w:lastColumn="0" w:lastRow="0" w:noHBand="0" w:noVBand="1" w:val="04A0"/>
+      </w:tblPr>
+      <w:tblGrid>
+        <w:gridCol w:w="2556"/>
+        <w:gridCol w:w="2556"/>
+        <w:gridCol w:w="2556"/>
+        <w:gridCol w:w="2556"/>
+      </w:tblGrid>
+      <w:tr>
+        <w:trPr>
+          <w:tblHeader/>
+        </w:trPr>
+        <w:tc>
+          <w:tcPr>
+            <w:tcW w:type="dxa" w:w="2556"/>
+          </w:tcPr>
+          <w:p>
+            <w:r>
+              <w:t>Complete input log</w:t>
+            </w:r>
+          </w:p>
+        </w:tc>
+        <w:tc>
+          <w:tcPr>
+            <w:tcW w:type="dxa" w:w="2556"/>
+          </w:tcPr>
+          <w:p>
+            <w:r>
+              <w:t>Four stored IDs</w:t>
+            </w:r>
+          </w:p>
+        </w:tc>
+        <w:tc>
+          <w:tcPr>
+            <w:tcW w:type="dxa" w:w="2556"/>
+          </w:tcPr>
+          <w:p>
+            <w:r>
+              <w:t>Real-position mask</w:t>
+            </w:r>
+          </w:p>
+        </w:tc>
+        <w:tc>
+          <w:tcPr>
+            <w:tcW w:type="dxa" w:w="2556"/>
+          </w:tcPr>
+          <w:p>
+            <w:r>
+              <w:t>Final real position / meaning</w:t>
+            </w:r>
+          </w:p>
+        </w:tc>
+      </w:tr>
+      <w:tr>
+        <w:tc>
+          <w:tcPr>
+            <w:tcW w:type="dxa" w:w="2556"/>
+          </w:tcPr>
+          <w:p>
+            <w:r>
+              <w:t>GO STOP</w:t>
+            </w:r>
+          </w:p>
+        </w:tc>
+        <w:tc>
+          <w:tcPr>
+            <w:tcW w:type="dxa" w:w="2556"/>
+          </w:tcPr>
+          <w:p>
+            <w:r>
+              <w:t>[2, 4, 0, 0]</w:t>
+            </w:r>
+          </w:p>
+        </w:tc>
+        <w:tc>
+          <w:tcPr>
+            <w:tcW w:type="dxa" w:w="2556"/>
+          </w:tcPr>
+          <w:p>
+            <w:r>
+              <w:t>[1, 1, 0, 0]</w:t>
+            </w:r>
+          </w:p>
+        </w:tc>
+        <w:tc>
+          <w:tcPr>
+            <w:tcW w:type="dxa" w:w="2556"/>
+          </w:tcPr>
+          <w:p>
+            <w:r>
+              <w:t>1 /STOP</w:t>
+            </w:r>
+          </w:p>
+        </w:tc>
+      </w:tr>
+      <w:tr>
+        <w:tc>
+          <w:tcPr>
+            <w:tcW w:type="dxa" w:w="2556"/>
+          </w:tcPr>
+          <w:p>
+            <w:r>
+              <w:t>STOP GO</w:t>
+            </w:r>
+          </w:p>
+        </w:tc>
+        <w:tc>
+          <w:tcPr>
+            <w:tcW w:type="dxa" w:w="2556"/>
+          </w:tcPr>
+          <w:p>
+            <w:r>
+              <w:t>[4, 2, 0, 0]</w:t>
+            </w:r>
+          </w:p>
+        </w:tc>
+        <w:tc>
+          <w:tcPr>
+            <w:tcW w:type="dxa" w:w="2556"/>
+          </w:tcPr>
+          <w:p>
+            <w:r>
+              <w:t>[1, 1, 0, 0]</w:t>
+            </w:r>
+          </w:p>
+        </w:tc>
+        <w:tc>
+          <w:tcPr>
+            <w:tcW w:type="dxa" w:w="2556"/>
+          </w:tcPr>
+          <w:p>
+            <w:r>
+              <w:t>1 /GO</w:t>
+            </w:r>
+          </w:p>
+        </w:tc>
+      </w:tr>
+      <w:tr>
+        <w:tc>
+          <w:tcPr>
+            <w:tcW w:type="dxa" w:w="2556"/>
+          </w:tcPr>
+          <w:p>
+            <w:r>
+              <w:t>TURN STOP</w:t>
+            </w:r>
+          </w:p>
+        </w:tc>
+        <w:tc>
+          <w:tcPr>
+            <w:tcW w:type="dxa" w:w="2556"/>
+          </w:tcPr>
+          <w:p>
+            <w:r>
+              <w:t>[3, 4, 0, 0]</w:t>
+            </w:r>
+          </w:p>
+        </w:tc>
+        <w:tc>
+          <w:tcPr>
+            <w:tcW w:type="dxa" w:w="2556"/>
+          </w:tcPr>
+          <w:p>
+            <w:r>
+              <w:t>[1, 1, 0, 0]</w:t>
+            </w:r>
+          </w:p>
+        </w:tc>
+        <w:tc>
+          <w:tcPr>
+            <w:tcW w:type="dxa" w:w="2556"/>
+          </w:tcPr>
+          <w:p>
+            <w:r>
+              <w:t>1 /STOP</w:t>
+            </w:r>
+          </w:p>
+        </w:tc>
+      </w:tr>
+      <w:tr>
+        <w:tc>
+          <w:tcPr>
+            <w:tcW w:type="dxa" w:w="2556"/>
+          </w:tcPr>
+          <w:p>
+            <w:r>
+              <w:t>WAIT STOP</w:t>
+            </w:r>
+          </w:p>
+        </w:tc>
+        <w:tc>
+          <w:tcPr>
+            <w:tcW w:type="dxa" w:w="2556"/>
+          </w:tcPr>
+          <w:p>
+            <w:r>
+              <w:t>[1, 4, 0, 0]</w:t>
+            </w:r>
+          </w:p>
+        </w:tc>
+        <w:tc>
+          <w:tcPr>
+            <w:tcW w:type="dxa" w:w="2556"/>
+          </w:tcPr>
+          <w:p>
+            <w:r>
+              <w:t>[1, 1, 0, 0]</w:t>
+            </w:r>
+          </w:p>
+        </w:tc>
+        <w:tc>
+          <w:tcPr>
+            <w:tcW w:type="dxa" w:w="2556"/>
+          </w:tcPr>
+          <w:p>
+            <w:r>
+              <w:t>1 /STOP; WAITidentity lost at real position 0</w:t>
+            </w:r>
+          </w:p>
+        </w:tc>
+      </w:tr>
+      <w:tr>
+        <w:tc>
+          <w:tcPr>
+            <w:tcW w:type="dxa" w:w="2556"/>
+          </w:tcPr>
+          <w:p>
+            <w:r>
+              <w:t>GO TURN GO STOP</w:t>
+            </w:r>
+          </w:p>
+        </w:tc>
+        <w:tc>
+          <w:tcPr>
+            <w:tcW w:type="dxa" w:w="2556"/>
+          </w:tcPr>
+          <w:p>
+            <w:r>
+              <w:t>[2, 3, 2, 4]</w:t>
+            </w:r>
+          </w:p>
+        </w:tc>
+        <w:tc>
+          <w:tcPr>
+            <w:tcW w:type="dxa" w:w="2556"/>
+          </w:tcPr>
+          <w:p>
+            <w:r>
+              <w:t>[1, 1, 1, 1]</w:t>
+            </w:r>
+          </w:p>
+        </w:tc>
+        <w:tc>
+          <w:tcPr>
+            <w:tcW w:type="dxa" w:w="2556"/>
+          </w:tcPr>
+          <w:p>
+            <w:r>
+              <w:t>3 /STOP; no padding</w:t>
+            </w:r>
+          </w:p>
+        </w:tc>
+      </w:tr>
+    </w:tbl>
+    <w:p>
+      <w:pPr>
+        <w:pStyle w:val="Heading2"/>
+      </w:pPr>
+      <w:r>
+        <w:t>Vocabulary,unknown and invalid-input distinctions</w:t>
+      </w:r>
+    </w:p>
+    <w:p>
+      <w:pPr>
+        <w:spacing w:line="336" w:lineRule="auto" w:after="180"/>
+      </w:pPr>
+      <w:r>
+        <w:rPr>
+          <w:b w:val="0"/>
+        </w:rPr>
+        <w:t>The encoder uses PAD0, UNK1, GO2, TURN3, STOP4 and exactly four stored positions with right padding. Unknown actual symbol strings consume a real position and get mask 1. Missing input is a different problem:the function assumes a list of actual strings and does not validate every type. Literal reserved marker strings PAD/UNK, empty logs and more than four real events are rejected.</w:t>
+      </w:r>
+    </w:p>
+    <w:p>
+      <w:pPr>
+        <w:spacing w:line="336" w:lineRule="auto" w:after="180"/>
+      </w:pPr>
+      <w:r>
+        <w:rPr>
+          <w:b w:val="0"/>
+        </w:rPr>
+        <w:t>The appended visible examples print IDs and masks; they do not train a network or infer event safety.</w:t>
+      </w:r>
+    </w:p>
+    <w:p>
+      <w:pPr>
+        <w:pStyle w:val="Heading2"/>
+      </w:pPr>
+      <w:r>
+        <w:t>Runnable encoder with visible worked outputs</w:t>
       </w:r>
     </w:p>
     <w:p>
@@ -764,48 +1185,21 @@
         <w:t>assert encode(["WAIT", "STOP"]) == ([1, 4, 0, 0], [1, 1, 0, 0])</w:t>
         <w:br/>
         <w:t>assert encode(["STOP", "GO"]) == ([4, 2, 0, 0], [1, 1, 0, 0])</w:t>
-      </w:r>
-    </w:p>
-    <w:p>
-      <w:pPr>
-        <w:spacing w:line="336" w:lineRule="auto" w:after="180"/>
-      </w:pPr>
-      <w:r>
-        <w:rPr>
-          <w:b w:val="0"/>
-        </w:rPr>
-        <w:t>The code assumes a list of symbol strings and uses exact spelling. It does not fit a vocabulary from data.</w:t>
-      </w:r>
-    </w:p>
-    <w:p>
-      <w:pPr>
-        <w:spacing w:line="336" w:lineRule="auto" w:after="180"/>
-      </w:pPr>
-      <w:r>
-        <w:rPr>
-          <w:b w:val="0"/>
-        </w:rPr>
-        <w:t xml:space="preserve">If a future project fits vocabulary choices or frequency cutoffs, derive those choices from </w:t>
-      </w:r>
-      <w:r>
-        <w:rPr>
-          <w:b/>
-        </w:rPr>
-        <w:t>training</w:t>
-      </w:r>
-      <w:r>
-        <w:rPr>
-          <w:b w:val="0"/>
-        </w:rPr>
-        <w:t xml:space="preserve"> data and apply the saved encoding consistently to validation and final cases.</w:t>
-      </w:r>
-    </w:p>
-    <w:p>
-      <w:pPr>
-        <w:pStyle w:val="Heading3"/>
-      </w:pPr>
-      <w:r>
-        <w:t>Connect the picture and the explanation</w:t>
+        <w:br/>
+        <w:t>for events in [['GO','STOP'],['STOP','GO'],['WAIT','STOP']]:</w:t>
+        <w:br/>
+        <w:t xml:space="preserve">    ids,mask=encode(events)</w:t>
+        <w:br/>
+        <w:t xml:space="preserve">    print(events,'IDs',ids,'mask',mask,'real length',sum(mask))</w:t>
+        <w:br/>
+      </w:r>
+    </w:p>
+    <w:p>
+      <w:pPr>
+        <w:pStyle w:val="Heading2"/>
+      </w:pPr>
+      <w:r>
+        <w:t>Connect the storage diagram to IDs and mask positions</w:t>
       </w:r>
     </w:p>
     <w:p>
@@ -833,15 +1227,88 @@
     </w:p>
     <w:p>
       <w:pPr>
+        <w:pStyle w:val="Heading2"/>
+      </w:pPr>
+      <w:r>
+        <w:t>Reference: original assertion-only encoder · reference / check after trying</w:t>
+      </w:r>
+    </w:p>
+    <w:p>
+      <w:r>
+        <w:rPr>
+          <w:rFonts w:ascii="Courier New" w:hAnsi="Courier New"/>
+          <w:sz w:val="18"/>
+        </w:rPr>
+        <w:t>VOCAB = {"GO": 2, "TURN": 3, "STOP": 4}</w:t>
+        <w:br/>
+        <w:br/>
+        <w:t>def encode(events):</w:t>
+        <w:br/>
+        <w:t xml:space="preserve">    if not 1 &lt;= len(events) &lt;= 4:</w:t>
+        <w:br/>
+        <w:t xml:space="preserve">        raise ValueError("Need one to four real events")</w:t>
+        <w:br/>
+        <w:t xml:space="preserve">    if any(e in ("PAD", "UNK") for e in events):</w:t>
+        <w:br/>
+        <w:t xml:space="preserve">        raise ValueError("Reserved markers are not events")</w:t>
+        <w:br/>
+        <w:t xml:space="preserve">    ids = [VOCAB.get(e, 1) for e in events]</w:t>
+        <w:br/>
+        <w:t xml:space="preserve">    n = len(ids)</w:t>
+        <w:br/>
+        <w:t xml:space="preserve">    return ids + [0] * (4 - n), [1] * n + [0] * (4 - n)</w:t>
+        <w:br/>
+        <w:br/>
+        <w:t>assert encode(["GO", "STOP"]) == ([2, 4, 0, 0], [1, 1, 0, 0])</w:t>
+        <w:br/>
+        <w:t>assert encode(["WAIT", "STOP"]) == ([1, 4, 0, 0], [1, 1, 0, 0])</w:t>
+        <w:br/>
+        <w:t>assert encode(["STOP", "GO"]) == ([4, 2, 0, 0], [1, 1, 0, 0])</w:t>
+      </w:r>
+    </w:p>
+    <w:p>
+      <w:pPr>
+        <w:pStyle w:val="Heading2"/>
+      </w:pPr>
+      <w:r>
+        <w:t>Earlier wording, alternatives and picture transcripts · reference / check after trying</w:t>
+      </w:r>
+    </w:p>
+    <w:p>
+      <w:pPr>
+        <w:pStyle w:val="Heading3"/>
+      </w:pPr>
+      <w:r>
+        <w:t>Connect the picture and the explanation</w:t>
+      </w:r>
+    </w:p>
+    <w:p>
+      <w:pPr>
         <w:pStyle w:val="Heading1"/>
       </w:pPr>
       <w:r>
-        <w:t>04. Compare the cases</w:t>
-      </w:r>
-    </w:p>
-    <w:p>
-      <w:r>
-        <w:t>Compare the supplied cases for Sequence representations. Identify the detail that changes the conclusion.</w:t>
+        <w:t>04. Change order without changing the token counts</w:t>
+      </w:r>
+    </w:p>
+    <w:p>
+      <w:r>
+        <w:t>Trace which distinction the downstream question requires.</w:t>
+      </w:r>
+    </w:p>
+    <w:p>
+      <w:pPr>
+        <w:pStyle w:val="Heading2"/>
+      </w:pPr>
+      <w:r>
+        <w:t>Current three-event count-collision task</w:t>
+      </w:r>
+    </w:p>
+    <w:p>
+      <w:pPr>
+        <w:pStyle w:val="ListBullet"/>
+      </w:pPr>
+      <w:r>
+        <w:t>Give two logs made of exactly GO, TURN and STOP once each that have equal count vectors but different answers to whether the final event is STOP.</w:t>
       </w:r>
     </w:p>
     <w:p>
@@ -849,91 +1316,140 @@
         <w:pStyle w:val="Heading3"/>
       </w:pPr>
       <w:r>
-        <w:t>Compare a familiar case with a changed case</w:t>
+        <w:t>Keep the procedure fixed. Explain what changed in the inputs and result.</w:t>
+      </w:r>
+    </w:p>
+    <w:p>
+      <w:r>
+        <w:t>________________________________________________________________</w:t>
+      </w:r>
+    </w:p>
+    <w:p>
+      <w:r>
+        <w:t>________________________________________________________________</w:t>
+      </w:r>
+    </w:p>
+    <w:p>
+      <w:r>
+        <w:t>________________________________________________________________</w:t>
+      </w:r>
+    </w:p>
+    <w:p>
+      <w:r>
+        <w:t>________________________________________________________________</w:t>
+      </w:r>
+    </w:p>
+    <w:p>
+      <w:r>
+        <w:t>________________________________________________________________</w:t>
+      </w:r>
+    </w:p>
+    <w:p>
+      <w:pPr>
+        <w:pStyle w:val="Heading2"/>
+      </w:pPr>
+      <w:r>
+        <w:t>Predict the pictured value-only padding decision</w:t>
+      </w:r>
+    </w:p>
+    <w:p>
+      <w:pPr>
+        <w:pStyle w:val="ListBullet"/>
+      </w:pPr>
+      <w:r>
+        <w:t>Change: A missing sequence length causes every numeric 0 to be treated as padding in the sensor example.</w:t>
+      </w:r>
+    </w:p>
+    <w:p>
+      <w:pPr>
+        <w:pStyle w:val="Heading2"/>
+      </w:pPr>
+      <w:r>
+        <w:t>Check after predicting · reference / check after trying</w:t>
       </w:r>
     </w:p>
     <w:p>
       <w:pPr>
         <w:spacing w:line="336" w:lineRule="auto" w:after="180"/>
       </w:pPr>
+      <w:r>
+        <w:rPr>
+          <w:b/>
+        </w:rPr>
+        <w:t>Prediction</w:t>
+      </w:r>
       <w:r>
         <w:rPr>
           <w:b w:val="0"/>
         </w:rPr>
-        <w:t>Give two logs made of exactly GO, TURN and STOP once each that have equal count vectors but different answers to whether the final event is STOP.</w:t>
-      </w:r>
-    </w:p>
-    <w:p>
-      <w:pPr>
-        <w:pStyle w:val="Heading3"/>
-      </w:pPr>
-      <w:r>
-        <w:t>Keep the procedure fixed. Explain what changed in the inputs and result.</w:t>
-      </w:r>
-    </w:p>
-    <w:p>
-      <w:r>
-        <w:t>________________________________________________________________</w:t>
-      </w:r>
-    </w:p>
-    <w:p>
-      <w:r>
-        <w:t>________________________________________________________________</w:t>
-      </w:r>
-    </w:p>
-    <w:p>
-      <w:r>
-        <w:t>________________________________________________________________</w:t>
-      </w:r>
-    </w:p>
-    <w:p>
-      <w:r>
-        <w:t>________________________________________________________________</w:t>
-      </w:r>
-    </w:p>
-    <w:p>
-      <w:r>
-        <w:t>________________________________________________________________</w:t>
-      </w:r>
-    </w:p>
-    <w:p>
-      <w:pPr>
-        <w:pStyle w:val="Heading3"/>
-      </w:pPr>
-      <w:r>
-        <w:t>Change one thing in the pictured case</w:t>
-      </w:r>
-    </w:p>
-    <w:p>
-      <w:pPr>
-        <w:pStyle w:val="Heading3"/>
-      </w:pPr>
-      <w:r>
-        <w:t>Change one thing</w:t>
+        <w:t>: The first real sensor reading is incorrectly discarded.</w:t>
       </w:r>
     </w:p>
     <w:p>
       <w:pPr>
         <w:spacing w:line="336" w:lineRule="auto" w:after="180"/>
-        <w:shd w:fill="F5F1FB"/>
       </w:pPr>
       <w:r>
         <w:rPr>
           <w:b w:val="0"/>
         </w:rPr>
-        <w:t xml:space="preserve">Change: A missing </w:t>
-      </w:r>
-      <w:r>
-        <w:rPr>
-          <w:b/>
-        </w:rPr>
-        <w:t>sequence</w:t>
-      </w:r>
+        <w:t>Reason: Its numeric value is 0, but its position is real according to the declared length.</w:t>
+      </w:r>
+    </w:p>
+    <w:p>
+      <w:pPr>
+        <w:pStyle w:val="Heading2"/>
+      </w:pPr>
+      <w:r>
+        <w:t>Earlier wording, alternatives and picture transcripts · reference / check after trying</w:t>
+      </w:r>
+    </w:p>
+    <w:p>
+      <w:pPr>
+        <w:pStyle w:val="Heading3"/>
+      </w:pPr>
+      <w:r>
+        <w:t>Compare a familiar case with a changed case</w:t>
+      </w:r>
+    </w:p>
+    <w:p>
+      <w:pPr>
+        <w:pStyle w:val="Heading3"/>
+      </w:pPr>
+      <w:r>
+        <w:t>Change one thing in the pictured case</w:t>
+      </w:r>
+    </w:p>
+    <w:p>
+      <w:pPr>
+        <w:pStyle w:val="Heading1"/>
+      </w:pPr>
+      <w:r>
+        <w:t>06. Use length or mask to distinguish a real zero from padding</w:t>
+      </w:r>
+    </w:p>
+    <w:p>
+      <w:r>
+        <w:t>Token identifiers and sensor measurements use different value meanings.</w:t>
+      </w:r>
+    </w:p>
+    <w:p>
+      <w:pPr>
+        <w:pStyle w:val="Heading2"/>
+      </w:pPr>
+      <w:r>
+        <w:t>Complete pictured vocabulary,sensor values and scope</w:t>
+      </w:r>
+    </w:p>
+    <w:p>
+      <w:pPr>
+        <w:spacing w:line="336" w:lineRule="auto" w:after="180"/>
+      </w:pPr>
       <w:r>
         <w:rPr>
           <w:b w:val="0"/>
         </w:rPr>
-        <w:t xml:space="preserve"> length causes every numeric 0 to be treated as </w:t>
+        <w:t xml:space="preserve">Distinguish </w:t>
       </w:r>
       <w:r>
         <w:rPr>
@@ -945,66 +1461,139 @@
         <w:rPr>
           <w:b w:val="0"/>
         </w:rPr>
-        <w:t xml:space="preserve"> in the sensor example.</w:t>
-      </w:r>
-    </w:p>
-    <w:p>
-      <w:pPr>
-        <w:pStyle w:val="Heading3"/>
-      </w:pPr>
-      <w:r>
-        <w:t>Predicted result</w:t>
+        <w:t xml:space="preserve"> positions from meaningful zero sensor readings.</w:t>
       </w:r>
     </w:p>
     <w:p>
       <w:pPr>
         <w:spacing w:line="336" w:lineRule="auto" w:after="180"/>
-        <w:shd w:fill="F1F6FC"/>
-      </w:pPr>
+      </w:pPr>
+      <w:r>
+        <w:rPr>
+          <w:b w:val="0"/>
+        </w:rPr>
+        <w:t xml:space="preserve">Toy tokens PAD 0, UNK 1, LEFT 2, RIGHT 3; stored length 4. </w:t>
+      </w:r>
       <w:r>
         <w:rPr>
           <w:b/>
         </w:rPr>
-        <w:t>Prediction</w:t>
+        <w:t>Sequence</w:t>
       </w:r>
       <w:r>
         <w:rPr>
           <w:b w:val="0"/>
         </w:rPr>
-        <w:t>: The first real sensor reading is incorrectly discarded.</w:t>
-      </w:r>
-    </w:p>
-    <w:p>
-      <w:pPr>
-        <w:pStyle w:val="Heading3"/>
-      </w:pPr>
-      <w:r>
-        <w:t>Why the result follows</w:t>
-      </w:r>
-    </w:p>
-    <w:p>
-      <w:pPr>
-        <w:spacing w:line="336" w:lineRule="auto" w:after="180"/>
-        <w:shd w:fill="F1F6FC"/>
-      </w:pPr>
+        <w:t xml:space="preserve"> LEFT RIGHT encodes [2, 3, 0, 0], </w:t>
+      </w:r>
+      <w:r>
+        <w:rPr>
+          <w:b/>
+        </w:rPr>
+        <w:t>mask</w:t>
+      </w:r>
       <w:r>
         <w:rPr>
           <w:b w:val="0"/>
         </w:rPr>
-        <w:t>Reason: Its numeric value is 0, but its position is real according to the declared length.</w:t>
-      </w:r>
-    </w:p>
-    <w:p>
-      <w:pPr>
-        <w:pStyle w:val="Heading1"/>
-      </w:pPr>
-      <w:r>
-        <w:t>05. Words that unlock the idea</w:t>
-      </w:r>
-    </w:p>
-    <w:p>
-      <w:r>
-        <w:t>Use the vocabulary of Sequence representations to explain a concrete decision, rather than only memorising definitions.</w:t>
+        <w:t xml:space="preserve"> [1, 1, 0, 0].</w:t>
+      </w:r>
+    </w:p>
+    <w:p>
+      <w:pPr>
+        <w:spacing w:line="336" w:lineRule="auto" w:after="180"/>
+      </w:pPr>
+      <w:r>
+        <w:rPr>
+          <w:b w:val="0"/>
+        </w:rPr>
+        <w:t xml:space="preserve">All </w:t>
+      </w:r>
+      <w:r>
+        <w:rPr>
+          <w:b/>
+        </w:rPr>
+        <w:t>input</w:t>
+      </w:r>
+      <w:r>
+        <w:rPr>
+          <w:b w:val="0"/>
+        </w:rPr>
+        <w:t>s and outcomes in this worked example are invented classroom data; no real model run is claimed.</w:t>
+      </w:r>
+    </w:p>
+    <w:p>
+      <w:pPr>
+        <w:spacing w:line="336" w:lineRule="auto" w:after="180"/>
+      </w:pPr>
+      <w:r>
+        <w:rPr>
+          <w:b w:val="0"/>
+        </w:rPr>
+        <w:t>The picture uses a separate vocabulary:PAD0, UNK1, LEFT2, RIGHT3 and four stored positions. LEFT RIGHTgives IDs[2, 3, 0, 0], mask[1, 1, 0, 0]. Its sensor example[0, 4, 0, 0]uses the same mask because the first two measurements are real. The first zero is measured; the last two are storage placeholders. Removing every numeric zero would wrongly discard that measurement.</w:t>
+      </w:r>
+    </w:p>
+    <w:p>
+      <w:pPr>
+        <w:spacing w:line="336" w:lineRule="auto" w:after="180"/>
+      </w:pPr>
+      <w:r>
+        <w:rPr>
+          <w:b w:val="0"/>
+        </w:rPr>
+        <w:t>Keep this LEFT/RIGHTvocabulary separate from the main GO/TURN/STOPvocabulary; the same IDnumber has meaning only under its declared mapping.</w:t>
+      </w:r>
+    </w:p>
+    <w:p>
+      <w:pPr>
+        <w:pStyle w:val="Heading2"/>
+      </w:pPr>
+      <w:r>
+        <w:t>Trace real and placeholder positions</w:t>
+      </w:r>
+    </w:p>
+    <w:p>
+      <w:r>
+        <w:drawing>
+          <wp:inline xmlns:a="http://schemas.openxmlformats.org/drawingml/2006/main" xmlns:pic="http://schemas.openxmlformats.org/drawingml/2006/picture">
+            <wp:extent cx="5486400" cy="3337560"/>
+            <wp:docPr id="1" name="Picture 1" descr="Encode real tokens: LEFT and RIGHT occupy positions 0 and 1. → Mark padding: Positions 2 and 3 are storage padding; mask marks them 0. → Compare sensor example: Readings [0, 4, 0, 0] with real length 2 use mask [1, 1, 0, 0]; the first zero is a real measurement."/>
+            <wp:cNvGraphicFramePr>
+              <a:graphicFrameLocks noChangeAspect="1"/>
+            </wp:cNvGraphicFramePr>
+            <a:graphic>
+              <a:graphicData uri="http://schemas.openxmlformats.org/drawingml/2006/picture">
+                <pic:pic>
+                  <pic:nvPicPr>
+                    <pic:cNvPr id="0" name="academy-story-ai-5-25-02.png"/>
+                    <pic:cNvPicPr/>
+                  </pic:nvPicPr>
+                  <pic:blipFill>
+                    <a:blip r:embed="rId9"/>
+                    <a:stretch>
+                      <a:fillRect/>
+                    </a:stretch>
+                  </pic:blipFill>
+                  <pic:spPr>
+                    <a:xfrm>
+                      <a:off x="0" y="0"/>
+                      <a:ext cx="5486400" cy="3337560"/>
+                    </a:xfrm>
+                    <a:prstGeom prst="rect"/>
+                  </pic:spPr>
+                </pic:pic>
+              </a:graphicData>
+            </a:graphic>
+          </wp:inline>
+        </w:drawing>
+      </w:r>
+    </w:p>
+    <w:p>
+      <w:pPr>
+        <w:pStyle w:val="Heading3"/>
+      </w:pPr>
+      <w:r>
+        <w:t>Read the picture one step at a time</w:t>
       </w:r>
     </w:p>
     <w:tbl>
@@ -1027,7 +1616,7 @@
           </w:tcPr>
           <w:p>
             <w:r>
-              <w:t>Word</w:t>
+              <w:t>Step</w:t>
             </w:r>
           </w:p>
         </w:tc>
@@ -1037,7 +1626,7 @@
           </w:tcPr>
           <w:p>
             <w:r>
-              <w:t>Meaning</w:t>
+              <w:t>What happens and why</w:t>
             </w:r>
           </w:p>
         </w:tc>
@@ -1049,7 +1638,7 @@
           </w:tcPr>
           <w:p>
             <w:r>
-              <w:t>Sequence</w:t>
+              <w:t>1. Encode real tokens</w:t>
             </w:r>
           </w:p>
         </w:tc>
@@ -1059,7 +1648,7 @@
           </w:tcPr>
           <w:p>
             <w:r>
-              <w:t>An ordered list of elements in which positions can matter</w:t>
+              <w:t>LEFT and RIGHT occupy positions 0 and 1.</w:t>
             </w:r>
           </w:p>
         </w:tc>
@@ -1071,7 +1660,7 @@
           </w:tcPr>
           <w:p>
             <w:r>
-              <w:t>Token ID</w:t>
+              <w:t>2. Mark padding</w:t>
             </w:r>
           </w:p>
         </w:tc>
@@ -1081,7 +1670,7 @@
           </w:tcPr>
           <w:p>
             <w:r>
-              <w:t>A numerical identifier assigned to a symbol by a vocabulary</w:t>
+              <w:t>Positions 2 and 3 are storage padding; mask marks them 0.</w:t>
             </w:r>
           </w:p>
         </w:tc>
@@ -1093,7 +1682,7 @@
           </w:tcPr>
           <w:p>
             <w:r>
-              <w:t>Padding</w:t>
+              <w:t>3. Compare sensor example</w:t>
             </w:r>
           </w:p>
         </w:tc>
@@ -1103,68 +1692,207 @@
           </w:tcPr>
           <w:p>
             <w:r>
-              <w:t>Placeholder positions added to make stored sequences the same length</w:t>
-            </w:r>
-          </w:p>
-        </w:tc>
-      </w:tr>
-      <w:tr>
-        <w:tc>
-          <w:tcPr>
-            <w:tcW w:type="dxa" w:w="5112"/>
-          </w:tcPr>
-          <w:p>
-            <w:r>
-              <w:t>Mask</w:t>
-            </w:r>
-          </w:p>
-        </w:tc>
-        <w:tc>
-          <w:tcPr>
-            <w:tcW w:type="dxa" w:w="5112"/>
-          </w:tcPr>
-          <w:p>
-            <w:r>
-              <w:t>A list marking which stored positions are real inputs and which are placeholders</w:t>
+              <w:t>Readings [0, 4, 0, 0] with real length 2 use mask [1, 1, 0, 0]; the first zero is a real measurement.</w:t>
             </w:r>
           </w:p>
         </w:tc>
       </w:tr>
     </w:tbl>
     <w:p>
-      <w:pPr>
-        <w:pStyle w:val="Heading3"/>
-      </w:pPr>
-      <w:r>
-        <w:t>Use two terms to explain a step in this week’s example.</w:t>
-      </w:r>
-    </w:p>
-    <w:p>
-      <w:r>
-        <w:t>________________________________________________________________</w:t>
-      </w:r>
-    </w:p>
-    <w:p>
-      <w:r>
-        <w:t>________________________________________________________________</w:t>
-      </w:r>
-    </w:p>
-    <w:p>
-      <w:r>
-        <w:t>________________________________________________________________</w:t>
-      </w:r>
-    </w:p>
-    <w:p>
-      <w:pPr>
-        <w:pStyle w:val="Heading1"/>
-      </w:pPr>
-      <w:r>
-        <w:t>06. Follow a worked example</w:t>
-      </w:r>
-    </w:p>
-    <w:p>
-      <w:r>
-        <w:t>Follow the worked trace for Sequence representations, predict a step, then compare with its explanation.</w:t>
+      <w:r>
+        <w:t>Match each pictured step to the supplied facts. This is a worked teaching case, not an independent assessment.</w:t>
+      </w:r>
+    </w:p>
+    <w:p>
+      <w:pPr>
+        <w:spacing w:line="336" w:lineRule="auto" w:after="180"/>
+      </w:pPr>
+      <w:r>
+        <w:rPr>
+          <w:b/>
+        </w:rPr>
+        <w:t>Sequence</w:t>
+      </w:r>
+      <w:r>
+        <w:rPr>
+          <w:b w:val="0"/>
+        </w:rPr>
+        <w:t xml:space="preserve"> values and </w:t>
+      </w:r>
+      <w:r>
+        <w:rPr>
+          <w:b/>
+        </w:rPr>
+        <w:t>sequence</w:t>
+      </w:r>
+      <w:r>
+        <w:rPr>
+          <w:b w:val="0"/>
+        </w:rPr>
+        <w:t xml:space="preserve"> length are separate information. </w:t>
+      </w:r>
+      <w:r>
+        <w:rPr>
+          <w:b/>
+        </w:rPr>
+        <w:t>Padding</w:t>
+      </w:r>
+      <w:r>
+        <w:rPr>
+          <w:b w:val="0"/>
+        </w:rPr>
+        <w:t xml:space="preserve"> fills unused storage positions so arrays can share a size; a </w:t>
+      </w:r>
+      <w:r>
+        <w:rPr>
+          <w:b/>
+        </w:rPr>
+        <w:t>mask</w:t>
+      </w:r>
+      <w:r>
+        <w:rPr>
+          <w:b w:val="0"/>
+        </w:rPr>
+        <w:t xml:space="preserve"> marks which positions are real.</w:t>
+      </w:r>
+    </w:p>
+    <w:p>
+      <w:pPr>
+        <w:spacing w:line="336" w:lineRule="auto" w:after="180"/>
+      </w:pPr>
+      <w:r>
+        <w:rPr>
+          <w:b w:val="0"/>
+        </w:rPr>
+        <w:t xml:space="preserve">A real sensor reading can be zero, just like a </w:t>
+      </w:r>
+      <w:r>
+        <w:rPr>
+          <w:b/>
+        </w:rPr>
+        <w:t>padding</w:t>
+      </w:r>
+      <w:r>
+        <w:rPr>
+          <w:b w:val="0"/>
+        </w:rPr>
+        <w:t xml:space="preserve"> value. Keep the length or </w:t>
+      </w:r>
+      <w:r>
+        <w:rPr>
+          <w:b/>
+        </w:rPr>
+        <w:t>mask</w:t>
+      </w:r>
+      <w:r>
+        <w:rPr>
+          <w:b w:val="0"/>
+        </w:rPr>
+        <w:t xml:space="preserve"> rather than inferring presence from the number alone. </w:t>
+      </w:r>
+      <w:r>
+        <w:rPr>
+          <w:b/>
+        </w:rPr>
+        <w:t>Token ID</w:t>
+      </w:r>
+      <w:r>
+        <w:rPr>
+          <w:b w:val="0"/>
+        </w:rPr>
+        <w:t>s are identifiers, not measured magnitudes.</w:t>
+      </w:r>
+    </w:p>
+    <w:p>
+      <w:pPr>
+        <w:pStyle w:val="Heading2"/>
+      </w:pPr>
+      <w:r>
+        <w:t>Predict the missing-length error</w:t>
+      </w:r>
+    </w:p>
+    <w:p>
+      <w:pPr>
+        <w:pStyle w:val="ListBullet"/>
+      </w:pPr>
+      <w:r>
+        <w:t>Change one thing: A missing sequence length causes every numeric 0 to be treated as padding in the sensor example. Predict the result before checking the explanation. What remains the same?</w:t>
+      </w:r>
+    </w:p>
+    <w:p>
+      <w:pPr>
+        <w:pStyle w:val="Heading2"/>
+      </w:pPr>
+      <w:r>
+        <w:t>Check after predicting · reference / check after trying</w:t>
+      </w:r>
+    </w:p>
+    <w:p>
+      <w:r>
+        <w:drawing>
+          <wp:inline xmlns:a="http://schemas.openxmlformats.org/drawingml/2006/main" xmlns:pic="http://schemas.openxmlformats.org/drawingml/2006/picture">
+            <wp:extent cx="5486400" cy="3041904"/>
+            <wp:docPr id="2" name="Picture 2" descr="Original case: Readings [0, 4, 0, 0] with real length 2 use mask [1, 1, 0, 0]; the first zero is a real measurement. Changed condition: A missing sequence length causes every numeric 0 to be treated as padding in the sensor example. Expected result: The first real sensor reading is incorrectly discarded. Reason: Its numeric value is 0, but its position is real according to the declared length."/>
+            <wp:cNvGraphicFramePr>
+              <a:graphicFrameLocks noChangeAspect="1"/>
+            </wp:cNvGraphicFramePr>
+            <a:graphic>
+              <a:graphicData uri="http://schemas.openxmlformats.org/drawingml/2006/picture">
+                <pic:pic>
+                  <pic:nvPicPr>
+                    <pic:cNvPr id="0" name="academy-story-ai-5-25-04.png"/>
+                    <pic:cNvPicPr/>
+                  </pic:nvPicPr>
+                  <pic:blipFill>
+                    <a:blip r:embed="rId10"/>
+                    <a:stretch>
+                      <a:fillRect/>
+                    </a:stretch>
+                  </pic:blipFill>
+                  <pic:spPr>
+                    <a:xfrm>
+                      <a:off x="0" y="0"/>
+                      <a:ext cx="5486400" cy="3041904"/>
+                    </a:xfrm>
+                    <a:prstGeom prst="rect"/>
+                  </pic:spPr>
+                </pic:pic>
+              </a:graphicData>
+            </a:graphic>
+          </wp:inline>
+        </w:drawing>
+      </w:r>
+    </w:p>
+    <w:p>
+      <w:pPr>
+        <w:pStyle w:val="Heading2"/>
+      </w:pPr>
+      <w:r>
+        <w:t>Explain the needed record and schema limit</w:t>
+      </w:r>
+    </w:p>
+    <w:p>
+      <w:pPr>
+        <w:pStyle w:val="ListBullet"/>
+      </w:pPr>
+      <w:r>
+        <w:t>Token padding rules need not apply to sensor values. Document sequence lengths, vocabulary and unknown-token handling.</w:t>
+      </w:r>
+    </w:p>
+    <w:p>
+      <w:pPr>
+        <w:pStyle w:val="ListBullet"/>
+      </w:pPr>
+      <w:r>
+        <w:t>Read the labelled picture: Which record lets the program distinguish the first and last zeros? Point to the relevant step in the picture, then write the changed result and the rule or evidence that supports it.</w:t>
+      </w:r>
+    </w:p>
+    <w:p>
+      <w:pPr>
+        <w:pStyle w:val="Heading2"/>
+      </w:pPr>
+      <w:r>
+        <w:t>Return to main TURN STOPand its last real position</w:t>
       </w:r>
     </w:p>
     <w:p>
@@ -1385,6 +2113,14 @@
     </w:p>
     <w:p>
       <w:pPr>
+        <w:pStyle w:val="Heading2"/>
+      </w:pPr>
+      <w:r>
+        <w:t>Earlier wording, alternatives and picture transcripts · reference / check after trying</w:t>
+      </w:r>
+    </w:p>
+    <w:p>
+      <w:pPr>
         <w:pStyle w:val="Heading3"/>
       </w:pPr>
       <w:r>
@@ -1412,109 +2148,10 @@
     </w:p>
     <w:p>
       <w:pPr>
-        <w:spacing w:line="336" w:lineRule="auto" w:after="180"/>
-      </w:pPr>
-      <w:r>
-        <w:rPr>
-          <w:b w:val="0"/>
-        </w:rPr>
-        <w:t xml:space="preserve">Distinguish </w:t>
-      </w:r>
-      <w:r>
-        <w:rPr>
-          <w:b/>
-        </w:rPr>
-        <w:t>padding</w:t>
-      </w:r>
-      <w:r>
-        <w:rPr>
-          <w:b w:val="0"/>
-        </w:rPr>
-        <w:t xml:space="preserve"> positions from meaningful zero sensor readings.</w:t>
-      </w:r>
-    </w:p>
-    <w:p>
-      <w:pPr>
         <w:pStyle w:val="Heading3"/>
       </w:pPr>
       <w:r>
         <w:t>The facts we will use</w:t>
-      </w:r>
-    </w:p>
-    <w:p>
-      <w:pPr>
-        <w:pStyle w:val="Heading3"/>
-      </w:pPr>
-      <w:r>
-        <w:t>Supplied facts</w:t>
-      </w:r>
-    </w:p>
-    <w:p>
-      <w:pPr>
-        <w:spacing w:line="336" w:lineRule="auto" w:after="180"/>
-        <w:shd w:fill="F1F6FC"/>
-      </w:pPr>
-      <w:r>
-        <w:rPr>
-          <w:b w:val="0"/>
-        </w:rPr>
-        <w:t xml:space="preserve">Toy tokens PAD 0, UNK 1, LEFT 2, RIGHT 3; stored length 4. </w:t>
-      </w:r>
-      <w:r>
-        <w:rPr>
-          <w:b/>
-        </w:rPr>
-        <w:t>Sequence</w:t>
-      </w:r>
-      <w:r>
-        <w:rPr>
-          <w:b w:val="0"/>
-        </w:rPr>
-        <w:t xml:space="preserve"> LEFT RIGHT encodes [2, 3, 0, 0], </w:t>
-      </w:r>
-      <w:r>
-        <w:rPr>
-          <w:b/>
-        </w:rPr>
-        <w:t>mask</w:t>
-      </w:r>
-      <w:r>
-        <w:rPr>
-          <w:b w:val="0"/>
-        </w:rPr>
-        <w:t xml:space="preserve"> [1, 1, 0, 0].</w:t>
-      </w:r>
-    </w:p>
-    <w:p>
-      <w:pPr>
-        <w:pStyle w:val="Heading3"/>
-      </w:pPr>
-      <w:r>
-        <w:t>Supplied facts</w:t>
-      </w:r>
-    </w:p>
-    <w:p>
-      <w:pPr>
-        <w:spacing w:line="336" w:lineRule="auto" w:after="180"/>
-        <w:shd w:fill="F1F6FC"/>
-      </w:pPr>
-      <w:r>
-        <w:rPr>
-          <w:b w:val="0"/>
-        </w:rPr>
-        <w:t xml:space="preserve">All </w:t>
-      </w:r>
-      <w:r>
-        <w:rPr>
-          <w:b/>
-        </w:rPr>
-        <w:t>input</w:t>
-      </w:r>
-      <w:r>
-        <w:rPr>
-          <w:b w:val="0"/>
-        </w:rPr>
-        <w:t>s and outcomes in this worked example are invented classroom data; no real model run is claimed.</w:t>
       </w:r>
     </w:p>
     <w:p>
@@ -1522,7 +2159,7 @@
         <w:drawing>
           <wp:inline xmlns:a="http://schemas.openxmlformats.org/drawingml/2006/main" xmlns:pic="http://schemas.openxmlformats.org/drawingml/2006/picture">
             <wp:extent cx="5486400" cy="5406571"/>
-            <wp:docPr id="1" name="Picture 1" descr="Sequence representations. Encode real tokens: LEFT and RIGHT occupy positions 0 and 1.. Mark padding: Positions 2 and 3 are storage padding; mask marks them 0.. Compare sensor example: Readings [0, 4, 0, 0] with real length 2 use mask [1, 1, 0, 0]; the first zero is a real measurement."/>
+            <wp:docPr id="3" name="Picture 3" descr="Sequence representations. Encode real tokens: LEFT and RIGHT occupy positions 0 and 1.. Mark padding: Positions 2 and 3 are storage padding; mask marks them 0.. Compare sensor example: Readings [0, 4, 0, 0] with real length 2 use mask [1, 1, 0, 0]; the first zero is a real measurement."/>
             <wp:cNvGraphicFramePr>
               <a:graphicFrameLocks noChangeAspect="1"/>
             </wp:cNvGraphicFramePr>
@@ -1534,7 +2171,7 @@
                     <pic:cNvPicPr/>
                   </pic:nvPicPr>
                   <pic:blipFill>
-                    <a:blip r:embed="rId9"/>
+                    <a:blip r:embed="rId11"/>
                     <a:stretch>
                       <a:fillRect/>
                     </a:stretch>
@@ -1558,7 +2195,274 @@
         <w:pStyle w:val="Heading3"/>
       </w:pPr>
       <w:r>
-        <w:t>Read the picture one step at a time</w:t>
+        <w:t>Why this result follows</w:t>
+      </w:r>
+    </w:p>
+    <w:p>
+      <w:pPr>
+        <w:pStyle w:val="Heading3"/>
+      </w:pPr>
+      <w:r>
+        <w:t>What this example does not establish</w:t>
+      </w:r>
+    </w:p>
+    <w:p>
+      <w:pPr>
+        <w:pStyle w:val="Heading1"/>
+      </w:pPr>
+      <w:r>
+        <w:t>07. Make the mask affect the calculation</w:t>
+      </w:r>
+    </w:p>
+    <w:p>
+      <w:r>
+        <w:t>Preserving ordered input also requires a later computation that uses the needed order.</w:t>
+      </w:r>
+    </w:p>
+    <w:p>
+      <w:pPr>
+        <w:pStyle w:val="Heading2"/>
+      </w:pPr>
+      <w:r>
+        <w:t>Complete means,real-zero and downstream-order explanation</w:t>
+      </w:r>
+    </w:p>
+    <w:p>
+      <w:pPr>
+        <w:spacing w:line="336" w:lineRule="auto" w:after="180"/>
+      </w:pPr>
+      <w:r>
+        <w:rPr>
+          <w:b w:val="0"/>
+        </w:rPr>
+        <w:t xml:space="preserve">A </w:t>
+      </w:r>
+      <w:r>
+        <w:rPr>
+          <w:b/>
+        </w:rPr>
+        <w:t>mask</w:t>
+      </w:r>
+      <w:r>
+        <w:rPr>
+          <w:b w:val="0"/>
+        </w:rPr>
+        <w:t xml:space="preserve"> must affect a calculation to protect it from </w:t>
+      </w:r>
+      <w:r>
+        <w:rPr>
+          <w:b/>
+        </w:rPr>
+        <w:t>padding</w:t>
+      </w:r>
+      <w:r>
+        <w:rPr>
+          <w:b w:val="0"/>
+        </w:rPr>
+        <w:t xml:space="preserve">. Suppose real sensor values are [2, 4], stored as [2, 4, 0, 0] with </w:t>
+      </w:r>
+      <w:r>
+        <w:rPr>
+          <w:b/>
+        </w:rPr>
+        <w:t>mask</w:t>
+      </w:r>
+      <w:r>
+        <w:rPr>
+          <w:b w:val="0"/>
+        </w:rPr>
+        <w:t xml:space="preserve"> [1, 1, 0, 0]. The </w:t>
+      </w:r>
+      <w:r>
+        <w:rPr>
+          <w:b/>
+        </w:rPr>
+        <w:t>mask</w:t>
+      </w:r>
+      <w:r>
+        <w:rPr>
+          <w:b w:val="0"/>
+        </w:rPr>
+        <w:t>ed mean is (2 + 4) / 2 = 3. Averaging all four slots gives 1.5.</w:t>
+      </w:r>
+    </w:p>
+    <w:p>
+      <w:pPr>
+        <w:spacing w:line="336" w:lineRule="auto" w:after="180"/>
+      </w:pPr>
+      <w:r>
+        <w:rPr>
+          <w:b w:val="0"/>
+        </w:rPr>
+        <w:t xml:space="preserve">Unlike arbitrary </w:t>
+      </w:r>
+      <w:r>
+        <w:rPr>
+          <w:b/>
+        </w:rPr>
+        <w:t>token ID</w:t>
+      </w:r>
+      <w:r>
+        <w:rPr>
+          <w:b w:val="0"/>
+        </w:rPr>
+        <w:t>s, these sensor values are measurements for which a mean is meaningful.</w:t>
+      </w:r>
+    </w:p>
+    <w:p>
+      <w:pPr>
+        <w:spacing w:line="336" w:lineRule="auto" w:after="180"/>
+      </w:pPr>
+      <w:r>
+        <w:rPr>
+          <w:b w:val="0"/>
+        </w:rPr>
+        <w:t xml:space="preserve">Measured zero must remain real: values [0, 4, 0, 0] with </w:t>
+      </w:r>
+      <w:r>
+        <w:rPr>
+          <w:b/>
+        </w:rPr>
+        <w:t>mask</w:t>
+      </w:r>
+      <w:r>
+        <w:rPr>
+          <w:b w:val="0"/>
+        </w:rPr>
+        <w:t xml:space="preserve"> [1, 1, 0, 0] have mean 2. Removing every zero would incorrectly give 4. The </w:t>
+      </w:r>
+      <w:r>
+        <w:rPr>
+          <w:b/>
+        </w:rPr>
+        <w:t>mask</w:t>
+      </w:r>
+      <w:r>
+        <w:rPr>
+          <w:b w:val="0"/>
+        </w:rPr>
+        <w:t xml:space="preserve"> distinguishes a measured zero from a storage placeholder.</w:t>
+      </w:r>
+    </w:p>
+    <w:p>
+      <w:pPr>
+        <w:spacing w:line="336" w:lineRule="auto" w:after="180"/>
+      </w:pPr>
+      <w:r>
+        <w:rPr>
+          <w:b w:val="0"/>
+        </w:rPr>
+        <w:t xml:space="preserve">An all-zero </w:t>
+      </w:r>
+      <w:r>
+        <w:rPr>
+          <w:b/>
+        </w:rPr>
+        <w:t>mask</w:t>
+      </w:r>
+      <w:r>
+        <w:rPr>
+          <w:b w:val="0"/>
+        </w:rPr>
+        <w:t xml:space="preserve"> has no real values; reject it or follow an explicitly defined empty-</w:t>
+      </w:r>
+      <w:r>
+        <w:rPr>
+          <w:b/>
+        </w:rPr>
+        <w:t>input</w:t>
+      </w:r>
+      <w:r>
+        <w:rPr>
+          <w:b w:val="0"/>
+        </w:rPr>
+        <w:t xml:space="preserve"> policy instead of dividing by zero.</w:t>
+      </w:r>
+    </w:p>
+    <w:p>
+      <w:pPr>
+        <w:spacing w:line="336" w:lineRule="auto" w:after="180"/>
+      </w:pPr>
+      <w:r>
+        <w:rPr>
+          <w:b w:val="0"/>
+        </w:rPr>
+        <w:t>Storing ordered IDs makes order available but does not guarantee a later model uses it. A computation that sums token counts or averages position-independent vectors can lose order again.</w:t>
+      </w:r>
+    </w:p>
+    <w:p>
+      <w:pPr>
+        <w:spacing w:line="336" w:lineRule="auto" w:after="180"/>
+      </w:pPr>
+      <w:r>
+        <w:rPr>
+          <w:b w:val="0"/>
+        </w:rPr>
+        <w:t xml:space="preserve">Trace what the whole procedure reads, not just what the </w:t>
+      </w:r>
+      <w:r>
+        <w:rPr>
+          <w:b/>
+        </w:rPr>
+        <w:t>input</w:t>
+      </w:r>
+      <w:r>
+        <w:rPr>
+          <w:b w:val="0"/>
+        </w:rPr>
+        <w:t xml:space="preserve"> format could preserve.</w:t>
+      </w:r>
+    </w:p>
+    <w:p>
+      <w:pPr>
+        <w:pStyle w:val="Heading2"/>
+      </w:pPr>
+      <w:r>
+        <w:t>Aligned event and measurement positions</w:t>
+      </w:r>
+    </w:p>
+    <w:p>
+      <w:r>
+        <w:drawing>
+          <wp:inline xmlns:a="http://schemas.openxmlformats.org/drawingml/2006/main" xmlns:pic="http://schemas.openxmlformats.org/drawingml/2006/picture">
+            <wp:extent cx="5486400" cy="3005221"/>
+            <wp:docPr id="4" name="Picture 4" descr="Four aligned positions0–3show main event tokens GO,STOP,PAD,PAD,IDs2,4,0,0,and mask1,1,0,0. A separate sensor row0,4,0,0has the same mask;its first zero is marked measured and included in mean(0+4)/2=2. The last real event is position1,not the final storage slot."/>
+            <wp:cNvGraphicFramePr>
+              <a:graphicFrameLocks noChangeAspect="1"/>
+            </wp:cNvGraphicFramePr>
+            <a:graphic>
+              <a:graphicData uri="http://schemas.openxmlformats.org/drawingml/2006/picture">
+                <pic:pic>
+                  <pic:nvPicPr>
+                    <pic:cNvPr id="0" name="ai-5-25-real-position-masks.png"/>
+                    <pic:cNvPicPr/>
+                  </pic:nvPicPr>
+                  <pic:blipFill>
+                    <a:blip r:embed="rId12"/>
+                    <a:stretch>
+                      <a:fillRect/>
+                    </a:stretch>
+                  </pic:blipFill>
+                  <pic:spPr>
+                    <a:xfrm>
+                      <a:off x="0" y="0"/>
+                      <a:ext cx="5486400" cy="3005221"/>
+                    </a:xfrm>
+                    <a:prstGeom prst="rect"/>
+                  </pic:spPr>
+                </pic:pic>
+              </a:graphicData>
+            </a:graphic>
+          </wp:inline>
+        </w:drawing>
+      </w:r>
+    </w:p>
+    <w:p>
+      <w:pPr>
+        <w:pStyle w:val="Heading2"/>
+      </w:pPr>
+      <w:r>
+        <w:t>Every correct and incorrect sensor denominator</w:t>
       </w:r>
     </w:p>
     <w:tbl>
@@ -1568,8 +2472,9 @@
         <w:tblLook w:firstColumn="1" w:firstRow="1" w:lastColumn="0" w:lastRow="0" w:noHBand="0" w:noVBand="1" w:val="04A0"/>
       </w:tblPr>
       <w:tblGrid>
-        <w:gridCol w:w="5112"/>
-        <w:gridCol w:w="5112"/>
+        <w:gridCol w:w="3408"/>
+        <w:gridCol w:w="3408"/>
+        <w:gridCol w:w="3408"/>
       </w:tblGrid>
       <w:tr>
         <w:trPr>
@@ -1577,21 +2482,31 @@
         </w:trPr>
         <w:tc>
           <w:tcPr>
-            <w:tcW w:type="dxa" w:w="5112"/>
+            <w:tcW w:type="dxa" w:w="3408"/>
           </w:tcPr>
           <w:p>
             <w:r>
-              <w:t>Step</w:t>
+              <w:t>Complete sensor calculation</w:t>
             </w:r>
           </w:p>
         </w:tc>
         <w:tc>
           <w:tcPr>
-            <w:tcW w:type="dxa" w:w="5112"/>
+            <w:tcW w:type="dxa" w:w="3408"/>
           </w:tcPr>
           <w:p>
             <w:r>
-              <w:t>What happens and why</w:t>
+              <w:t>Selected values / denominator</w:t>
+            </w:r>
+          </w:p>
+        </w:tc>
+        <w:tc>
+          <w:tcPr>
+            <w:tcW w:type="dxa" w:w="3408"/>
+          </w:tcPr>
+          <w:p>
+            <w:r>
+              <w:t>Result</w:t>
             </w:r>
           </w:p>
         </w:tc>
@@ -1599,21 +2514,31 @@
       <w:tr>
         <w:tc>
           <w:tcPr>
-            <w:tcW w:type="dxa" w:w="5112"/>
+            <w:tcW w:type="dxa" w:w="3408"/>
           </w:tcPr>
           <w:p>
             <w:r>
-              <w:t>1. Encode real tokens</w:t>
+              <w:t>Stored[2, 4, 0, 0], mask[1, 1, 0, 0]</w:t>
             </w:r>
           </w:p>
         </w:tc>
         <w:tc>
           <w:tcPr>
-            <w:tcW w:type="dxa" w:w="5112"/>
+            <w:tcW w:type="dxa" w:w="3408"/>
           </w:tcPr>
           <w:p>
             <w:r>
-              <w:t>LEFT and RIGHT occupy positions 0 and 1.</w:t>
+              <w:t>Real[2, 4], divide by2</w:t>
+            </w:r>
+          </w:p>
+        </w:tc>
+        <w:tc>
+          <w:tcPr>
+            <w:tcW w:type="dxa" w:w="3408"/>
+          </w:tcPr>
+          <w:p>
+            <w:r>
+              <w:t>3</w:t>
             </w:r>
           </w:p>
         </w:tc>
@@ -1621,21 +2546,31 @@
       <w:tr>
         <w:tc>
           <w:tcPr>
-            <w:tcW w:type="dxa" w:w="5112"/>
+            <w:tcW w:type="dxa" w:w="3408"/>
           </w:tcPr>
           <w:p>
             <w:r>
-              <w:t>2. Mark padding</w:t>
+              <w:t>Wrong all-four-slot average</w:t>
             </w:r>
           </w:p>
         </w:tc>
         <w:tc>
           <w:tcPr>
-            <w:tcW w:type="dxa" w:w="5112"/>
+            <w:tcW w:type="dxa" w:w="3408"/>
           </w:tcPr>
           <w:p>
             <w:r>
-              <w:t>Positions 2 and 3 are storage padding; mask marks them 0.</w:t>
+              <w:t>(2+4+0+0)/4</w:t>
+            </w:r>
+          </w:p>
+        </w:tc>
+        <w:tc>
+          <w:tcPr>
+            <w:tcW w:type="dxa" w:w="3408"/>
+          </w:tcPr>
+          <w:p>
+            <w:r>
+              <w:t>1.5</w:t>
             </w:r>
           </w:p>
         </w:tc>
@@ -1643,29 +2578,146 @@
       <w:tr>
         <w:tc>
           <w:tcPr>
-            <w:tcW w:type="dxa" w:w="5112"/>
+            <w:tcW w:type="dxa" w:w="3408"/>
           </w:tcPr>
           <w:p>
             <w:r>
-              <w:t>3. Compare sensor example</w:t>
+              <w:t>Stored[0, 4, 0, 0], same mask</w:t>
             </w:r>
           </w:p>
         </w:tc>
         <w:tc>
           <w:tcPr>
-            <w:tcW w:type="dxa" w:w="5112"/>
+            <w:tcW w:type="dxa" w:w="3408"/>
           </w:tcPr>
           <w:p>
             <w:r>
-              <w:t>Readings [0, 4, 0, 0] with real length 2 use mask [1, 1, 0, 0]; the first zero is a real measurement.</w:t>
+              <w:t>Real[0, 4], divide by2</w:t>
+            </w:r>
+          </w:p>
+        </w:tc>
+        <w:tc>
+          <w:tcPr>
+            <w:tcW w:type="dxa" w:w="3408"/>
+          </w:tcPr>
+          <w:p>
+            <w:r>
+              <w:t>2</w:t>
+            </w:r>
+          </w:p>
+        </w:tc>
+      </w:tr>
+      <w:tr>
+        <w:tc>
+          <w:tcPr>
+            <w:tcW w:type="dxa" w:w="3408"/>
+          </w:tcPr>
+          <w:p>
+            <w:r>
+              <w:t>Wrong discard-every-zero policy</w:t>
+            </w:r>
+          </w:p>
+        </w:tc>
+        <w:tc>
+          <w:tcPr>
+            <w:tcW w:type="dxa" w:w="3408"/>
+          </w:tcPr>
+          <w:p>
+            <w:r>
+              <w:t>Only[4], divide by1</w:t>
+            </w:r>
+          </w:p>
+        </w:tc>
+        <w:tc>
+          <w:tcPr>
+            <w:tcW w:type="dxa" w:w="3408"/>
+          </w:tcPr>
+          <w:p>
+            <w:r>
+              <w:t>4</w:t>
+            </w:r>
+          </w:p>
+        </w:tc>
+      </w:tr>
+      <w:tr>
+        <w:tc>
+          <w:tcPr>
+            <w:tcW w:type="dxa" w:w="3408"/>
+          </w:tcPr>
+          <w:p>
+            <w:r>
+              <w:t>Wrong all-four-slot average for[0, 4, 0, 0]</w:t>
+            </w:r>
+          </w:p>
+        </w:tc>
+        <w:tc>
+          <w:tcPr>
+            <w:tcW w:type="dxa" w:w="3408"/>
+          </w:tcPr>
+          <w:p>
+            <w:r>
+              <w:t>4/4</w:t>
+            </w:r>
+          </w:p>
+        </w:tc>
+        <w:tc>
+          <w:tcPr>
+            <w:tcW w:type="dxa" w:w="3408"/>
+          </w:tcPr>
+          <w:p>
+            <w:r>
+              <w:t>1</w:t>
+            </w:r>
+          </w:p>
+        </w:tc>
+      </w:tr>
+      <w:tr>
+        <w:tc>
+          <w:tcPr>
+            <w:tcW w:type="dxa" w:w="3408"/>
+          </w:tcPr>
+          <w:p>
+            <w:r>
+              <w:t>All-zero mask</w:t>
+            </w:r>
+          </w:p>
+        </w:tc>
+        <w:tc>
+          <w:tcPr>
+            <w:tcW w:type="dxa" w:w="3408"/>
+          </w:tcPr>
+          <w:p>
+            <w:r>
+              <w:t>No real measurements</w:t>
+            </w:r>
+          </w:p>
+        </w:tc>
+        <w:tc>
+          <w:tcPr>
+            <w:tcW w:type="dxa" w:w="3408"/>
+          </w:tcPr>
+          <w:p>
+            <w:r>
+              <w:t>Reject or use an explicitly declared empty policy</w:t>
             </w:r>
           </w:p>
         </w:tc>
       </w:tr>
     </w:tbl>
     <w:p>
-      <w:r>
-        <w:t>Match each pictured step to the supplied facts. This is a worked teaching case, not an independent assessment.</w:t>
+      <w:pPr>
+        <w:pStyle w:val="Heading2"/>
+      </w:pPr>
+      <w:r>
+        <w:t>Try the WAIT/PAUSEidentity collision</w:t>
+      </w:r>
+    </w:p>
+    <w:p>
+      <w:pPr>
+        <w:pStyle w:val="ListBullet"/>
+      </w:pPr>
+      <w:r>
+        <w:t>Encode WAIT GO. Which positions are real? Compare it with PAUSE GO, and state what information the encoding loses.</w:t>
       </w:r>
     </w:p>
     <w:p>
@@ -1673,7 +2725,45 @@
         <w:pStyle w:val="Heading3"/>
       </w:pPr>
       <w:r>
-        <w:t>Why this result follows</w:t>
+        <w:t>State one repair and the checks you would rerun.</w:t>
+      </w:r>
+    </w:p>
+    <w:p>
+      <w:r>
+        <w:t>________________________________________________________________</w:t>
+      </w:r>
+    </w:p>
+    <w:p>
+      <w:r>
+        <w:t>________________________________________________________________</w:t>
+      </w:r>
+    </w:p>
+    <w:p>
+      <w:r>
+        <w:t>________________________________________________________________</w:t>
+      </w:r>
+    </w:p>
+    <w:p>
+      <w:r>
+        <w:t>________________________________________________________________</w:t>
+      </w:r>
+    </w:p>
+    <w:p>
+      <w:r>
+        <w:t>________________________________________________________________</w:t>
+      </w:r>
+    </w:p>
+    <w:p>
+      <w:r>
+        <w:t>________________________________________________________________</w:t>
+      </w:r>
+    </w:p>
+    <w:p>
+      <w:pPr>
+        <w:pStyle w:val="Heading2"/>
+      </w:pPr>
+      <w:r>
+        <w:t>Earlier wording, alternatives and picture transcripts · reference / check after trying</w:t>
       </w:r>
     </w:p>
     <w:p>
@@ -1681,109 +2771,36 @@
         <w:pStyle w:val="Heading3"/>
       </w:pPr>
       <w:r>
-        <w:t>Why the result follows</w:t>
-      </w:r>
-    </w:p>
-    <w:p>
-      <w:pPr>
-        <w:spacing w:line="336" w:lineRule="auto" w:after="180"/>
-        <w:shd w:fill="F1F6FC"/>
-      </w:pPr>
-      <w:r>
-        <w:rPr>
-          <w:b/>
-        </w:rPr>
-        <w:t>Sequence</w:t>
-      </w:r>
-      <w:r>
-        <w:rPr>
-          <w:b w:val="0"/>
-        </w:rPr>
-        <w:t xml:space="preserve"> values and </w:t>
-      </w:r>
-      <w:r>
-        <w:rPr>
-          <w:b/>
-        </w:rPr>
-        <w:t>sequence</w:t>
-      </w:r>
-      <w:r>
-        <w:rPr>
-          <w:b w:val="0"/>
-        </w:rPr>
-        <w:t xml:space="preserve"> length are separate information. </w:t>
-      </w:r>
-      <w:r>
-        <w:rPr>
-          <w:b/>
-        </w:rPr>
-        <w:t>Padding</w:t>
-      </w:r>
-      <w:r>
-        <w:rPr>
-          <w:b w:val="0"/>
-        </w:rPr>
-        <w:t xml:space="preserve"> fills unused storage positions so arrays can share a size; a </w:t>
-      </w:r>
-      <w:r>
-        <w:rPr>
-          <w:b/>
-        </w:rPr>
-        <w:t>mask</w:t>
-      </w:r>
-      <w:r>
-        <w:rPr>
-          <w:b w:val="0"/>
-        </w:rPr>
-        <w:t xml:space="preserve"> marks which positions are real.</w:t>
-      </w:r>
-    </w:p>
-    <w:p>
-      <w:pPr>
-        <w:spacing w:line="336" w:lineRule="auto" w:after="180"/>
-        <w:shd w:fill="F1F6FC"/>
-      </w:pPr>
-      <w:r>
-        <w:rPr>
-          <w:b w:val="0"/>
-        </w:rPr>
-        <w:t xml:space="preserve">A real sensor reading can be zero, just like a </w:t>
-      </w:r>
-      <w:r>
-        <w:rPr>
-          <w:b/>
-        </w:rPr>
-        <w:t>padding</w:t>
-      </w:r>
-      <w:r>
-        <w:rPr>
-          <w:b w:val="0"/>
-        </w:rPr>
-        <w:t xml:space="preserve"> value. Keep the length or </w:t>
-      </w:r>
-      <w:r>
-        <w:rPr>
-          <w:b/>
-        </w:rPr>
-        <w:t>mask</w:t>
-      </w:r>
-      <w:r>
-        <w:rPr>
-          <w:b w:val="0"/>
-        </w:rPr>
-        <w:t xml:space="preserve"> rather than inferring presence from the number alone. </w:t>
-      </w:r>
-      <w:r>
-        <w:rPr>
-          <w:b/>
-        </w:rPr>
-        <w:t>Token ID</w:t>
-      </w:r>
-      <w:r>
-        <w:rPr>
-          <w:b w:val="0"/>
-        </w:rPr>
-        <w:t>s are identifiers, not measured magnitudes.</w:t>
+        <w:t>Locate the earliest unsupported step</w:t>
+      </w:r>
+    </w:p>
+    <w:p>
+      <w:pPr>
+        <w:pStyle w:val="Heading1"/>
+      </w:pPr>
+      <w:r>
+        <w:t>08. Practise order and masks with less help</w:t>
+      </w:r>
+    </w:p>
+    <w:p>
+      <w:r>
+        <w:t>Name the last real position from the mask rather than the final array slot.</w:t>
+      </w:r>
+    </w:p>
+    <w:p>
+      <w:pPr>
+        <w:pStyle w:val="Heading2"/>
+      </w:pPr>
+      <w:r>
+        <w:t>Current task and response</w:t>
+      </w:r>
+    </w:p>
+    <w:p>
+      <w:pPr>
+        <w:pStyle w:val="ListBullet"/>
+      </w:pPr>
+      <w:r>
+        <w:t>Encode GO TURN STOP using the lesson vocabulary and four positions. Give its mask, real length and final real event.</w:t>
       </w:r>
     </w:p>
     <w:p>
@@ -1791,7 +2808,27 @@
         <w:pStyle w:val="Heading3"/>
       </w:pPr>
       <w:r>
-        <w:t>What this example does not establish</w:t>
+        <w:t>Encode TURN STOP, give its mask and real length, then identify the final real position and its ID. Why would reading stored position 3 give the wrong event?</w:t>
+      </w:r>
+    </w:p>
+    <w:p>
+      <w:r>
+        <w:t>________________________________________________________________</w:t>
+      </w:r>
+    </w:p>
+    <w:p>
+      <w:r>
+        <w:t>________________________________________________________________</w:t>
+      </w:r>
+    </w:p>
+    <w:p>
+      <w:r>
+        <w:t>________________________________________________________________</w:t>
+      </w:r>
+    </w:p>
+    <w:p>
+      <w:r>
+        <w:t>________________________________________________________________</w:t>
       </w:r>
     </w:p>
     <w:p>
@@ -1799,365 +2836,7 @@
         <w:pStyle w:val="Heading3"/>
       </w:pPr>
       <w:r>
-        <w:t>Keep the stated limit</w:t>
-      </w:r>
-    </w:p>
-    <w:p>
-      <w:pPr>
-        <w:spacing w:line="336" w:lineRule="auto" w:after="180"/>
-        <w:shd w:fill="FFF5E6"/>
-      </w:pPr>
-      <w:r>
-        <w:rPr>
-          <w:b w:val="0"/>
-        </w:rPr>
-        <w:t xml:space="preserve">Token </w:t>
-      </w:r>
-      <w:r>
-        <w:rPr>
-          <w:b/>
-        </w:rPr>
-        <w:t>padding</w:t>
-      </w:r>
-      <w:r>
-        <w:rPr>
-          <w:b w:val="0"/>
-        </w:rPr>
-        <w:t xml:space="preserve"> rules need not apply to sensor values. Document </w:t>
-      </w:r>
-      <w:r>
-        <w:rPr>
-          <w:b/>
-        </w:rPr>
-        <w:t>sequence</w:t>
-      </w:r>
-      <w:r>
-        <w:rPr>
-          <w:b w:val="0"/>
-        </w:rPr>
-        <w:t xml:space="preserve"> lengths, vocabulary and unknown-token handling.</w:t>
-      </w:r>
-    </w:p>
-    <w:p>
-      <w:pPr>
-        <w:pStyle w:val="Heading3"/>
-      </w:pPr>
-      <w:r>
-        <w:t>Keep the stated limit</w:t>
-      </w:r>
-    </w:p>
-    <w:p>
-      <w:pPr>
-        <w:spacing w:line="336" w:lineRule="auto" w:after="180"/>
-        <w:shd w:fill="FFF5E6"/>
-      </w:pPr>
-      <w:r>
-        <w:rPr>
-          <w:b w:val="0"/>
-        </w:rPr>
-        <w:t xml:space="preserve">Read the labelled picture: Which record lets the program distinguish the first and last zeros? Point to the relevant step in the picture, then write the changed result and the rule or </w:t>
-      </w:r>
-      <w:r>
-        <w:rPr>
-          <w:b/>
-        </w:rPr>
-        <w:t>evidence</w:t>
-      </w:r>
-      <w:r>
-        <w:rPr>
-          <w:b w:val="0"/>
-        </w:rPr>
-        <w:t xml:space="preserve"> that supports it.</w:t>
-      </w:r>
-    </w:p>
-    <w:p>
-      <w:pPr>
-        <w:pStyle w:val="Heading3"/>
-      </w:pPr>
-      <w:r>
-        <w:t>Keep the stated limit</w:t>
-      </w:r>
-    </w:p>
-    <w:p>
-      <w:pPr>
-        <w:spacing w:line="336" w:lineRule="auto" w:after="180"/>
-        <w:shd w:fill="FFF5E6"/>
-      </w:pPr>
-      <w:r>
-        <w:rPr>
-          <w:b w:val="0"/>
-        </w:rPr>
-        <w:t xml:space="preserve">Change one thing: A missing </w:t>
-      </w:r>
-      <w:r>
-        <w:rPr>
-          <w:b/>
-        </w:rPr>
-        <w:t>sequence</w:t>
-      </w:r>
-      <w:r>
-        <w:rPr>
-          <w:b w:val="0"/>
-        </w:rPr>
-        <w:t xml:space="preserve"> length causes every numeric 0 to be treated as </w:t>
-      </w:r>
-      <w:r>
-        <w:rPr>
-          <w:b/>
-        </w:rPr>
-        <w:t>padding</w:t>
-      </w:r>
-      <w:r>
-        <w:rPr>
-          <w:b w:val="0"/>
-        </w:rPr>
-        <w:t xml:space="preserve"> in the sensor example. Predict the result before checking the explanation. What remains the same?</w:t>
-      </w:r>
-    </w:p>
-    <w:p>
-      <w:pPr>
-        <w:pStyle w:val="Heading1"/>
-      </w:pPr>
-      <w:r>
-        <w:t>07. Find and repair a mistake</w:t>
-      </w:r>
-    </w:p>
-    <w:p>
-      <w:r>
-        <w:t>Find the unsupported step in the Sequence representations claim and explain a repair using the supplied evidence.</w:t>
-      </w:r>
-    </w:p>
-    <w:p>
-      <w:pPr>
-        <w:pStyle w:val="Heading3"/>
-      </w:pPr>
-      <w:r>
-        <w:t>Check the claim against the facts</w:t>
-      </w:r>
-    </w:p>
-    <w:p>
-      <w:pPr>
-        <w:spacing w:line="336" w:lineRule="auto" w:after="180"/>
-        <w:shd w:fill="FFF5E6"/>
-      </w:pPr>
-      <w:r>
-        <w:rPr>
-          <w:b w:val="0"/>
-        </w:rPr>
-        <w:t xml:space="preserve">A </w:t>
-      </w:r>
-      <w:r>
-        <w:rPr>
-          <w:b/>
-        </w:rPr>
-        <w:t>mask</w:t>
-      </w:r>
-      <w:r>
-        <w:rPr>
-          <w:b w:val="0"/>
-        </w:rPr>
-        <w:t xml:space="preserve"> must affect a calculation to protect it from </w:t>
-      </w:r>
-      <w:r>
-        <w:rPr>
-          <w:b/>
-        </w:rPr>
-        <w:t>padding</w:t>
-      </w:r>
-      <w:r>
-        <w:rPr>
-          <w:b w:val="0"/>
-        </w:rPr>
-        <w:t xml:space="preserve">. Suppose real sensor values are [2, 4], stored as [2, 4, 0, 0] with </w:t>
-      </w:r>
-      <w:r>
-        <w:rPr>
-          <w:b/>
-        </w:rPr>
-        <w:t>mask</w:t>
-      </w:r>
-      <w:r>
-        <w:rPr>
-          <w:b w:val="0"/>
-        </w:rPr>
-        <w:t xml:space="preserve"> [1, 1, 0, 0]. The </w:t>
-      </w:r>
-      <w:r>
-        <w:rPr>
-          <w:b/>
-        </w:rPr>
-        <w:t>mask</w:t>
-      </w:r>
-      <w:r>
-        <w:rPr>
-          <w:b w:val="0"/>
-        </w:rPr>
-        <w:t>ed mean is (2 + 4) / 2 = 3. Averaging all four slots gives 1.5.</w:t>
-      </w:r>
-    </w:p>
-    <w:p>
-      <w:pPr>
-        <w:spacing w:line="336" w:lineRule="auto" w:after="180"/>
-        <w:shd w:fill="FFF5E6"/>
-      </w:pPr>
-      <w:r>
-        <w:rPr>
-          <w:b w:val="0"/>
-        </w:rPr>
-        <w:t xml:space="preserve">Unlike arbitrary </w:t>
-      </w:r>
-      <w:r>
-        <w:rPr>
-          <w:b/>
-        </w:rPr>
-        <w:t>token ID</w:t>
-      </w:r>
-      <w:r>
-        <w:rPr>
-          <w:b w:val="0"/>
-        </w:rPr>
-        <w:t>s, these sensor values are measurements for which a mean is meaningful.</w:t>
-      </w:r>
-    </w:p>
-    <w:p>
-      <w:pPr>
-        <w:pStyle w:val="Heading3"/>
-      </w:pPr>
-      <w:r>
-        <w:t>Check the claim against the facts</w:t>
-      </w:r>
-    </w:p>
-    <w:p>
-      <w:pPr>
-        <w:spacing w:line="336" w:lineRule="auto" w:after="180"/>
-        <w:shd w:fill="FFF5E6"/>
-      </w:pPr>
-      <w:r>
-        <w:rPr>
-          <w:b w:val="0"/>
-        </w:rPr>
-        <w:t xml:space="preserve">Measured zero must remain real: values [0, 4, 0, 0] with </w:t>
-      </w:r>
-      <w:r>
-        <w:rPr>
-          <w:b/>
-        </w:rPr>
-        <w:t>mask</w:t>
-      </w:r>
-      <w:r>
-        <w:rPr>
-          <w:b w:val="0"/>
-        </w:rPr>
-        <w:t xml:space="preserve"> [1, 1, 0, 0] have mean 2. Removing every zero would incorrectly give 4. The </w:t>
-      </w:r>
-      <w:r>
-        <w:rPr>
-          <w:b/>
-        </w:rPr>
-        <w:t>mask</w:t>
-      </w:r>
-      <w:r>
-        <w:rPr>
-          <w:b w:val="0"/>
-        </w:rPr>
-        <w:t xml:space="preserve"> distinguishes a measured zero from a storage placeholder.</w:t>
-      </w:r>
-    </w:p>
-    <w:p>
-      <w:pPr>
-        <w:spacing w:line="336" w:lineRule="auto" w:after="180"/>
-        <w:shd w:fill="FFF5E6"/>
-      </w:pPr>
-      <w:r>
-        <w:rPr>
-          <w:b w:val="0"/>
-        </w:rPr>
-        <w:t xml:space="preserve">An all-zero </w:t>
-      </w:r>
-      <w:r>
-        <w:rPr>
-          <w:b/>
-        </w:rPr>
-        <w:t>mask</w:t>
-      </w:r>
-      <w:r>
-        <w:rPr>
-          <w:b w:val="0"/>
-        </w:rPr>
-        <w:t xml:space="preserve"> has no real values; reject it or follow an explicitly defined empty-</w:t>
-      </w:r>
-      <w:r>
-        <w:rPr>
-          <w:b/>
-        </w:rPr>
-        <w:t>input</w:t>
-      </w:r>
-      <w:r>
-        <w:rPr>
-          <w:b w:val="0"/>
-        </w:rPr>
-        <w:t xml:space="preserve"> policy instead of dividing by zero.</w:t>
-      </w:r>
-    </w:p>
-    <w:p>
-      <w:pPr>
-        <w:spacing w:line="336" w:lineRule="auto" w:after="180"/>
-      </w:pPr>
-      <w:r>
-        <w:rPr>
-          <w:b w:val="0"/>
-        </w:rPr>
-        <w:t>Storing ordered IDs makes order available but does not guarantee a later model uses it. A computation that sums token counts or averages position-independent vectors can lose order again.</w:t>
-      </w:r>
-    </w:p>
-    <w:p>
-      <w:pPr>
-        <w:spacing w:line="336" w:lineRule="auto" w:after="180"/>
-      </w:pPr>
-      <w:r>
-        <w:rPr>
-          <w:b w:val="0"/>
-        </w:rPr>
-        <w:t xml:space="preserve">Trace what the whole procedure reads, not just what the </w:t>
-      </w:r>
-      <w:r>
-        <w:rPr>
-          <w:b/>
-        </w:rPr>
-        <w:t>input</w:t>
-      </w:r>
-      <w:r>
-        <w:rPr>
-          <w:b w:val="0"/>
-        </w:rPr>
-        <w:t xml:space="preserve"> format could preserve.</w:t>
-      </w:r>
-    </w:p>
-    <w:p>
-      <w:pPr>
-        <w:pStyle w:val="Heading3"/>
-      </w:pPr>
-      <w:r>
-        <w:t>Locate the earliest unsupported step</w:t>
-      </w:r>
-    </w:p>
-    <w:p>
-      <w:pPr>
-        <w:spacing w:line="336" w:lineRule="auto" w:after="180"/>
-      </w:pPr>
-      <w:r>
-        <w:rPr>
-          <w:b w:val="0"/>
-        </w:rPr>
-        <w:t>Encode WAIT GO. Which positions are real? Compare it with PAUSE GO, and state what information the encoding loses.</w:t>
-      </w:r>
-    </w:p>
-    <w:p>
-      <w:pPr>
-        <w:pStyle w:val="Heading3"/>
-      </w:pPr>
-      <w:r>
-        <w:t>State one repair and the checks you would rerun.</w:t>
+        <w:t>Explain your prediction to a partner before comparing results.</w:t>
       </w:r>
     </w:p>
     <w:p>
@@ -2181,113 +2860,11 @@
       </w:r>
     </w:p>
     <w:p>
-      <w:r>
-        <w:t>________________________________________________________________</w:t>
-      </w:r>
-    </w:p>
-    <w:p>
-      <w:r>
-        <w:t>________________________________________________________________</w:t>
-      </w:r>
-    </w:p>
-    <w:p>
-      <w:pPr>
-        <w:pStyle w:val="Heading1"/>
-      </w:pPr>
-      <w:r>
-        <w:t>08. Practise together</w:t>
-      </w:r>
-    </w:p>
-    <w:p>
-      <w:r>
-        <w:t>Practise Sequence representations with support, then explain the deciding step in your own words.</w:t>
-      </w:r>
-    </w:p>
-    <w:p>
-      <w:pPr>
-        <w:spacing w:line="336" w:lineRule="auto" w:after="180"/>
-      </w:pPr>
-      <w:r>
-        <w:rPr>
-          <w:b w:val="0"/>
-        </w:rPr>
-        <w:t xml:space="preserve">Encode GO TURN STOP using the lesson vocabulary and four positions. Give its </w:t>
-      </w:r>
-      <w:r>
-        <w:rPr>
-          <w:b/>
-        </w:rPr>
-        <w:t>mask</w:t>
-      </w:r>
-      <w:r>
-        <w:rPr>
-          <w:b w:val="0"/>
-        </w:rPr>
-        <w:t>, real length and final real event.</w:t>
-      </w:r>
-    </w:p>
-    <w:p>
-      <w:pPr>
-        <w:pStyle w:val="Heading3"/>
-      </w:pPr>
-      <w:r>
-        <w:t>Encode TURN STOP, give its mask and real length, then identify the final real position and its ID. Why would reading stored position 3 give the wrong event?</w:t>
-      </w:r>
-    </w:p>
-    <w:p>
-      <w:r>
-        <w:t>________________________________________________________________</w:t>
-      </w:r>
-    </w:p>
-    <w:p>
-      <w:r>
-        <w:t>________________________________________________________________</w:t>
-      </w:r>
-    </w:p>
-    <w:p>
-      <w:r>
-        <w:t>________________________________________________________________</w:t>
-      </w:r>
-    </w:p>
-    <w:p>
-      <w:r>
-        <w:t>________________________________________________________________</w:t>
-      </w:r>
-    </w:p>
-    <w:p>
-      <w:pPr>
-        <w:pStyle w:val="Heading3"/>
-      </w:pPr>
-      <w:r>
-        <w:t>Explain your prediction to a partner before comparing results.</w:t>
-      </w:r>
-    </w:p>
-    <w:p>
-      <w:r>
-        <w:t>________________________________________________________________</w:t>
-      </w:r>
-    </w:p>
-    <w:p>
-      <w:r>
-        <w:t>________________________________________________________________</w:t>
-      </w:r>
-    </w:p>
-    <w:p>
-      <w:r>
-        <w:t>________________________________________________________________</w:t>
-      </w:r>
-    </w:p>
-    <w:p>
-      <w:r>
-        <w:t>________________________________________________________________</w:t>
-      </w:r>
-    </w:p>
-    <w:p>
-      <w:pPr>
-        <w:pStyle w:val="Heading3"/>
-      </w:pPr>
-      <w:r>
-        <w:t>Practise with less help: Expose an order collision</w:t>
+      <w:pPr>
+        <w:pStyle w:val="Heading2"/>
+      </w:pPr>
+      <w:r>
+        <w:t>Supported W2 record</w:t>
       </w:r>
     </w:p>
     <w:p>
@@ -2417,105 +2994,49 @@
     </w:p>
     <w:p>
       <w:pPr>
+        <w:pStyle w:val="Heading2"/>
+      </w:pPr>
+      <w:r>
+        <w:t>Individual misconception check</w:t>
+      </w:r>
+    </w:p>
+    <w:p>
+      <w:pPr>
+        <w:pStyle w:val="ListBullet"/>
+      </w:pPr>
+      <w:r>
+        <w:t>Use the worked case for Sequence representations. Proposed explanation: “Larger token IDs mean more of a concept”. Decide whether this explanation is supported. Point to the step or supplied fact that decides; explain your repair if needed.</w:t>
+      </w:r>
+    </w:p>
+    <w:p>
+      <w:pPr>
+        <w:pStyle w:val="ListBullet"/>
+      </w:pPr>
+      <w:r>
+        <w:t>Answer on your own before discussion. If you are unsure, say which step you need help with.</w:t>
+      </w:r>
+    </w:p>
+    <w:p>
+      <w:pPr>
+        <w:pStyle w:val="Heading2"/>
+      </w:pPr>
+      <w:r>
+        <w:t>Pictured real-zero reasoning</w:t>
+      </w:r>
+    </w:p>
+    <w:p>
+      <w:pPr>
+        <w:pStyle w:val="ListBullet"/>
+      </w:pPr>
+      <w:r>
+        <w:t>Which record lets the program distinguish the first and last zeros? Point to the relevant step in the picture, then write the changed result and the rule or evidence that supports it.</w:t>
+      </w:r>
+    </w:p>
+    <w:p>
+      <w:pPr>
         <w:pStyle w:val="Heading3"/>
       </w:pPr>
       <w:r>
-        <w:t>Check your reasoning</w:t>
-      </w:r>
-    </w:p>
-    <w:p>
-      <w:pPr>
-        <w:spacing w:line="336" w:lineRule="auto" w:after="180"/>
-      </w:pPr>
-      <w:r>
-        <w:rPr>
-          <w:b w:val="0"/>
-        </w:rPr>
-        <w:t xml:space="preserve">Use the worked case for </w:t>
-      </w:r>
-      <w:r>
-        <w:rPr>
-          <w:b/>
-        </w:rPr>
-        <w:t>Sequence</w:t>
-      </w:r>
-      <w:r>
-        <w:rPr>
-          <w:b w:val="0"/>
-        </w:rPr>
-        <w:t xml:space="preserve"> representations. Proposed explanation: “Larger </w:t>
-      </w:r>
-      <w:r>
-        <w:rPr>
-          <w:b/>
-        </w:rPr>
-        <w:t>token ID</w:t>
-      </w:r>
-      <w:r>
-        <w:rPr>
-          <w:b w:val="0"/>
-        </w:rPr>
-        <w:t>s mean more of a concept”. Decide whether this explanation is supported.</w:t>
-      </w:r>
-    </w:p>
-    <w:p>
-      <w:pPr>
-        <w:spacing w:line="336" w:lineRule="auto" w:after="180"/>
-      </w:pPr>
-      <w:r>
-        <w:rPr>
-          <w:b w:val="0"/>
-        </w:rPr>
-        <w:t>Point to the step or supplied fact that decides; explain your repair if needed.</w:t>
-      </w:r>
-    </w:p>
-    <w:p>
-      <w:pPr>
-        <w:spacing w:line="336" w:lineRule="auto" w:after="180"/>
-      </w:pPr>
-      <w:r>
-        <w:rPr>
-          <w:b w:val="0"/>
-        </w:rPr>
-        <w:t>Answer on your own before discussion. If you are unsure, say which step you need help with.</w:t>
-      </w:r>
-    </w:p>
-    <w:p>
-      <w:pPr>
-        <w:pStyle w:val="Heading3"/>
-      </w:pPr>
-      <w:r>
-        <w:t>Explain the picture</w:t>
-      </w:r>
-    </w:p>
-    <w:p>
-      <w:pPr>
-        <w:spacing w:line="336" w:lineRule="auto" w:after="180"/>
-      </w:pPr>
-      <w:r>
-        <w:rPr>
-          <w:b w:val="0"/>
-        </w:rPr>
-        <w:t xml:space="preserve">Which record lets the program distinguish the first and last zeros? Point to the relevant step in the picture, then write the changed result and the rule or </w:t>
-      </w:r>
-      <w:r>
-        <w:rPr>
-          <w:b/>
-        </w:rPr>
-        <w:t>evidence</w:t>
-      </w:r>
-      <w:r>
-        <w:rPr>
-          <w:b w:val="0"/>
-        </w:rPr>
-        <w:t xml:space="preserve"> that supports it.</w:t>
-      </w:r>
-    </w:p>
-    <w:p>
-      <w:pPr>
-        <w:pStyle w:val="Heading3"/>
-      </w:pPr>
-      <w:r>
         <w:t>My explanation using a pictured step and the given facts</w:t>
       </w:r>
     </w:p>
@@ -2537,6 +3058,14 @@
     <w:p>
       <w:r>
         <w:t>________________________________________________________________</w:t>
+      </w:r>
+    </w:p>
+    <w:p>
+      <w:pPr>
+        <w:pStyle w:val="Heading2"/>
+      </w:pPr>
+      <w:r>
+        <w:t>Reserve the independent new vocabulary and measurements</w:t>
       </w:r>
     </w:p>
     <w:p>
@@ -2552,23 +3081,55 @@
     </w:p>
     <w:p>
       <w:pPr>
+        <w:pStyle w:val="Heading2"/>
+      </w:pPr>
+      <w:r>
+        <w:t>Earlier wording, alternatives and picture transcripts · reference / check after trying</w:t>
+      </w:r>
+    </w:p>
+    <w:p>
+      <w:pPr>
+        <w:pStyle w:val="Heading3"/>
+      </w:pPr>
+      <w:r>
+        <w:t>Practise with less help: Expose an order collision</w:t>
+      </w:r>
+    </w:p>
+    <w:p>
+      <w:pPr>
+        <w:pStyle w:val="Heading3"/>
+      </w:pPr>
+      <w:r>
+        <w:t>Check your reasoning</w:t>
+      </w:r>
+    </w:p>
+    <w:p>
+      <w:pPr>
+        <w:pStyle w:val="Heading3"/>
+      </w:pPr>
+      <w:r>
+        <w:t>Explain the picture</w:t>
+      </w:r>
+    </w:p>
+    <w:p>
+      <w:pPr>
         <w:pStyle w:val="Heading1"/>
       </w:pPr>
       <w:r>
-        <w:t>09. Run the investigation</w:t>
-      </w:r>
-    </w:p>
-    <w:p>
-      <w:r>
-        <w:t>Investigate Sequence representations. Record the prediction, actual observation or labelled paper trace, explanation and next test separately.</w:t>
-      </w:r>
-    </w:p>
-    <w:p>
-      <w:pPr>
-        <w:pStyle w:val="Heading3"/>
-      </w:pPr>
-      <w:r>
-        <w:t>Predict, investigate and preserve the evidence</w:t>
+        <w:t>09. Run a complete order,padding and measured-zero audit</w:t>
+      </w:r>
+    </w:p>
+    <w:p>
+      <w:r>
+        <w:t>All vocabularies,event lists,masks,measurement values and invalid cases are supplied.</w:t>
+      </w:r>
+    </w:p>
+    <w:p>
+      <w:pPr>
+        <w:pStyle w:val="Heading2"/>
+      </w:pPr>
+      <w:r>
+        <w:t>Current order-collision task</w:t>
       </w:r>
     </w:p>
     <w:p>
@@ -2583,36 +3144,421 @@
       </w:r>
     </w:p>
     <w:p>
+      <w:pPr>
+        <w:pStyle w:val="Heading2"/>
+      </w:pPr>
+      <w:r>
+        <w:t>Complete runnable event and sensor audit</w:t>
+      </w:r>
+    </w:p>
+    <w:p>
       <w:r>
         <w:rPr>
           <w:rFonts w:ascii="Courier New" w:hAnsi="Courier New"/>
           <w:sz w:val="18"/>
         </w:rPr>
-        <w:t>VOCAB = {"GO": 2, "TURN": 3, "STOP": 4}</w:t>
+        <w:t># Complete supplied-vocabulary encoder and separate sensor-mask investigation.</w:t>
+        <w:br/>
+        <w:t>VOCAB = {'GO':2,'TURN':3,'STOP':4}</w:t>
         <w:br/>
         <w:br/>
         <w:t>def encode(events):</w:t>
         <w:br/>
-        <w:t xml:space="preserve">    if not 1 &lt;= len(events) &lt;= 4:</w:t>
+        <w:t xml:space="preserve">    if not 1&lt;=len(events)&lt;=4:</w:t>
         <w:br/>
-        <w:t xml:space="preserve">        raise ValueError("Need one to four real events")</w:t>
+        <w:t xml:space="preserve">        raise ValueError('Need one to four real events')</w:t>
         <w:br/>
-        <w:t xml:space="preserve">    if any(e in ("PAD", "UNK") for e in events):</w:t>
+        <w:t xml:space="preserve">    if any(e in ('PAD','UNK') for e in events):</w:t>
         <w:br/>
-        <w:t xml:space="preserve">        raise ValueError("Reserved markers are not events")</w:t>
+        <w:t xml:space="preserve">        raise ValueError('Reserved markers are not events')</w:t>
         <w:br/>
-        <w:t xml:space="preserve">    ids = [VOCAB.get(e, 1) for e in events]</w:t>
+        <w:t xml:space="preserve">    ids=[VOCAB.get(e,1) for e in events]</w:t>
         <w:br/>
-        <w:t xml:space="preserve">    n = len(ids)</w:t>
-        <w:br/>
-        <w:t xml:space="preserve">    return ids + [0] * (4 - n), [1] * n + [0] * (4 - n)</w:t>
+        <w:t xml:space="preserve">    return ids+[0]*(4-len(ids)),[1]*len(ids)+[0]*(4-len(ids))</w:t>
         <w:br/>
         <w:br/>
-        <w:t>assert encode(["GO", "STOP"]) == ([2, 4, 0, 0], [1, 1, 0, 0])</w:t>
+        <w:t>def last_event(ids,mask):</w:t>
         <w:br/>
-        <w:t>assert encode(["WAIT", "STOP"]) == ([1, 4, 0, 0], [1, 1, 0, 0])</w:t>
+        <w:t xml:space="preserve">    if len(ids)!=4 or len(mask)!=4 or any(m not in (0,1) for m in mask):</w:t>
         <w:br/>
-        <w:t>assert encode(["STOP", "GO"]) == ([4, 2, 0, 0], [1, 1, 0, 0])</w:t>
+        <w:t xml:space="preserve">        raise ValueError('Need four IDs and a binary right-padding mask')</w:t>
+        <w:br/>
+        <w:t xml:space="preserve">    n=sum(mask)</w:t>
+        <w:br/>
+        <w:t xml:space="preserve">    if n==0 or mask!=[1]*n+[0]*(4-n):</w:t>
+        <w:br/>
+        <w:t xml:space="preserve">        raise ValueError('Need real events followed by padding')</w:t>
+        <w:br/>
+        <w:t xml:space="preserve">    if any(i not in (1,2,3,4) for i in ids[:n]) or any(i!=0 for i in ids[n:]):</w:t>
+        <w:br/>
+        <w:t xml:space="preserve">        raise ValueError('Real IDs and padding IDs violate the schema')</w:t>
+        <w:br/>
+        <w:t xml:space="preserve">    token_id=ids[n-1]</w:t>
+        <w:br/>
+        <w:t xml:space="preserve">    # This demonstration declares review when the final event identity is unknown.</w:t>
+        <w:br/>
+        <w:t xml:space="preserve">    answer='review' if token_id==1 else 'yes' if token_id==4 else 'no'</w:t>
+        <w:br/>
+        <w:t xml:space="preserve">    return n-1,token_id,answer</w:t>
+        <w:br/>
+        <w:br/>
+        <w:t>def masked_mean(values,mask):</w:t>
+        <w:br/>
+        <w:t xml:space="preserve">    if not values or len(values)!=len(mask) or any(m not in (0,1) for m in mask):</w:t>
+        <w:br/>
+        <w:t xml:space="preserve">        raise ValueError('Need aligned measurements and a binary mask')</w:t>
+        <w:br/>
+        <w:t xml:space="preserve">    real=[v for v,m in zip(values,mask) if m]</w:t>
+        <w:br/>
+        <w:t xml:space="preserve">    if not real:</w:t>
+        <w:br/>
+        <w:t xml:space="preserve">        raise ValueError('No real measurements')</w:t>
+        <w:br/>
+        <w:t xml:space="preserve">    return sum(real)/len(real)</w:t>
+        <w:br/>
+        <w:br/>
+        <w:t>for events in [['GO','STOP'],['STOP','GO'],['WAIT','GO'],['PAUSE','GO'],['GO','WAIT']]:</w:t>
+        <w:br/>
+        <w:t xml:space="preserve">    ids,mask=encode(events)</w:t>
+        <w:br/>
+        <w:t xml:space="preserve">    print(events,'IDs',ids,'mask',mask,'final position/ID/result',last_event(ids,mask))</w:t>
+        <w:br/>
+        <w:t>values,mask=[0,4,0,0],[1,1,0,0]</w:t>
+        <w:br/>
+        <w:t>print('sensor masked mean',masked_mean(values,mask))</w:t>
+        <w:br/>
+        <w:t>print('incorrect all-slot mean',sum(values)/len(values))</w:t>
+        <w:br/>
+        <w:t>wrong_real=[v for v in values if v!=0]</w:t>
+        <w:br/>
+        <w:t>print('incorrect discard-zero mean',sum(wrong_real)/len(wrong_real))</w:t>
+        <w:br/>
+        <w:t>print('padding-only numeric changes leave masked mean',masked_mean([0,4,999,-7],mask))</w:t>
+        <w:br/>
+        <w:t>print('count collision',['GO','TURN','STOP'],['STOP','TURN','GO'],'both counts',[1,1,1])</w:t>
+        <w:br/>
+        <w:t># Assume actual event strings and numeric sensor measurements. Missing input needs review.</w:t>
+        <w:br/>
+        <w:t># Token IDs are names; this program never treats their average as a measurement.</w:t>
+        <w:br/>
+      </w:r>
+    </w:p>
+    <w:p>
+      <w:pPr>
+        <w:pStyle w:val="Heading2"/>
+      </w:pPr>
+      <w:r>
+        <w:t>Normal,boundary,unknown,missing and truncation probes</w:t>
+      </w:r>
+    </w:p>
+    <w:tbl>
+      <w:tblPr>
+        <w:tblStyle w:val="LightShading-Accent1"/>
+        <w:tblW w:type="auto" w:w="0"/>
+        <w:tblLook w:firstColumn="1" w:firstRow="1" w:lastColumn="0" w:lastRow="0" w:noHBand="0" w:noVBand="1" w:val="04A0"/>
+      </w:tblPr>
+      <w:tblGrid>
+        <w:gridCol w:w="5112"/>
+        <w:gridCol w:w="5112"/>
+      </w:tblGrid>
+      <w:tr>
+        <w:trPr>
+          <w:tblHeader/>
+        </w:trPr>
+        <w:tc>
+          <w:tcPr>
+            <w:tcW w:type="dxa" w:w="5112"/>
+          </w:tcPr>
+          <w:p>
+            <w:r>
+              <w:t>Complete sequence probe</w:t>
+            </w:r>
+          </w:p>
+        </w:tc>
+        <w:tc>
+          <w:tcPr>
+            <w:tcW w:type="dxa" w:w="5112"/>
+          </w:tcPr>
+          <w:p>
+            <w:r>
+              <w:t>Expected result / action</w:t>
+            </w:r>
+          </w:p>
+        </w:tc>
+      </w:tr>
+      <w:tr>
+        <w:tc>
+          <w:tcPr>
+            <w:tcW w:type="dxa" w:w="5112"/>
+          </w:tcPr>
+          <w:p>
+            <w:r>
+              <w:t>Normal GO STOP</w:t>
+            </w:r>
+          </w:p>
+        </w:tc>
+        <w:tc>
+          <w:tcPr>
+            <w:tcW w:type="dxa" w:w="5112"/>
+          </w:tcPr>
+          <w:p>
+            <w:r>
+              <w:t>IDs[2, 4, 0, 0], mask[1, 1, 0, 0], last real position 1, STOP</w:t>
+            </w:r>
+          </w:p>
+        </w:tc>
+      </w:tr>
+      <w:tr>
+        <w:tc>
+          <w:tcPr>
+            <w:tcW w:type="dxa" w:w="5112"/>
+          </w:tcPr>
+          <w:p>
+            <w:r>
+              <w:t>Reversed STOP GO</w:t>
+            </w:r>
+          </w:p>
+        </w:tc>
+        <w:tc>
+          <w:tcPr>
+            <w:tcW w:type="dxa" w:w="5112"/>
+          </w:tcPr>
+          <w:p>
+            <w:r>
+              <w:t>Same counts[1, 0, 1], different final eventGO</w:t>
+            </w:r>
+          </w:p>
+        </w:tc>
+      </w:tr>
+      <w:tr>
+        <w:tc>
+          <w:tcPr>
+            <w:tcW w:type="dxa" w:w="5112"/>
+          </w:tcPr>
+          <w:p>
+            <w:r>
+              <w:t>Full four-event GO TURN GO STOP</w:t>
+            </w:r>
+          </w:p>
+        </w:tc>
+        <w:tc>
+          <w:tcPr>
+            <w:tcW w:type="dxa" w:w="5112"/>
+          </w:tcPr>
+          <w:p>
+            <w:r>
+              <w:t>Mask[1, 1, 1, 1], last position 3, STOP</w:t>
+            </w:r>
+          </w:p>
+        </w:tc>
+      </w:tr>
+      <w:tr>
+        <w:tc>
+          <w:tcPr>
+            <w:tcW w:type="dxa" w:w="5112"/>
+          </w:tcPr>
+          <w:p>
+            <w:r>
+              <w:t>Unknown WAIT GOand PAUSE GO</w:t>
+            </w:r>
+          </w:p>
+        </w:tc>
+        <w:tc>
+          <w:tcPr>
+            <w:tcW w:type="dxa" w:w="5112"/>
+          </w:tcPr>
+          <w:p>
+            <w:r>
+              <w:t>Both[1, 2, 0, 0], same real mask; unknown identity lost, but known lastGOremains available</w:t>
+            </w:r>
+          </w:p>
+        </w:tc>
+      </w:tr>
+      <w:tr>
+        <w:tc>
+          <w:tcPr>
+            <w:tcW w:type="dxa" w:w="5112"/>
+          </w:tcPr>
+          <w:p>
+            <w:r>
+              <w:t>GO WAITwith unknown final ID</w:t>
+            </w:r>
+          </w:p>
+        </w:tc>
+        <w:tc>
+          <w:tcPr>
+            <w:tcW w:type="dxa" w:w="5112"/>
+          </w:tcPr>
+          <w:p>
+            <w:r>
+              <w:t>The extended audit explicitly returns review under its declared unknown-final-event policy</w:t>
+            </w:r>
+          </w:p>
+        </w:tc>
+      </w:tr>
+      <w:tr>
+        <w:tc>
+          <w:tcPr>
+            <w:tcW w:type="dxa" w:w="5112"/>
+          </w:tcPr>
+          <w:p>
+            <w:r>
+              <w:t>Empty log or five real events</w:t>
+            </w:r>
+          </w:p>
+        </w:tc>
+        <w:tc>
+          <w:tcPr>
+            <w:tcW w:type="dxa" w:w="5112"/>
+          </w:tcPr>
+          <w:p>
+            <w:r>
+              <w:t>ValueError:Need one to four real events</w:t>
+            </w:r>
+          </w:p>
+        </w:tc>
+      </w:tr>
+      <w:tr>
+        <w:tc>
+          <w:tcPr>
+            <w:tcW w:type="dxa" w:w="5112"/>
+          </w:tcPr>
+          <w:p>
+            <w:r>
+              <w:t>Literal PAD/UNKmarker string in input</w:t>
+            </w:r>
+          </w:p>
+        </w:tc>
+        <w:tc>
+          <w:tcPr>
+            <w:tcW w:type="dxa" w:w="5112"/>
+          </w:tcPr>
+          <w:p>
+            <w:r>
+              <w:t>ValueError:Reserved markers are not events</w:t>
+            </w:r>
+          </w:p>
+        </w:tc>
+      </w:tr>
+      <w:tr>
+        <w:tc>
+          <w:tcPr>
+            <w:tcW w:type="dxa" w:w="5112"/>
+          </w:tcPr>
+          <w:p>
+            <w:r>
+              <w:t>Missing event value instead of an actual symbol string</w:t>
+            </w:r>
+          </w:p>
+        </w:tc>
+        <w:tc>
+          <w:tcPr>
+            <w:tcW w:type="dxa" w:w="5112"/>
+          </w:tcPr>
+          <w:p>
+            <w:r>
+              <w:t>Outside the declared type contract; request the event rather than invent one</w:t>
+            </w:r>
+          </w:p>
+        </w:tc>
+      </w:tr>
+      <w:tr>
+        <w:tc>
+          <w:tcPr>
+            <w:tcW w:type="dxa" w:w="5112"/>
+          </w:tcPr>
+          <w:p>
+            <w:r>
+              <w:t>Measured zero with correct sensor mask</w:t>
+            </w:r>
+          </w:p>
+        </w:tc>
+        <w:tc>
+          <w:tcPr>
+            <w:tcW w:type="dxa" w:w="5112"/>
+          </w:tcPr>
+          <w:p>
+            <w:r>
+              <w:t>Mean[0, 4]is2; wrong zero-filter mean 4 and all-slot mean 1</w:t>
+            </w:r>
+          </w:p>
+        </w:tc>
+      </w:tr>
+      <w:tr>
+        <w:tc>
+          <w:tcPr>
+            <w:tcW w:type="dxa" w:w="5112"/>
+          </w:tcPr>
+          <w:p>
+            <w:r>
+              <w:t>All-zero sensor mask or misaligned lengths</w:t>
+            </w:r>
+          </w:p>
+        </w:tc>
+        <w:tc>
+          <w:tcPr>
+            <w:tcW w:type="dxa" w:w="5112"/>
+          </w:tcPr>
+          <w:p>
+            <w:r>
+              <w:t>Extended masked_meanrejects invalid/no-real-measurement input</w:t>
+            </w:r>
+          </w:p>
+        </w:tc>
+      </w:tr>
+      <w:tr>
+        <w:tc>
+          <w:tcPr>
+            <w:tcW w:type="dxa" w:w="5112"/>
+          </w:tcPr>
+          <w:p>
+            <w:r>
+              <w:t>Truncate GO TURN GO TURN STOPto its first 4</w:t>
+            </w:r>
+          </w:p>
+        </w:tc>
+        <w:tc>
+          <w:tcPr>
+            <w:tcW w:type="dxa" w:w="5112"/>
+          </w:tcPr>
+          <w:p>
+            <w:r>
+              <w:t>Changes finalSTOPtoTURN; original encoder rejects the long log instead of silently changing the task</w:t>
+            </w:r>
+          </w:p>
+        </w:tc>
+      </w:tr>
+    </w:tbl>
+    <w:p>
+      <w:pPr>
+        <w:pStyle w:val="Heading2"/>
+      </w:pPr>
+      <w:r>
+        <w:t>Predict,encode,mask and explain the actual result</w:t>
+      </w:r>
+    </w:p>
+    <w:p>
+      <w:pPr>
+        <w:pStyle w:val="ListNumber"/>
+      </w:pPr>
+      <w:r>
+        <w:t>Predict every complete encoding and sensor mean before running or tracing the encoder and extended audit. The extended last-event function validates the four-position/right-padding contract and declares review when its final real ID is unknown. The sensor mean uses only mask 1 positions and still counts a measured zero. It assumes actual numeric measurements, not arbitrary token IDs. Try changed numeric padding values to check whether the mask is actually used; keep the declared storage policy in the record. Preserve unknown/truncation losses and reject unsupported lengths rather than fabricate missing events.</w:t>
+      </w:r>
+    </w:p>
+    <w:p>
+      <w:pPr>
+        <w:pStyle w:val="ListNumber"/>
+      </w:pPr>
+      <w:r>
+        <w:t>On paper, trace the supplied procedure. If code is provided, predict before running it in a local practice file. Never write an expected answer as though it were an observed run.</w:t>
+      </w:r>
+    </w:p>
+    <w:p>
+      <w:pPr>
+        <w:pStyle w:val="Heading2"/>
+      </w:pPr>
+      <w:r>
+        <w:t>Keep the evidence ledger</w:t>
       </w:r>
     </w:p>
     <w:tbl>
@@ -2759,7 +3705,56 @@
         <w:rPr>
           <w:b w:val="0"/>
         </w:rPr>
-        <w:t>On paper, trace the supplied procedure. If code is provided, predict before running it in a local practice file. Never write an expected answer as though it were an observed run.</w:t>
+        <w:t>Before trying: what do I expect, and why? While trying: which step could first go wrong? Afterwards: what did I actually observe, and what should change? Keep “not run” if you only traced the procedure.</w:t>
+      </w:r>
+    </w:p>
+    <w:p>
+      <w:pPr>
+        <w:pStyle w:val="Heading2"/>
+      </w:pPr>
+      <w:r>
+        <w:t>Reference: original compact encoder · reference / check after trying</w:t>
+      </w:r>
+    </w:p>
+    <w:p>
+      <w:r>
+        <w:rPr>
+          <w:rFonts w:ascii="Courier New" w:hAnsi="Courier New"/>
+          <w:sz w:val="18"/>
+        </w:rPr>
+        <w:t>VOCAB = {"GO": 2, "TURN": 3, "STOP": 4}</w:t>
+        <w:br/>
+        <w:br/>
+        <w:t>def encode(events):</w:t>
+        <w:br/>
+        <w:t xml:space="preserve">    if not 1 &lt;= len(events) &lt;= 4:</w:t>
+        <w:br/>
+        <w:t xml:space="preserve">        raise ValueError("Need one to four real events")</w:t>
+        <w:br/>
+        <w:t xml:space="preserve">    if any(e in ("PAD", "UNK") for e in events):</w:t>
+        <w:br/>
+        <w:t xml:space="preserve">        raise ValueError("Reserved markers are not events")</w:t>
+        <w:br/>
+        <w:t xml:space="preserve">    ids = [VOCAB.get(e, 1) for e in events]</w:t>
+        <w:br/>
+        <w:t xml:space="preserve">    n = len(ids)</w:t>
+        <w:br/>
+        <w:t xml:space="preserve">    return ids + [0] * (4 - n), [1] * n + [0] * (4 - n)</w:t>
+        <w:br/>
+        <w:br/>
+        <w:t>assert encode(["GO", "STOP"]) == ([2, 4, 0, 0], [1, 1, 0, 0])</w:t>
+        <w:br/>
+        <w:t>assert encode(["WAIT", "STOP"]) == ([1, 4, 0, 0], [1, 1, 0, 0])</w:t>
+        <w:br/>
+        <w:t>assert encode(["STOP", "GO"]) == ([4, 2, 0, 0], [1, 1, 0, 0])</w:t>
+      </w:r>
+    </w:p>
+    <w:p>
+      <w:pPr>
+        <w:pStyle w:val="Heading2"/>
+      </w:pPr>
+      <w:r>
+        <w:t>Earlier wording, alternatives and picture transcripts · reference / check after trying</w:t>
       </w:r>
     </w:p>
     <w:p>
@@ -2767,7 +3762,36 @@
         <w:pStyle w:val="Heading3"/>
       </w:pPr>
       <w:r>
+        <w:t>Predict, investigate and preserve the evidence</w:t>
+      </w:r>
+    </w:p>
+    <w:p>
+      <w:pPr>
+        <w:pStyle w:val="Heading3"/>
+      </w:pPr>
+      <w:r>
         <w:t>Plan → try → check</w:t>
+      </w:r>
+    </w:p>
+    <w:p>
+      <w:pPr>
+        <w:pStyle w:val="Heading1"/>
+      </w:pPr>
+      <w:r>
+        <w:t>14. Try alone: a new vocabulary,length and sensor sequence</w:t>
+      </w:r>
+    </w:p>
+    <w:p>
+      <w:r>
+        <w:t>Use its five stored positions and retain its real measured zero.</w:t>
+      </w:r>
+    </w:p>
+    <w:p>
+      <w:pPr>
+        <w:pStyle w:val="Heading2"/>
+      </w:pPr>
+      <w:r>
+        <w:t>Complete independent schema and measurements</w:t>
       </w:r>
     </w:p>
     <w:p>
@@ -2778,39 +3802,7 @@
         <w:rPr>
           <w:b w:val="0"/>
         </w:rPr>
-        <w:t>Before trying: what do I expect, and why? While trying: which step could first go wrong? Afterwards: what did I actually observe, and what should change? Keep “not run” if you only traced the procedure.</w:t>
-      </w:r>
-    </w:p>
-    <w:p>
-      <w:pPr>
-        <w:pStyle w:val="Heading1"/>
-      </w:pPr>
-      <w:r>
-        <w:t>10. Build your understanding</w:t>
-      </w:r>
-    </w:p>
-    <w:p>
-      <w:r>
-        <w:t>Move from recall to tracing, diagnosis and transfer in Sequence representations. Explain why each step is justified.</w:t>
-      </w:r>
-    </w:p>
-    <w:p>
-      <w:pPr>
-        <w:pStyle w:val="Heading3"/>
-      </w:pPr>
-      <w:r>
-        <w:t>Explain → apply → challenge</w:t>
-      </w:r>
-    </w:p>
-    <w:p>
-      <w:pPr>
-        <w:spacing w:line="336" w:lineRule="auto" w:after="180"/>
-      </w:pPr>
-      <w:r>
-        <w:rPr>
-          <w:b w:val="0"/>
-        </w:rPr>
-        <w:t xml:space="preserve">Encode GO TURN STOP using the lesson vocabulary and four positions. Give its </w:t>
+        <w:t xml:space="preserve">Use PAD = 0, UNK = 1, OPEN = 2, CLOSE = 3, CHECK = 4 and five stored positions. Encode OPEN CHECK CLOSE and give its </w:t>
       </w:r>
       <w:r>
         <w:rPr>
@@ -2822,30 +3814,50 @@
         <w:rPr>
           <w:b w:val="0"/>
         </w:rPr>
-        <w:t>, real length and final real event.</w:t>
-      </w:r>
-    </w:p>
-    <w:p>
-      <w:pPr>
-        <w:spacing w:line="336" w:lineRule="auto" w:after="180"/>
-      </w:pPr>
+        <w:t xml:space="preserve"> and final real position. Separately, sensor values [0, 6, 3, 0, 0] have that same </w:t>
+      </w:r>
+      <w:r>
+        <w:rPr>
+          <w:b/>
+        </w:rPr>
+        <w:t>mask</w:t>
+      </w:r>
       <w:r>
         <w:rPr>
           <w:b w:val="0"/>
         </w:rPr>
-        <w:t>Encode WAIT GO. Which positions are real? Compare it with PAUSE GO, and state what information the encoding loses.</w:t>
+        <w:t>.</w:t>
       </w:r>
     </w:p>
     <w:p>
       <w:pPr>
         <w:spacing w:line="336" w:lineRule="auto" w:after="180"/>
-        <w:shd w:fill="F5F1FB"/>
       </w:pPr>
       <w:r>
         <w:rPr>
           <w:b w:val="0"/>
         </w:rPr>
-        <w:t>The encoder receives five events ending in STOP, then an empty log. What should it do under the lesson contract? Why should a program not simply crop the first and assume a final event for the second?</w:t>
+        <w:t xml:space="preserve">Calculate their </w:t>
+      </w:r>
+      <w:r>
+        <w:rPr>
+          <w:b/>
+        </w:rPr>
+        <w:t>mask</w:t>
+      </w:r>
+      <w:r>
+        <w:rPr>
+          <w:b w:val="0"/>
+        </w:rPr>
+        <w:t>ed mean and the incorrect mean over all five slots.</w:t>
+      </w:r>
+    </w:p>
+    <w:p>
+      <w:pPr>
+        <w:pStyle w:val="Heading2"/>
+      </w:pPr>
+      <w:r>
+        <w:t>First attempt and support record</w:t>
       </w:r>
     </w:p>
     <w:p>
@@ -2853,7 +3865,7 @@
         <w:pStyle w:val="Heading3"/>
       </w:pPr>
       <w:r>
-        <w:t>Explain which evidence supports your conclusion and which claim remains unproved.</w:t>
+        <w:t>My independent explanation, trace and limits</w:t>
       </w:r>
     </w:p>
     <w:p>
@@ -2882,16 +3894,224 @@
       </w:r>
     </w:p>
     <w:p>
+      <w:r>
+        <w:t>________________________________________________________________</w:t>
+      </w:r>
+    </w:p>
+    <w:p>
+      <w:r>
+        <w:t>________________________________________________________________</w:t>
+      </w:r>
+    </w:p>
+    <w:p>
+      <w:pPr>
+        <w:spacing w:line="336" w:lineRule="auto" w:after="180"/>
+      </w:pPr>
+      <w:r>
+        <w:rPr>
+          <w:b w:val="0"/>
+        </w:rPr>
+        <w:t>Attempt this case before feedback. Record any help. Earlier examples below are further practice; a case already practised with feedback cannot establish fresh transfer.</w:t>
+      </w:r>
+    </w:p>
+    <w:p>
+      <w:pPr>
+        <w:pStyle w:val="Heading2"/>
+      </w:pPr>
+      <w:r>
+        <w:t>Use feedback after trying</w:t>
+      </w:r>
+    </w:p>
+    <w:p>
+      <w:pPr>
+        <w:spacing w:line="336" w:lineRule="auto" w:after="180"/>
+      </w:pPr>
+      <w:r>
+        <w:rPr>
+          <w:b w:val="0"/>
+        </w:rPr>
+        <w:t>Attempt the independent case before hints. Record whether you worked alone, used a hint or followed a model. After feedback, fix the first unsupported step and explain why it changed.</w:t>
+      </w:r>
+    </w:p>
+    <w:p>
+      <w:pPr>
+        <w:spacing w:line="336" w:lineRule="auto" w:after="180"/>
+      </w:pPr>
+      <w:r>
+        <w:rPr>
+          <w:b w:val="0"/>
+        </w:rPr>
+        <w:t>A later check uses a changed case, not a copied answer.</w:t>
+      </w:r>
+    </w:p>
+    <w:p>
+      <w:pPr>
+        <w:pStyle w:val="Heading2"/>
+      </w:pPr>
+      <w:r>
+        <w:t>Earlier wording, alternatives and picture transcripts · reference / check after trying</w:t>
+      </w:r>
+    </w:p>
+    <w:p>
+      <w:pPr>
+        <w:pStyle w:val="Heading3"/>
+      </w:pPr>
+      <w:r>
+        <w:t>Independent case: Apply a fresh schema independently</w:t>
+      </w:r>
+    </w:p>
+    <w:p>
+      <w:pPr>
+        <w:pStyle w:val="Heading3"/>
+      </w:pPr>
+      <w:r>
+        <w:t>Attempt this without hints</w:t>
+      </w:r>
+    </w:p>
+    <w:p>
+      <w:pPr>
+        <w:spacing w:line="336" w:lineRule="auto" w:after="180"/>
+      </w:pPr>
+      <w:r>
+        <w:rPr>
+          <w:b w:val="0"/>
+        </w:rPr>
+        <w:t xml:space="preserve">Use PAD = 0, UNK = 1, OPEN = 2, CLOSE = 3, CHECK = 4 and five stored positions. Encode OPEN CHECK CLOSE and give its </w:t>
+      </w:r>
+      <w:r>
+        <w:rPr>
+          <w:b/>
+        </w:rPr>
+        <w:t>mask</w:t>
+      </w:r>
+      <w:r>
+        <w:rPr>
+          <w:b w:val="0"/>
+        </w:rPr>
+        <w:t xml:space="preserve"> and final real position. Separately, sensor values [0, 6, 3, 0, 0] have that same </w:t>
+      </w:r>
+      <w:r>
+        <w:rPr>
+          <w:b/>
+        </w:rPr>
+        <w:t>mask</w:t>
+      </w:r>
+      <w:r>
+        <w:rPr>
+          <w:b w:val="0"/>
+        </w:rPr>
+        <w:t>.</w:t>
+      </w:r>
+    </w:p>
+    <w:p>
+      <w:pPr>
+        <w:spacing w:line="336" w:lineRule="auto" w:after="180"/>
+      </w:pPr>
+      <w:r>
+        <w:rPr>
+          <w:b w:val="0"/>
+        </w:rPr>
+        <w:t xml:space="preserve">Calculate their </w:t>
+      </w:r>
+      <w:r>
+        <w:rPr>
+          <w:b/>
+        </w:rPr>
+        <w:t>mask</w:t>
+      </w:r>
+      <w:r>
+        <w:rPr>
+          <w:b w:val="0"/>
+        </w:rPr>
+        <w:t>ed mean and the incorrect mean over all five slots.</w:t>
+      </w:r>
+    </w:p>
+    <w:p>
+      <w:pPr>
+        <w:pStyle w:val="Heading3"/>
+      </w:pPr>
+      <w:r>
+        <w:t>My independent procedure, result and limitation</w:t>
+      </w:r>
+    </w:p>
+    <w:p>
+      <w:r>
+        <w:t>________________________________________________________________</w:t>
+      </w:r>
+    </w:p>
+    <w:p>
+      <w:r>
+        <w:t>________________________________________________________________</w:t>
+      </w:r>
+    </w:p>
+    <w:p>
+      <w:r>
+        <w:t>________________________________________________________________</w:t>
+      </w:r>
+    </w:p>
+    <w:p>
+      <w:r>
+        <w:t>________________________________________________________________</w:t>
+      </w:r>
+    </w:p>
+    <w:p>
+      <w:r>
+        <w:t>________________________________________________________________</w:t>
+      </w:r>
+    </w:p>
+    <w:p>
+      <w:r>
+        <w:t>________________________________________________________________</w:t>
+      </w:r>
+    </w:p>
+    <w:p>
+      <w:r>
+        <w:t>________________________________________________________________</w:t>
+      </w:r>
+    </w:p>
+    <w:p>
+      <w:r>
+        <w:t>________________________________________________________________</w:t>
+      </w:r>
+    </w:p>
+    <w:p>
+      <w:pPr>
+        <w:spacing w:line="336" w:lineRule="auto" w:after="180"/>
+      </w:pPr>
+      <w:r>
+        <w:rPr>
+          <w:b w:val="0"/>
+        </w:rPr>
+        <w:t>Record support used: none, hint or teacher explanation. After feedback, a different case is needed to demonstrate independence.</w:t>
+      </w:r>
+    </w:p>
+    <w:p>
+      <w:pPr>
+        <w:pStyle w:val="Heading3"/>
+      </w:pPr>
+      <w:r>
+        <w:t>Use feedback to improve</w:t>
+      </w:r>
+    </w:p>
+    <w:p>
       <w:pPr>
         <w:pStyle w:val="Heading1"/>
       </w:pPr>
       <w:r>
-        <w:t>11. Connect your project</w:t>
-      </w:r>
-    </w:p>
-    <w:p>
-      <w:r>
-        <w:t>Apply this week’s idea to Image-pattern Network Investigation. Keep an annotated decision and the evidence supporting it.</w:t>
+        <w:t>11. Keep sequence schema and lost-information evidence together</w:t>
+      </w:r>
+    </w:p>
+    <w:p>
+      <w:r>
+        <w:t>The project record should identify vocabulary,real length,padding,mask and unknown/truncation policy.</w:t>
+      </w:r>
+    </w:p>
+    <w:p>
+      <w:pPr>
+        <w:pStyle w:val="Heading2"/>
+      </w:pPr>
+      <w:r>
+        <w:t>Project artifact and evidence table</w:t>
       </w:r>
     </w:p>
     <w:p>
@@ -3094,10 +4314,10 @@
     </w:tbl>
     <w:p>
       <w:pPr>
-        <w:pStyle w:val="Heading3"/>
-      </w:pPr>
-      <w:r>
-        <w:t>Evidence for your project</w:t>
+        <w:pStyle w:val="Heading2"/>
+      </w:pPr>
+      <w:r>
+        <w:t>Actual run/trace and remaining limits</w:t>
       </w:r>
     </w:p>
     <w:p>
@@ -3136,15 +4356,88 @@
     </w:p>
     <w:p>
       <w:pPr>
+        <w:pStyle w:val="Heading2"/>
+      </w:pPr>
+      <w:r>
+        <w:t>Earlier wording, alternatives and picture transcripts · reference / check after trying</w:t>
+      </w:r>
+    </w:p>
+    <w:p>
+      <w:pPr>
+        <w:pStyle w:val="Heading3"/>
+      </w:pPr>
+      <w:r>
+        <w:t>Evidence for your project</w:t>
+      </w:r>
+    </w:p>
+    <w:p>
+      <w:pPr>
         <w:pStyle w:val="Heading1"/>
       </w:pPr>
       <w:r>
-        <w:t>12. Show what you know</w:t>
-      </w:r>
-    </w:p>
-    <w:p>
-      <w:r>
-        <w:t>Use a genuinely new case for independent evidence. Previously discussed examples remain practice; use the separately named independent case before feedback.</w:t>
+        <w:t>16. Finish with one real-position trace and one lost distinction</w:t>
+      </w:r>
+    </w:p>
+    <w:p>
+      <w:r>
+        <w:t>Explain why an ordered format alone cannot force a later model to use order.</w:t>
+      </w:r>
+    </w:p>
+    <w:p>
+      <w:pPr>
+        <w:pStyle w:val="Heading2"/>
+      </w:pPr>
+      <w:r>
+        <w:t>Retrieve and explain</w:t>
+      </w:r>
+    </w:p>
+    <w:p>
+      <w:pPr>
+        <w:pStyle w:val="ListBullet"/>
+      </w:pPr>
+      <w:r>
+        <w:t>Close your notes. Explain this goal in your own words: Encode an ordered sequence with an explicit vocabulary</w:t>
+      </w:r>
+    </w:p>
+    <w:p>
+      <w:pPr>
+        <w:pStyle w:val="Heading3"/>
+      </w:pPr>
+      <w:r>
+        <w:t>My deciding step, evidence and one remaining question</w:t>
+      </w:r>
+    </w:p>
+    <w:p>
+      <w:r>
+        <w:t>________________________________________________________________</w:t>
+      </w:r>
+    </w:p>
+    <w:p>
+      <w:r>
+        <w:t>________________________________________________________________</w:t>
+      </w:r>
+    </w:p>
+    <w:p>
+      <w:r>
+        <w:t>________________________________________________________________</w:t>
+      </w:r>
+    </w:p>
+    <w:p>
+      <w:r>
+        <w:t>________________________________________________________________</w:t>
+      </w:r>
+    </w:p>
+    <w:p>
+      <w:r>
+        <w:t>________________________________________________________________</w:t>
+      </w:r>
+    </w:p>
+    <w:p>
+      <w:pPr>
+        <w:pStyle w:val="Heading2"/>
+      </w:pPr>
+      <w:r>
+        <w:t>Plan a changed-case return</w:t>
       </w:r>
     </w:p>
     <w:p>
@@ -3155,58 +4448,31 @@
         <w:rPr>
           <w:b w:val="0"/>
         </w:rPr>
-        <w:t xml:space="preserve">WAIT STOP and PAUSE STOP both become [1, 4, 0, 0] with the same </w:t>
+        <w:t xml:space="preserve">If you are unsure, return to the worked picture and explain one arrow. If you are ready, change an </w:t>
       </w:r>
       <w:r>
         <w:rPr>
           <w:b/>
         </w:rPr>
-        <w:t>mask</w:t>
+        <w:t>input</w:t>
       </w:r>
       <w:r>
         <w:rPr>
           <w:b w:val="0"/>
         </w:rPr>
-        <w:t>. UNK retains a real position but loses the identity of the unrecognised symbol.</w:t>
-      </w:r>
-    </w:p>
-    <w:p>
-      <w:pPr>
-        <w:spacing w:line="336" w:lineRule="auto" w:after="180"/>
-      </w:pPr>
+        <w:t xml:space="preserve"> or assumption and justify your </w:t>
+      </w:r>
+      <w:r>
+        <w:rPr>
+          <w:b/>
+        </w:rPr>
+        <w:t>prediction</w:t>
+      </w:r>
       <w:r>
         <w:rPr>
           <w:b w:val="0"/>
         </w:rPr>
-        <w:t>The final-event task can still answer Yes for both because the last real ID is STOP. A final real UNK would require an unknown result or another documented policy when the intended event cannot be determined.</w:t>
-      </w:r>
-    </w:p>
-    <w:p>
-      <w:pPr>
-        <w:pStyle w:val="Heading3"/>
-      </w:pPr>
-      <w:r>
-        <w:t>A log GO TURN GO TURN STOP is cut to its first four events before encoding. What happens to the final-event answer? Explain why the lesson encoder rejects the original log instead of silently truncating it.</w:t>
-      </w:r>
-    </w:p>
-    <w:p>
-      <w:r>
-        <w:t>________________________________________________________________</w:t>
-      </w:r>
-    </w:p>
-    <w:p>
-      <w:r>
-        <w:t>________________________________________________________________</w:t>
-      </w:r>
-    </w:p>
-    <w:p>
-      <w:r>
-        <w:t>________________________________________________________________</w:t>
-      </w:r>
-    </w:p>
-    <w:p>
-      <w:r>
-        <w:t>________________________________________________________________</w:t>
+        <w:t>.</w:t>
       </w:r>
     </w:p>
     <w:p>
@@ -3217,7 +4483,7 @@
         <w:rPr>
           <w:b w:val="0"/>
         </w:rPr>
-        <w:t xml:space="preserve">The full log ends in STOP, while the retained prefix ends in TURN. Truncation changes the </w:t>
+        <w:t xml:space="preserve">Save your workbook </w:t>
       </w:r>
       <w:r>
         <w:rPr>
@@ -3229,41 +4495,235 @@
         <w:rPr>
           <w:b w:val="0"/>
         </w:rPr>
-        <w:t xml:space="preserve"> needed for this task. Save the original length and any truncation policy in a real experiment, and test the con</w:t>
-      </w:r>
-      <w:r>
-        <w:rPr>
-          <w:b/>
-        </w:rPr>
-        <w:t>sequence</w:t>
-      </w:r>
-      <w:r>
-        <w:rPr>
-          <w:b w:val="0"/>
-        </w:rPr>
-        <w:t>s.</w:t>
-      </w:r>
-    </w:p>
-    <w:p>
-      <w:pPr>
-        <w:spacing w:line="336" w:lineRule="auto" w:after="180"/>
-      </w:pPr>
-      <w:r>
-        <w:rPr>
-          <w:b w:val="0"/>
-        </w:rPr>
-        <w:t>Next week introduces embeddings while preserving the distinction between identifiers and learned vectors.</w:t>
-      </w:r>
-    </w:p>
-    <w:p>
-      <w:pPr>
-        <w:spacing w:line="336" w:lineRule="auto" w:after="180"/>
-        <w:shd w:fill="F5F1FB"/>
-      </w:pPr>
-      <w:r>
-        <w:rPr>
-          <w:b w:val="0"/>
-        </w:rPr>
+        <w:t>. At the next review, try a different case before opening your old answer.</w:t>
+      </w:r>
+    </w:p>
+    <w:p>
+      <w:pPr>
+        <w:pStyle w:val="Heading1"/>
+      </w:pPr>
+      <w:r>
+        <w:t>Reference bank and extra practice</w:t>
+      </w:r>
+    </w:p>
+    <w:p>
+      <w:pPr>
+        <w:pStyle w:val="Heading1"/>
+      </w:pPr>
+      <w:r>
+        <w:t>05. Reference · Use the mathematical words precisely</w:t>
+      </w:r>
+    </w:p>
+    <w:p>
+      <w:r>
+        <w:t>Connect each term to a value or step in the current example.</w:t>
+      </w:r>
+    </w:p>
+    <w:p>
+      <w:pPr>
+        <w:pStyle w:val="Heading2"/>
+      </w:pPr>
+      <w:r>
+        <w:t>Vocabulary and your explanation</w:t>
+      </w:r>
+    </w:p>
+    <w:tbl>
+      <w:tblPr>
+        <w:tblStyle w:val="LightShading-Accent1"/>
+        <w:tblW w:type="auto" w:w="0"/>
+        <w:tblLook w:firstColumn="1" w:firstRow="1" w:lastColumn="0" w:lastRow="0" w:noHBand="0" w:noVBand="1" w:val="04A0"/>
+      </w:tblPr>
+      <w:tblGrid>
+        <w:gridCol w:w="5112"/>
+        <w:gridCol w:w="5112"/>
+      </w:tblGrid>
+      <w:tr>
+        <w:trPr>
+          <w:tblHeader/>
+        </w:trPr>
+        <w:tc>
+          <w:tcPr>
+            <w:tcW w:type="dxa" w:w="5112"/>
+          </w:tcPr>
+          <w:p>
+            <w:r>
+              <w:t>Word</w:t>
+            </w:r>
+          </w:p>
+        </w:tc>
+        <w:tc>
+          <w:tcPr>
+            <w:tcW w:type="dxa" w:w="5112"/>
+          </w:tcPr>
+          <w:p>
+            <w:r>
+              <w:t>Meaning</w:t>
+            </w:r>
+          </w:p>
+        </w:tc>
+      </w:tr>
+      <w:tr>
+        <w:tc>
+          <w:tcPr>
+            <w:tcW w:type="dxa" w:w="5112"/>
+          </w:tcPr>
+          <w:p>
+            <w:r>
+              <w:t>Sequence</w:t>
+            </w:r>
+          </w:p>
+        </w:tc>
+        <w:tc>
+          <w:tcPr>
+            <w:tcW w:type="dxa" w:w="5112"/>
+          </w:tcPr>
+          <w:p>
+            <w:r>
+              <w:t>An ordered list of elements in which positions can matter</w:t>
+            </w:r>
+          </w:p>
+        </w:tc>
+      </w:tr>
+      <w:tr>
+        <w:tc>
+          <w:tcPr>
+            <w:tcW w:type="dxa" w:w="5112"/>
+          </w:tcPr>
+          <w:p>
+            <w:r>
+              <w:t>Token ID</w:t>
+            </w:r>
+          </w:p>
+        </w:tc>
+        <w:tc>
+          <w:tcPr>
+            <w:tcW w:type="dxa" w:w="5112"/>
+          </w:tcPr>
+          <w:p>
+            <w:r>
+              <w:t>A numerical identifier assigned to a symbol by a vocabulary</w:t>
+            </w:r>
+          </w:p>
+        </w:tc>
+      </w:tr>
+      <w:tr>
+        <w:tc>
+          <w:tcPr>
+            <w:tcW w:type="dxa" w:w="5112"/>
+          </w:tcPr>
+          <w:p>
+            <w:r>
+              <w:t>Padding</w:t>
+            </w:r>
+          </w:p>
+        </w:tc>
+        <w:tc>
+          <w:tcPr>
+            <w:tcW w:type="dxa" w:w="5112"/>
+          </w:tcPr>
+          <w:p>
+            <w:r>
+              <w:t>Placeholder positions added to make stored sequences the same length</w:t>
+            </w:r>
+          </w:p>
+        </w:tc>
+      </w:tr>
+      <w:tr>
+        <w:tc>
+          <w:tcPr>
+            <w:tcW w:type="dxa" w:w="5112"/>
+          </w:tcPr>
+          <w:p>
+            <w:r>
+              <w:t>Mask</w:t>
+            </w:r>
+          </w:p>
+        </w:tc>
+        <w:tc>
+          <w:tcPr>
+            <w:tcW w:type="dxa" w:w="5112"/>
+          </w:tcPr>
+          <w:p>
+            <w:r>
+              <w:t>A list marking which stored positions are real inputs and which are placeholders</w:t>
+            </w:r>
+          </w:p>
+        </w:tc>
+      </w:tr>
+    </w:tbl>
+    <w:p>
+      <w:pPr>
+        <w:pStyle w:val="Heading3"/>
+      </w:pPr>
+      <w:r>
+        <w:t>Use two terms to explain a step in this week’s example.</w:t>
+      </w:r>
+    </w:p>
+    <w:p>
+      <w:r>
+        <w:t>________________________________________________________________</w:t>
+      </w:r>
+    </w:p>
+    <w:p>
+      <w:r>
+        <w:t>________________________________________________________________</w:t>
+      </w:r>
+    </w:p>
+    <w:p>
+      <w:r>
+        <w:t>________________________________________________________________</w:t>
+      </w:r>
+    </w:p>
+    <w:p>
+      <w:pPr>
+        <w:pStyle w:val="Heading1"/>
+      </w:pPr>
+      <w:r>
+        <w:t>10. Extra challenge · Explain a stronger case</w:t>
+      </w:r>
+    </w:p>
+    <w:p>
+      <w:r>
+        <w:t>Choose the next challenge after the main route.</w:t>
+      </w:r>
+    </w:p>
+    <w:p>
+      <w:pPr>
+        <w:pStyle w:val="Heading2"/>
+      </w:pPr>
+      <w:r>
+        <w:t>Explain,repair and extend</w:t>
+      </w:r>
+    </w:p>
+    <w:p>
+      <w:pPr>
+        <w:pStyle w:val="Heading3"/>
+      </w:pPr>
+      <w:r>
+        <w:t>Explain → apply → challenge</w:t>
+      </w:r>
+    </w:p>
+    <w:p>
+      <w:pPr>
+        <w:pStyle w:val="ListBullet"/>
+      </w:pPr>
+      <w:r>
+        <w:t>Encode GO TURN STOP using the lesson vocabulary and four positions. Give its mask, real length and final real event.</w:t>
+      </w:r>
+    </w:p>
+    <w:p>
+      <w:pPr>
+        <w:pStyle w:val="ListBullet"/>
+      </w:pPr>
+      <w:r>
+        <w:t>Encode WAIT GO. Which positions are real? Compare it with PAUSE GO, and state what information the encoding loses.</w:t>
+      </w:r>
+    </w:p>
+    <w:p>
+      <w:pPr>
+        <w:pStyle w:val="ListBullet"/>
+      </w:pPr>
+      <w:r>
         <w:t>The encoder receives five events ending in STOP, then an empty log. What should it do under the lesson contract? Why should a program not simply crop the first and assume a final event for the second?</w:t>
       </w:r>
     </w:p>
@@ -3272,6 +4732,112 @@
         <w:pStyle w:val="Heading3"/>
       </w:pPr>
       <w:r>
+        <w:t>Explain which evidence supports your conclusion and which claim remains unproved.</w:t>
+      </w:r>
+    </w:p>
+    <w:p>
+      <w:r>
+        <w:t>________________________________________________________________</w:t>
+      </w:r>
+    </w:p>
+    <w:p>
+      <w:r>
+        <w:t>________________________________________________________________</w:t>
+      </w:r>
+    </w:p>
+    <w:p>
+      <w:r>
+        <w:t>________________________________________________________________</w:t>
+      </w:r>
+    </w:p>
+    <w:p>
+      <w:r>
+        <w:t>________________________________________________________________</w:t>
+      </w:r>
+    </w:p>
+    <w:p>
+      <w:r>
+        <w:t>________________________________________________________________</w:t>
+      </w:r>
+    </w:p>
+    <w:p>
+      <w:pPr>
+        <w:pStyle w:val="Heading1"/>
+      </w:pPr>
+      <w:r>
+        <w:t>12. Reference · Check the representation and its limits</w:t>
+      </w:r>
+    </w:p>
+    <w:p>
+      <w:r>
+        <w:t>Use after practice;reserve the new independent five-position vocabulary and measured-zero case for the first individual attempt.</w:t>
+      </w:r>
+    </w:p>
+    <w:p>
+      <w:pPr>
+        <w:pStyle w:val="Heading2"/>
+      </w:pPr>
+      <w:r>
+        <w:t>Current explanation and response</w:t>
+      </w:r>
+    </w:p>
+    <w:p>
+      <w:pPr>
+        <w:pStyle w:val="ListBullet"/>
+      </w:pPr>
+      <w:r>
+        <w:t>WAIT STOP and PAUSE STOP both become [1, 4, 0, 0] with the same mask. UNK retains a real position but loses the identity of the unrecognised symbol. The final-event task can still answer Yes for both because the last real ID is STOP. A final real UNK would require an unknown result or another documented policy when the intended event cannot be determined.</w:t>
+      </w:r>
+    </w:p>
+    <w:p>
+      <w:pPr>
+        <w:pStyle w:val="Heading3"/>
+      </w:pPr>
+      <w:r>
+        <w:t>A log GO TURN GO TURN STOP is cut to its first four events before encoding. What happens to the final-event answer? Explain why the lesson encoder rejects the original log instead of silently truncating it.</w:t>
+      </w:r>
+    </w:p>
+    <w:p>
+      <w:r>
+        <w:t>________________________________________________________________</w:t>
+      </w:r>
+    </w:p>
+    <w:p>
+      <w:r>
+        <w:t>________________________________________________________________</w:t>
+      </w:r>
+    </w:p>
+    <w:p>
+      <w:r>
+        <w:t>________________________________________________________________</w:t>
+      </w:r>
+    </w:p>
+    <w:p>
+      <w:r>
+        <w:t>________________________________________________________________</w:t>
+      </w:r>
+    </w:p>
+    <w:p>
+      <w:pPr>
+        <w:pStyle w:val="ListBullet"/>
+      </w:pPr>
+      <w:r>
+        <w:t>The full log ends in STOP, while the retained prefix ends in TURN. Truncation changes the evidence needed for this task. Save the original length and any truncation policy in a real experiment, and test the consequences. Next week introduces embeddings while preserving the distinction between identifiers and learned vectors.</w:t>
+      </w:r>
+    </w:p>
+    <w:p>
+      <w:pPr>
+        <w:pStyle w:val="ListBullet"/>
+      </w:pPr>
+      <w:r>
+        <w:t>The encoder receives five events ending in STOP, then an empty log. What should it do under the lesson contract? Why should a program not simply crop the first and assume a final event for the second?</w:t>
+      </w:r>
+    </w:p>
+    <w:p>
+      <w:pPr>
+        <w:pStyle w:val="Heading3"/>
+      </w:pPr>
+      <w:r>
         <w:t>My limited claim and a useful next check</w:t>
       </w:r>
     </w:p>
@@ -3300,12 +4866,20 @@
         <w:pStyle w:val="Heading1"/>
       </w:pPr>
       <w:r>
-        <w:t>13. Study a complete case</w:t>
-      </w:r>
-    </w:p>
-    <w:p>
-      <w:r>
-        <w:t>Revisit the complete Sequence representations case for supported practice. Repeated examples do not become fresh assessments.</w:t>
+        <w:t>13. Extra practice · Revisit the complete trace</w:t>
+      </w:r>
+    </w:p>
+    <w:p>
+      <w:r>
+        <w:t>Predict before reading the supplied steps.</w:t>
+      </w:r>
+    </w:p>
+    <w:p>
+      <w:pPr>
+        <w:pStyle w:val="Heading2"/>
+      </w:pPr>
+      <w:r>
+        <w:t>Complete trace and evidence</w:t>
       </w:r>
     </w:p>
     <w:p>
@@ -3570,300 +5144,20 @@
         <w:pStyle w:val="Heading1"/>
       </w:pPr>
       <w:r>
-        <w:t>14. Try a new case independently</w:t>
-      </w:r>
-    </w:p>
-    <w:p>
-      <w:r>
-        <w:t>Attempt the reserved new case before feedback. Record support; the earlier examples below remain additional practice.</w:t>
-      </w:r>
-    </w:p>
-    <w:p>
-      <w:pPr>
-        <w:pStyle w:val="Heading3"/>
-      </w:pPr>
-      <w:r>
-        <w:t>Independent case: Apply a fresh schema independently</w:t>
-      </w:r>
-    </w:p>
-    <w:p>
-      <w:pPr>
-        <w:spacing w:line="336" w:lineRule="auto" w:after="180"/>
-      </w:pPr>
-      <w:r>
-        <w:rPr>
-          <w:b w:val="0"/>
-        </w:rPr>
-        <w:t xml:space="preserve">Use PAD = 0, UNK = 1, OPEN = 2, CLOSE = 3, CHECK = 4 and five stored positions. Encode OPEN CHECK CLOSE and give its </w:t>
-      </w:r>
-      <w:r>
-        <w:rPr>
-          <w:b/>
-        </w:rPr>
-        <w:t>mask</w:t>
-      </w:r>
-      <w:r>
-        <w:rPr>
-          <w:b w:val="0"/>
-        </w:rPr>
-        <w:t xml:space="preserve"> and final real position. Separately, sensor values [0, 6, 3, 0, 0] have that same </w:t>
-      </w:r>
-      <w:r>
-        <w:rPr>
-          <w:b/>
-        </w:rPr>
-        <w:t>mask</w:t>
-      </w:r>
-      <w:r>
-        <w:rPr>
-          <w:b w:val="0"/>
-        </w:rPr>
-        <w:t>.</w:t>
-      </w:r>
-    </w:p>
-    <w:p>
-      <w:pPr>
-        <w:spacing w:line="336" w:lineRule="auto" w:after="180"/>
-      </w:pPr>
-      <w:r>
-        <w:rPr>
-          <w:b w:val="0"/>
-        </w:rPr>
-        <w:t xml:space="preserve">Calculate their </w:t>
-      </w:r>
-      <w:r>
-        <w:rPr>
-          <w:b/>
-        </w:rPr>
-        <w:t>mask</w:t>
-      </w:r>
-      <w:r>
-        <w:rPr>
-          <w:b w:val="0"/>
-        </w:rPr>
-        <w:t>ed mean and the incorrect mean over all five slots.</w:t>
-      </w:r>
-    </w:p>
-    <w:p>
-      <w:pPr>
-        <w:pStyle w:val="Heading3"/>
-      </w:pPr>
-      <w:r>
-        <w:t>My independent explanation, trace and limits</w:t>
-      </w:r>
-    </w:p>
-    <w:p>
-      <w:r>
-        <w:t>________________________________________________________________</w:t>
-      </w:r>
-    </w:p>
-    <w:p>
-      <w:r>
-        <w:t>________________________________________________________________</w:t>
-      </w:r>
-    </w:p>
-    <w:p>
-      <w:r>
-        <w:t>________________________________________________________________</w:t>
-      </w:r>
-    </w:p>
-    <w:p>
-      <w:r>
-        <w:t>________________________________________________________________</w:t>
-      </w:r>
-    </w:p>
-    <w:p>
-      <w:r>
-        <w:t>________________________________________________________________</w:t>
-      </w:r>
-    </w:p>
-    <w:p>
-      <w:r>
-        <w:t>________________________________________________________________</w:t>
-      </w:r>
-    </w:p>
-    <w:p>
-      <w:r>
-        <w:t>________________________________________________________________</w:t>
-      </w:r>
-    </w:p>
-    <w:p>
-      <w:pPr>
-        <w:spacing w:line="336" w:lineRule="auto" w:after="180"/>
-      </w:pPr>
-      <w:r>
-        <w:rPr>
-          <w:b w:val="0"/>
-        </w:rPr>
-        <w:t>Attempt this case before feedback. Record any help. Earlier examples below are further practice; a case already practised with feedback cannot establish fresh transfer.</w:t>
-      </w:r>
-    </w:p>
-    <w:p>
-      <w:pPr>
-        <w:pStyle w:val="Heading3"/>
-      </w:pPr>
-      <w:r>
-        <w:t>Attempt this without hints</w:t>
-      </w:r>
-    </w:p>
-    <w:p>
-      <w:pPr>
-        <w:spacing w:line="336" w:lineRule="auto" w:after="180"/>
-      </w:pPr>
-      <w:r>
-        <w:rPr>
-          <w:b w:val="0"/>
-        </w:rPr>
-        <w:t xml:space="preserve">Use PAD = 0, UNK = 1, OPEN = 2, CLOSE = 3, CHECK = 4 and five stored positions. Encode OPEN CHECK CLOSE and give its </w:t>
-      </w:r>
-      <w:r>
-        <w:rPr>
-          <w:b/>
-        </w:rPr>
-        <w:t>mask</w:t>
-      </w:r>
-      <w:r>
-        <w:rPr>
-          <w:b w:val="0"/>
-        </w:rPr>
-        <w:t xml:space="preserve"> and final real position. Separately, sensor values [0, 6, 3, 0, 0] have that same </w:t>
-      </w:r>
-      <w:r>
-        <w:rPr>
-          <w:b/>
-        </w:rPr>
-        <w:t>mask</w:t>
-      </w:r>
-      <w:r>
-        <w:rPr>
-          <w:b w:val="0"/>
-        </w:rPr>
-        <w:t>.</w:t>
-      </w:r>
-    </w:p>
-    <w:p>
-      <w:pPr>
-        <w:spacing w:line="336" w:lineRule="auto" w:after="180"/>
-      </w:pPr>
-      <w:r>
-        <w:rPr>
-          <w:b w:val="0"/>
-        </w:rPr>
-        <w:t xml:space="preserve">Calculate their </w:t>
-      </w:r>
-      <w:r>
-        <w:rPr>
-          <w:b/>
-        </w:rPr>
-        <w:t>mask</w:t>
-      </w:r>
-      <w:r>
-        <w:rPr>
-          <w:b w:val="0"/>
-        </w:rPr>
-        <w:t>ed mean and the incorrect mean over all five slots.</w:t>
-      </w:r>
-    </w:p>
-    <w:p>
-      <w:pPr>
-        <w:pStyle w:val="Heading3"/>
-      </w:pPr>
-      <w:r>
-        <w:t>My independent procedure, result and limitation</w:t>
-      </w:r>
-    </w:p>
-    <w:p>
-      <w:r>
-        <w:t>________________________________________________________________</w:t>
-      </w:r>
-    </w:p>
-    <w:p>
-      <w:r>
-        <w:t>________________________________________________________________</w:t>
-      </w:r>
-    </w:p>
-    <w:p>
-      <w:r>
-        <w:t>________________________________________________________________</w:t>
-      </w:r>
-    </w:p>
-    <w:p>
-      <w:r>
-        <w:t>________________________________________________________________</w:t>
-      </w:r>
-    </w:p>
-    <w:p>
-      <w:r>
-        <w:t>________________________________________________________________</w:t>
-      </w:r>
-    </w:p>
-    <w:p>
-      <w:r>
-        <w:t>________________________________________________________________</w:t>
-      </w:r>
-    </w:p>
-    <w:p>
-      <w:r>
-        <w:t>________________________________________________________________</w:t>
-      </w:r>
-    </w:p>
-    <w:p>
-      <w:r>
-        <w:t>________________________________________________________________</w:t>
-      </w:r>
-    </w:p>
-    <w:p>
-      <w:pPr>
-        <w:spacing w:line="336" w:lineRule="auto" w:after="180"/>
-      </w:pPr>
-      <w:r>
-        <w:rPr>
-          <w:b w:val="0"/>
-        </w:rPr>
-        <w:t>Record support used: none, hint or teacher explanation. After feedback, a different case is needed to demonstrate independence.</w:t>
-      </w:r>
-    </w:p>
-    <w:p>
-      <w:pPr>
-        <w:pStyle w:val="Heading3"/>
-      </w:pPr>
-      <w:r>
-        <w:t>Use feedback to improve</w:t>
-      </w:r>
-    </w:p>
-    <w:p>
-      <w:pPr>
-        <w:spacing w:line="336" w:lineRule="auto" w:after="180"/>
-      </w:pPr>
-      <w:r>
-        <w:rPr>
-          <w:b w:val="0"/>
-        </w:rPr>
-        <w:t>Attempt the independent case before hints. Record whether you worked alone, used a hint or followed a model. After feedback, fix the first unsupported step and explain why it changed.</w:t>
-      </w:r>
-    </w:p>
-    <w:p>
-      <w:pPr>
-        <w:spacing w:line="336" w:lineRule="auto" w:after="180"/>
-      </w:pPr>
-      <w:r>
-        <w:rPr>
-          <w:b w:val="0"/>
-        </w:rPr>
-        <w:t>A later check uses a changed case, not a copied answer.</w:t>
-      </w:r>
-    </w:p>
-    <w:p>
-      <w:pPr>
-        <w:pStyle w:val="Heading1"/>
-      </w:pPr>
-      <w:r>
-        <w:t>15. Your lesson route</w:t>
-      </w:r>
-    </w:p>
-    <w:p>
-      <w:r>
-        <w:t>Use this map to navigate Sequence representations, connect the goals to tasks and keep one evidence record for each attempt.</w:t>
+        <w:t>15. Reference · The earlier route checklist</w:t>
+      </w:r>
+    </w:p>
+    <w:p>
+      <w:r>
+        <w:t>Use one main route rather than repeating the lesson.</w:t>
+      </w:r>
+    </w:p>
+    <w:p>
+      <w:pPr>
+        <w:pStyle w:val="Heading2"/>
+      </w:pPr>
+      <w:r>
+        <w:t>Targets,route and first prediction</w:t>
       </w:r>
     </w:p>
     <w:p>
@@ -4054,12 +5348,117 @@
         <w:pStyle w:val="Heading1"/>
       </w:pPr>
       <w:r>
-        <w:t>16. Finish and return</w:t>
-      </w:r>
-    </w:p>
-    <w:p>
-      <w:r>
-        <w:t>Explain Sequence representations without notes, identify a remaining question and plan a later check with a changed case.</w:t>
+        <w:t>17. Extra practice · Predict,check and repair</w:t>
+      </w:r>
+    </w:p>
+    <w:p>
+      <w:r>
+        <w:t>Keep supported feedback separate from the independent case.</w:t>
+      </w:r>
+    </w:p>
+    <w:p>
+      <w:pPr>
+        <w:pStyle w:val="Heading2"/>
+      </w:pPr>
+      <w:r>
+        <w:t>First supported question and optional hint</w:t>
+      </w:r>
+    </w:p>
+    <w:p>
+      <w:pPr>
+        <w:pStyle w:val="ListBullet"/>
+      </w:pPr>
+      <w:r>
+        <w:t>Distinguish padding positions from meaningful zero sensor readings.</w:t>
+      </w:r>
+    </w:p>
+    <w:p>
+      <w:pPr>
+        <w:pStyle w:val="Heading3"/>
+      </w:pPr>
+      <w:r>
+        <w:t>Practice 1: explain the deciding evidence</w:t>
+      </w:r>
+    </w:p>
+    <w:p>
+      <w:pPr>
+        <w:pStyle w:val="ListBullet"/>
+      </w:pPr>
+      <w:r>
+        <w:t>Which labelled step matches this detail? Readings [0, 4, 0, 0] with real length 2 use mask [1, 1, 0, 0]; the first zero is a real measurement.</w:t>
+      </w:r>
+    </w:p>
+    <w:p>
+      <w:pPr>
+        <w:pStyle w:val="ListBullet"/>
+      </w:pPr>
+      <w:r>
+        <w:t>1. Encode real tokens</w:t>
+      </w:r>
+    </w:p>
+    <w:p>
+      <w:pPr>
+        <w:pStyle w:val="ListBullet"/>
+      </w:pPr>
+      <w:r>
+        <w:t>2. Compare sensor example</w:t>
+      </w:r>
+    </w:p>
+    <w:p>
+      <w:pPr>
+        <w:pStyle w:val="ListBullet"/>
+      </w:pPr>
+      <w:r>
+        <w:t>3. Mark padding</w:t>
+      </w:r>
+    </w:p>
+    <w:p>
+      <w:pPr>
+        <w:pStyle w:val="Heading3"/>
+      </w:pPr>
+      <w:r>
+        <w:t>My selected conclusion, deciding fact and explanation</w:t>
+      </w:r>
+    </w:p>
+    <w:p>
+      <w:r>
+        <w:t>________________________________________________________________</w:t>
+      </w:r>
+    </w:p>
+    <w:p>
+      <w:r>
+        <w:t>________________________________________________________________</w:t>
+      </w:r>
+    </w:p>
+    <w:p>
+      <w:r>
+        <w:t>________________________________________________________________</w:t>
+      </w:r>
+    </w:p>
+    <w:p>
+      <w:r>
+        <w:t>________________________________________________________________</w:t>
+      </w:r>
+    </w:p>
+    <w:p>
+      <w:r>
+        <w:t>________________________________________________________________</w:t>
+      </w:r>
+    </w:p>
+    <w:p>
+      <w:pPr>
+        <w:pStyle w:val="ListBullet"/>
+      </w:pPr>
+      <w:r>
+        <w:t>Hint if needed: Read the steps in the pictorial case. Match the supplied detail to the stage that performs or records it.</w:t>
+      </w:r>
+    </w:p>
+    <w:p>
+      <w:pPr>
+        <w:pStyle w:val="Heading2"/>
+      </w:pPr>
+      <w:r>
+        <w:t>Check after the first attempt · reference / check after trying</w:t>
       </w:r>
     </w:p>
     <w:p>
@@ -4070,7 +5469,36 @@
         <w:rPr>
           <w:b w:val="0"/>
         </w:rPr>
-        <w:t xml:space="preserve">Close your notes. Explain this goal in your own words: Encode an ordered </w:t>
+        <w:t xml:space="preserve">After your attempt, compare with the supported explanation: Compare sensor example Readings [0, 4, 0, 0] with real length 2 use </w:t>
+      </w:r>
+      <w:r>
+        <w:rPr>
+          <w:b/>
+        </w:rPr>
+        <w:t>mask</w:t>
+      </w:r>
+      <w:r>
+        <w:rPr>
+          <w:b w:val="0"/>
+        </w:rPr>
+        <w:t xml:space="preserve"> [1, 1, 0, 0]; the first zero is a real measurement.</w:t>
+      </w:r>
+    </w:p>
+    <w:p>
+      <w:pPr>
+        <w:spacing w:line="336" w:lineRule="auto" w:after="180"/>
+      </w:pPr>
+      <w:r>
+        <w:rPr>
+          <w:b/>
+        </w:rPr>
+        <w:t>Sequence</w:t>
+      </w:r>
+      <w:r>
+        <w:rPr>
+          <w:b w:val="0"/>
+        </w:rPr>
+        <w:t xml:space="preserve"> values and </w:t>
       </w:r>
       <w:r>
         <w:rPr>
@@ -4082,51 +5510,273 @@
         <w:rPr>
           <w:b w:val="0"/>
         </w:rPr>
-        <w:t xml:space="preserve"> with an explicit vocabulary</w:t>
-      </w:r>
-    </w:p>
-    <w:p>
-      <w:pPr>
-        <w:pStyle w:val="Heading3"/>
-      </w:pPr>
-      <w:r>
-        <w:t>My deciding step, evidence and one remaining question</w:t>
-      </w:r>
-    </w:p>
-    <w:p>
-      <w:r>
-        <w:t>________________________________________________________________</w:t>
-      </w:r>
-    </w:p>
-    <w:p>
-      <w:r>
-        <w:t>________________________________________________________________</w:t>
-      </w:r>
-    </w:p>
-    <w:p>
-      <w:r>
-        <w:t>________________________________________________________________</w:t>
-      </w:r>
-    </w:p>
-    <w:p>
-      <w:r>
-        <w:t>________________________________________________________________</w:t>
-      </w:r>
-    </w:p>
-    <w:p>
-      <w:r>
-        <w:t>________________________________________________________________</w:t>
-      </w:r>
-    </w:p>
-    <w:p>
-      <w:pPr>
-        <w:spacing w:line="336" w:lineRule="auto" w:after="180"/>
-      </w:pPr>
+        <w:t xml:space="preserve"> length are separate information. </w:t>
+      </w:r>
+      <w:r>
+        <w:rPr>
+          <w:b/>
+        </w:rPr>
+        <w:t>Padding</w:t>
+      </w:r>
       <w:r>
         <w:rPr>
           <w:b w:val="0"/>
         </w:rPr>
-        <w:t xml:space="preserve">If you are unsure, return to the worked picture and explain one arrow. If you are ready, change an </w:t>
+        <w:t xml:space="preserve"> fills unused storage positions so arrays can share a size; a </w:t>
+      </w:r>
+      <w:r>
+        <w:rPr>
+          <w:b/>
+        </w:rPr>
+        <w:t>mask</w:t>
+      </w:r>
+      <w:r>
+        <w:rPr>
+          <w:b w:val="0"/>
+        </w:rPr>
+        <w:t xml:space="preserve"> marks which positions are real.</w:t>
+      </w:r>
+    </w:p>
+    <w:p>
+      <w:pPr>
+        <w:spacing w:line="336" w:lineRule="auto" w:after="180"/>
+      </w:pPr>
+      <w:r>
+        <w:rPr>
+          <w:b w:val="0"/>
+        </w:rPr>
+        <w:t xml:space="preserve">A real sensor reading can be zero, just like a </w:t>
+      </w:r>
+      <w:r>
+        <w:rPr>
+          <w:b/>
+        </w:rPr>
+        <w:t>padding</w:t>
+      </w:r>
+      <w:r>
+        <w:rPr>
+          <w:b w:val="0"/>
+        </w:rPr>
+        <w:t xml:space="preserve"> value. Keep the length or </w:t>
+      </w:r>
+      <w:r>
+        <w:rPr>
+          <w:b/>
+        </w:rPr>
+        <w:t>mask</w:t>
+      </w:r>
+      <w:r>
+        <w:rPr>
+          <w:b w:val="0"/>
+        </w:rPr>
+        <w:t xml:space="preserve"> rather than inferring presence from the number alone. </w:t>
+      </w:r>
+      <w:r>
+        <w:rPr>
+          <w:b/>
+        </w:rPr>
+        <w:t>Token ID</w:t>
+      </w:r>
+      <w:r>
+        <w:rPr>
+          <w:b w:val="0"/>
+        </w:rPr>
+        <w:t>s are identifiers, not measured magnitudes.</w:t>
+      </w:r>
+    </w:p>
+    <w:p>
+      <w:pPr>
+        <w:pStyle w:val="Heading2"/>
+      </w:pPr>
+      <w:r>
+        <w:t>Changed-case question and optional hint</w:t>
+      </w:r>
+    </w:p>
+    <w:p>
+      <w:pPr>
+        <w:pStyle w:val="Heading3"/>
+      </w:pPr>
+      <w:r>
+        <w:t>Practice 2: explain the deciding evidence</w:t>
+      </w:r>
+    </w:p>
+    <w:p>
+      <w:pPr>
+        <w:pStyle w:val="ListBullet"/>
+      </w:pPr>
+      <w:r>
+        <w:t>Changed-case practice: A missing sequence length causes every numeric 0 to be treated as padding in the sensor example. Which conclusion is supported by the supplied facts?</w:t>
+      </w:r>
+    </w:p>
+    <w:p>
+      <w:pPr>
+        <w:pStyle w:val="ListBullet"/>
+      </w:pPr>
+      <w:r>
+        <w:t>1. This one example guarantees correct results for every future input.</w:t>
+      </w:r>
+    </w:p>
+    <w:p>
+      <w:pPr>
+        <w:pStyle w:val="ListBullet"/>
+      </w:pPr>
+      <w:r>
+        <w:t>2. The first real sensor reading is incorrectly discarded.</w:t>
+      </w:r>
+    </w:p>
+    <w:p>
+      <w:pPr>
+        <w:pStyle w:val="ListBullet"/>
+      </w:pPr>
+      <w:r>
+        <w:t>3. We can decide the result without examining the changed input or the procedure.</w:t>
+      </w:r>
+    </w:p>
+    <w:p>
+      <w:pPr>
+        <w:pStyle w:val="Heading3"/>
+      </w:pPr>
+      <w:r>
+        <w:t>My selected conclusion, deciding fact and explanation</w:t>
+      </w:r>
+    </w:p>
+    <w:p>
+      <w:r>
+        <w:t>________________________________________________________________</w:t>
+      </w:r>
+    </w:p>
+    <w:p>
+      <w:r>
+        <w:t>________________________________________________________________</w:t>
+      </w:r>
+    </w:p>
+    <w:p>
+      <w:r>
+        <w:t>________________________________________________________________</w:t>
+      </w:r>
+    </w:p>
+    <w:p>
+      <w:r>
+        <w:t>________________________________________________________________</w:t>
+      </w:r>
+    </w:p>
+    <w:p>
+      <w:r>
+        <w:t>________________________________________________________________</w:t>
+      </w:r>
+    </w:p>
+    <w:p>
+      <w:pPr>
+        <w:pStyle w:val="ListBullet"/>
+      </w:pPr>
+      <w:r>
+        <w:t>Hint if needed: Use the changed condition and the deciding step in the pictorial trace. The answer must say what follows from those facts.</w:t>
+      </w:r>
+    </w:p>
+    <w:p>
+      <w:pPr>
+        <w:pStyle w:val="Heading2"/>
+      </w:pPr>
+      <w:r>
+        <w:t>Check after the changed attempt · reference / check after trying</w:t>
+      </w:r>
+    </w:p>
+    <w:p>
+      <w:pPr>
+        <w:spacing w:line="336" w:lineRule="auto" w:after="180"/>
+      </w:pPr>
+      <w:r>
+        <w:rPr>
+          <w:b w:val="0"/>
+        </w:rPr>
+        <w:t>After your attempt, compare with the supported explanation: The first real sensor reading is incorrectly discarded. Its numeric value is 0, but its position is real according to the declared length.</w:t>
+      </w:r>
+    </w:p>
+    <w:p>
+      <w:pPr>
+        <w:pStyle w:val="Heading2"/>
+      </w:pPr>
+      <w:r>
+        <w:t>Repair and retain the record</w:t>
+      </w:r>
+    </w:p>
+    <w:p>
+      <w:pPr>
+        <w:spacing w:line="336" w:lineRule="auto" w:after="180"/>
+      </w:pPr>
+      <w:r>
+        <w:rPr>
+          <w:b w:val="0"/>
+        </w:rPr>
+        <w:t>Review Augmentation and leakage (ai-5/24). Goal: Check whether a transformation preserves the task label. Short practice: How many independent source groups are in the final test?</w:t>
+      </w:r>
+    </w:p>
+    <w:p>
+      <w:pPr>
+        <w:spacing w:line="336" w:lineRule="auto" w:after="180"/>
+      </w:pPr>
+      <w:r>
+        <w:rPr>
+          <w:b w:val="0"/>
+        </w:rPr>
+        <w:t xml:space="preserve">Point to the relevant step in the picture, then write the changed result and the rule or </w:t>
+      </w:r>
+      <w:r>
+        <w:rPr>
+          <w:b/>
+        </w:rPr>
+        <w:t>evidence</w:t>
+      </w:r>
+      <w:r>
+        <w:rPr>
+          <w:b w:val="0"/>
+        </w:rPr>
+        <w:t xml:space="preserve"> that supports it.. Return to this week and explain what you changed.</w:t>
+      </w:r>
+    </w:p>
+    <w:p>
+      <w:pPr>
+        <w:spacing w:line="336" w:lineRule="auto" w:after="180"/>
+      </w:pPr>
+      <w:r>
+        <w:rPr>
+          <w:b w:val="0"/>
+        </w:rPr>
+        <w:t>Review Pooling and spatial information (ai-5/22). Goal: Compute max and mean pooling under an explicit window rule. Short practice: Can the max map reveal where the 4 originally appeared?</w:t>
+      </w:r>
+    </w:p>
+    <w:p>
+      <w:pPr>
+        <w:spacing w:line="336" w:lineRule="auto" w:after="180"/>
+      </w:pPr>
+      <w:r>
+        <w:rPr>
+          <w:b w:val="0"/>
+        </w:rPr>
+        <w:t xml:space="preserve">Point to the relevant step in the picture, then write the changed result and the rule or </w:t>
+      </w:r>
+      <w:r>
+        <w:rPr>
+          <w:b/>
+        </w:rPr>
+        <w:t>evidence</w:t>
+      </w:r>
+      <w:r>
+        <w:rPr>
+          <w:b w:val="0"/>
+        </w:rPr>
+        <w:t xml:space="preserve"> that supports it.. Return to this week and explain what you changed.</w:t>
+      </w:r>
+    </w:p>
+    <w:p>
+      <w:pPr>
+        <w:spacing w:line="336" w:lineRule="auto" w:after="180"/>
+      </w:pPr>
+      <w:r>
+        <w:rPr>
+          <w:b w:val="0"/>
+        </w:rPr>
+        <w:t xml:space="preserve">Review Learned representations (ai-5/19). Goal: Trace an </w:t>
       </w:r>
       <w:r>
         <w:rPr>
@@ -4138,7 +5788,76 @@
         <w:rPr>
           <w:b w:val="0"/>
         </w:rPr>
-        <w:t xml:space="preserve"> or assumption and justify your </w:t>
+        <w:t xml:space="preserve"> through a hidden representation and a decision rule. Short practice: Why can no deterministic head using only the sum classify both correctly?</w:t>
+      </w:r>
+    </w:p>
+    <w:p>
+      <w:pPr>
+        <w:spacing w:line="336" w:lineRule="auto" w:after="180"/>
+      </w:pPr>
+      <w:r>
+        <w:rPr>
+          <w:b w:val="0"/>
+        </w:rPr>
+        <w:t xml:space="preserve">Point to the relevant step in the picture, then write the changed result and the rule or </w:t>
+      </w:r>
+      <w:r>
+        <w:rPr>
+          <w:b/>
+        </w:rPr>
+        <w:t>evidence</w:t>
+      </w:r>
+      <w:r>
+        <w:rPr>
+          <w:b w:val="0"/>
+        </w:rPr>
+        <w:t xml:space="preserve"> that supports it.. Return to this week and explain what you changed.</w:t>
+      </w:r>
+    </w:p>
+    <w:p>
+      <w:pPr>
+        <w:spacing w:line="336" w:lineRule="auto" w:after="180"/>
+      </w:pPr>
+      <w:r>
+        <w:rPr>
+          <w:b w:val="0"/>
+        </w:rPr>
+        <w:t xml:space="preserve">The browser lab lets you edit the supported Python examples already included in this lesson. Predict first, run, inspect the actual </w:t>
+      </w:r>
+      <w:r>
+        <w:rPr>
+          <w:b/>
+        </w:rPr>
+        <w:t>output</w:t>
+      </w:r>
+      <w:r>
+        <w:rPr>
+          <w:b w:val="0"/>
+        </w:rPr>
+        <w:t xml:space="preserve"> or error, change one </w:t>
+      </w:r>
+      <w:r>
+        <w:rPr>
+          <w:b/>
+        </w:rPr>
+        <w:t>input</w:t>
+      </w:r>
+      <w:r>
+        <w:rPr>
+          <w:b w:val="0"/>
+        </w:rPr>
+        <w:t>, then run again.</w:t>
+      </w:r>
+    </w:p>
+    <w:p>
+      <w:pPr>
+        <w:spacing w:line="336" w:lineRule="auto" w:after="180"/>
+      </w:pPr>
+      <w:r>
+        <w:rPr>
+          <w:b w:val="0"/>
+        </w:rPr>
+        <w:t xml:space="preserve">Keep code, </w:t>
       </w:r>
       <w:r>
         <w:rPr>
@@ -4150,7 +5869,7 @@
         <w:rPr>
           <w:b w:val="0"/>
         </w:rPr>
-        <w:t>.</w:t>
+        <w:t>s, actual results and a reasoned revision together. On paper, label your result as a trace rather than an execution.</w:t>
       </w:r>
     </w:p>
     <w:p>
@@ -4161,7 +5880,7 @@
         <w:rPr>
           <w:b w:val="0"/>
         </w:rPr>
-        <w:t xml:space="preserve">Save your workbook </w:t>
+        <w:t xml:space="preserve">Use Download completed work in the hosted lesson to export your answers, reflections, practice feedback and code-run </w:t>
       </w:r>
       <w:r>
         <w:rPr>
@@ -4173,20 +5892,26 @@
         <w:rPr>
           <w:b w:val="0"/>
         </w:rPr>
-        <w:t>. At the next review, try a different case before opening your old answer.</w:t>
-      </w:r>
-    </w:p>
-    <w:p>
-      <w:pPr>
-        <w:pStyle w:val="Heading1"/>
-      </w:pPr>
-      <w:r>
-        <w:t>17. Supported practice, repair and portfolio</w:t>
-      </w:r>
-    </w:p>
-    <w:p>
-      <w:r>
-        <w:t>Attempt supported questions before using hints or feedback. Review a missing building block, then keep the completed work.</w:t>
+        <w:t>. Open the HTML copy to read or print it.</w:t>
+      </w:r>
+    </w:p>
+    <w:p>
+      <w:pPr>
+        <w:spacing w:line="336" w:lineRule="auto" w:after="180"/>
+      </w:pPr>
+      <w:r>
+        <w:rPr>
+          <w:b w:val="0"/>
+        </w:rPr>
+        <w:t>Drafts stay in this browser when storage is available; clear drafts on a shared device.</w:t>
+      </w:r>
+    </w:p>
+    <w:p>
+      <w:pPr>
+        <w:pStyle w:val="Heading2"/>
+      </w:pPr>
+      <w:r>
+        <w:t>Earlier wording, alternatives and picture transcripts · reference / check after trying</w:t>
       </w:r>
     </w:p>
     <w:p>
@@ -4202,98 +5927,10 @@
     </w:p>
     <w:p>
       <w:pPr>
-        <w:spacing w:line="336" w:lineRule="auto" w:after="180"/>
-      </w:pPr>
-      <w:r>
-        <w:rPr>
-          <w:b w:val="0"/>
-        </w:rPr>
-        <w:t xml:space="preserve">Distinguish </w:t>
-      </w:r>
-      <w:r>
-        <w:rPr>
-          <w:b/>
-        </w:rPr>
-        <w:t>padding</w:t>
-      </w:r>
-      <w:r>
-        <w:rPr>
-          <w:b w:val="0"/>
-        </w:rPr>
-        <w:t xml:space="preserve"> positions from meaningful zero sensor readings.</w:t>
-      </w:r>
-    </w:p>
-    <w:p>
-      <w:pPr>
         <w:pStyle w:val="Heading3"/>
       </w:pPr>
       <w:r>
-        <w:t>Practice 1: explain the deciding evidence</w:t>
-      </w:r>
-    </w:p>
-    <w:p>
-      <w:pPr>
-        <w:spacing w:line="336" w:lineRule="auto" w:after="180"/>
-      </w:pPr>
-      <w:r>
-        <w:rPr>
-          <w:b w:val="0"/>
-        </w:rPr>
-        <w:t xml:space="preserve">Which labelled step matches this detail? Readings [0, 4, 0, 0] with real length 2 use </w:t>
-      </w:r>
-      <w:r>
-        <w:rPr>
-          <w:b/>
-        </w:rPr>
-        <w:t>mask</w:t>
-      </w:r>
-      <w:r>
-        <w:rPr>
-          <w:b w:val="0"/>
-        </w:rPr>
-        <w:t xml:space="preserve"> [1, 1, 0, 0]; the first zero is a real measurement.</w:t>
-      </w:r>
-    </w:p>
-    <w:p>
-      <w:pPr>
-        <w:spacing w:line="336" w:lineRule="auto" w:after="180"/>
-        <w:shd w:fill="F4F9FC"/>
-      </w:pPr>
-      <w:r>
-        <w:rPr>
-          <w:b w:val="0"/>
-        </w:rPr>
-        <w:t>1. Encode real tokens</w:t>
-      </w:r>
-    </w:p>
-    <w:p>
-      <w:pPr>
-        <w:spacing w:line="336" w:lineRule="auto" w:after="180"/>
-        <w:shd w:fill="F4F9FC"/>
-      </w:pPr>
-      <w:r>
-        <w:rPr>
-          <w:b w:val="0"/>
-        </w:rPr>
-        <w:t>2. Compare sensor example</w:t>
-      </w:r>
-    </w:p>
-    <w:p>
-      <w:pPr>
-        <w:spacing w:line="336" w:lineRule="auto" w:after="180"/>
-        <w:shd w:fill="F4F9FC"/>
-      </w:pPr>
-      <w:r>
-        <w:rPr>
-          <w:b w:val="0"/>
-        </w:rPr>
-        <w:t xml:space="preserve">3. Mark </w:t>
-      </w:r>
-      <w:r>
-        <w:rPr>
-          <w:b/>
-        </w:rPr>
-        <w:t>padding</w:t>
+        <w:t>Repair a missing building block</w:t>
       </w:r>
     </w:p>
     <w:p>
@@ -4301,32 +5938,7 @@
         <w:pStyle w:val="Heading3"/>
       </w:pPr>
       <w:r>
-        <w:t>My selected conclusion, deciding fact and explanation</w:t>
-      </w:r>
-    </w:p>
-    <w:p>
-      <w:r>
-        <w:t>________________________________________________________________</w:t>
-      </w:r>
-    </w:p>
-    <w:p>
-      <w:r>
-        <w:t>________________________________________________________________</w:t>
-      </w:r>
-    </w:p>
-    <w:p>
-      <w:r>
-        <w:t>________________________________________________________________</w:t>
-      </w:r>
-    </w:p>
-    <w:p>
-      <w:r>
-        <w:t>________________________________________________________________</w:t>
-      </w:r>
-    </w:p>
-    <w:p>
-      <w:r>
-        <w:t>________________________________________________________________</w:t>
+        <w:t>Predict, run and debug</w:t>
       </w:r>
     </w:p>
     <w:p>
@@ -4334,586 +5946,25 @@
         <w:pStyle w:val="Heading3"/>
       </w:pPr>
       <w:r>
-        <w:t>Hint · try first</w:t>
-      </w:r>
-    </w:p>
-    <w:p>
-      <w:pPr>
-        <w:spacing w:line="336" w:lineRule="auto" w:after="180"/>
-        <w:shd w:fill="F1F6F8"/>
-      </w:pPr>
-      <w:r>
-        <w:rPr>
-          <w:b w:val="0"/>
-        </w:rPr>
-        <w:t>Hint if needed: Read the steps in the pictorial case. Match the supplied detail to the stage that performs or records it.</w:t>
-      </w:r>
-    </w:p>
-    <w:p>
-      <w:pPr>
-        <w:pStyle w:val="Heading3"/>
-      </w:pPr>
-      <w:r>
-        <w:t>Feedback · compare after trying</w:t>
-      </w:r>
-    </w:p>
-    <w:p>
-      <w:pPr>
-        <w:spacing w:line="336" w:lineRule="auto" w:after="180"/>
-        <w:shd w:fill="F1F6FC"/>
-      </w:pPr>
-      <w:r>
-        <w:rPr>
-          <w:b w:val="0"/>
-        </w:rPr>
-        <w:t xml:space="preserve">After your attempt, compare with the supported explanation: Compare sensor example Readings [0, 4, 0, 0] with real length 2 use </w:t>
-      </w:r>
-      <w:r>
-        <w:rPr>
-          <w:b/>
-        </w:rPr>
-        <w:t>mask</w:t>
-      </w:r>
-      <w:r>
-        <w:rPr>
-          <w:b w:val="0"/>
-        </w:rPr>
-        <w:t xml:space="preserve"> [1, 1, 0, 0]; the first zero is a real measurement.</w:t>
-      </w:r>
-    </w:p>
-    <w:p>
-      <w:pPr>
-        <w:spacing w:line="336" w:lineRule="auto" w:after="180"/>
-        <w:shd w:fill="F1F6FC"/>
-      </w:pPr>
-      <w:r>
-        <w:rPr>
-          <w:b/>
-        </w:rPr>
-        <w:t>Sequence</w:t>
-      </w:r>
-      <w:r>
-        <w:rPr>
-          <w:b w:val="0"/>
-        </w:rPr>
-        <w:t xml:space="preserve"> values and </w:t>
-      </w:r>
-      <w:r>
-        <w:rPr>
-          <w:b/>
-        </w:rPr>
-        <w:t>sequence</w:t>
-      </w:r>
-      <w:r>
-        <w:rPr>
-          <w:b w:val="0"/>
-        </w:rPr>
-        <w:t xml:space="preserve"> length are separate information. </w:t>
-      </w:r>
-      <w:r>
-        <w:rPr>
-          <w:b/>
-        </w:rPr>
-        <w:t>Padding</w:t>
-      </w:r>
-      <w:r>
-        <w:rPr>
-          <w:b w:val="0"/>
-        </w:rPr>
-        <w:t xml:space="preserve"> fills unused storage positions so arrays can share a size; a </w:t>
-      </w:r>
-      <w:r>
-        <w:rPr>
-          <w:b/>
-        </w:rPr>
-        <w:t>mask</w:t>
-      </w:r>
-      <w:r>
-        <w:rPr>
-          <w:b w:val="0"/>
-        </w:rPr>
-        <w:t xml:space="preserve"> marks which positions are real.</w:t>
-      </w:r>
-    </w:p>
-    <w:p>
-      <w:pPr>
-        <w:spacing w:line="336" w:lineRule="auto" w:after="180"/>
-        <w:shd w:fill="F1F6FC"/>
-      </w:pPr>
-      <w:r>
-        <w:rPr>
-          <w:b w:val="0"/>
-        </w:rPr>
-        <w:t xml:space="preserve">A real sensor reading can be zero, just like a </w:t>
-      </w:r>
-      <w:r>
-        <w:rPr>
-          <w:b/>
-        </w:rPr>
-        <w:t>padding</w:t>
-      </w:r>
-      <w:r>
-        <w:rPr>
-          <w:b w:val="0"/>
-        </w:rPr>
-        <w:t xml:space="preserve"> value. Keep the length or </w:t>
-      </w:r>
-      <w:r>
-        <w:rPr>
-          <w:b/>
-        </w:rPr>
-        <w:t>mask</w:t>
-      </w:r>
-      <w:r>
-        <w:rPr>
-          <w:b w:val="0"/>
-        </w:rPr>
-        <w:t xml:space="preserve"> rather than inferring presence from the number alone. </w:t>
-      </w:r>
-      <w:r>
-        <w:rPr>
-          <w:b/>
-        </w:rPr>
-        <w:t>Token ID</w:t>
-      </w:r>
-      <w:r>
-        <w:rPr>
-          <w:b w:val="0"/>
-        </w:rPr>
-        <w:t>s are identifiers, not measured magnitudes.</w:t>
-      </w:r>
-    </w:p>
-    <w:p>
-      <w:pPr>
-        <w:pStyle w:val="Heading3"/>
-      </w:pPr>
-      <w:r>
-        <w:t>Practice 2: explain the deciding evidence</w:t>
-      </w:r>
-    </w:p>
-    <w:p>
-      <w:pPr>
-        <w:pStyle w:val="Heading3"/>
-      </w:pPr>
-      <w:r>
-        <w:t>Changed case · predict first</w:t>
-      </w:r>
-    </w:p>
-    <w:p>
-      <w:pPr>
-        <w:spacing w:line="336" w:lineRule="auto" w:after="180"/>
-        <w:shd w:fill="F5F1FB"/>
-      </w:pPr>
-      <w:r>
-        <w:rPr>
-          <w:b w:val="0"/>
-        </w:rPr>
-        <w:t xml:space="preserve">Changed-case practice: A missing </w:t>
-      </w:r>
-      <w:r>
-        <w:rPr>
-          <w:b/>
-        </w:rPr>
-        <w:t>sequence</w:t>
-      </w:r>
-      <w:r>
-        <w:rPr>
-          <w:b w:val="0"/>
-        </w:rPr>
-        <w:t xml:space="preserve"> length causes every numeric 0 to be treated as </w:t>
-      </w:r>
-      <w:r>
-        <w:rPr>
-          <w:b/>
-        </w:rPr>
-        <w:t>padding</w:t>
-      </w:r>
-      <w:r>
-        <w:rPr>
-          <w:b w:val="0"/>
-        </w:rPr>
-        <w:t xml:space="preserve"> in the sensor example. Which conclusion is supported by the supplied facts?</w:t>
-      </w:r>
-    </w:p>
-    <w:p>
-      <w:pPr>
-        <w:spacing w:line="336" w:lineRule="auto" w:after="180"/>
-        <w:shd w:fill="F4F9FC"/>
-      </w:pPr>
-      <w:r>
-        <w:rPr>
-          <w:b w:val="0"/>
-        </w:rPr>
-        <w:t xml:space="preserve">1. This one example guarantees correct results for every future </w:t>
-      </w:r>
-      <w:r>
-        <w:rPr>
-          <w:b/>
-        </w:rPr>
-        <w:t>input</w:t>
-      </w:r>
-      <w:r>
-        <w:rPr>
-          <w:b w:val="0"/>
-        </w:rPr>
-        <w:t>.</w:t>
-      </w:r>
-    </w:p>
-    <w:p>
-      <w:pPr>
-        <w:spacing w:line="336" w:lineRule="auto" w:after="180"/>
-        <w:shd w:fill="F4F9FC"/>
-      </w:pPr>
-      <w:r>
-        <w:rPr>
-          <w:b w:val="0"/>
-        </w:rPr>
-        <w:t>2. The first real sensor reading is incorrectly discarded.</w:t>
-      </w:r>
-    </w:p>
-    <w:p>
-      <w:pPr>
-        <w:spacing w:line="336" w:lineRule="auto" w:after="180"/>
-        <w:shd w:fill="F4F9FC"/>
-      </w:pPr>
-      <w:r>
-        <w:rPr>
-          <w:b w:val="0"/>
-        </w:rPr>
-        <w:t xml:space="preserve">3. We can decide the result without examining the changed </w:t>
-      </w:r>
-      <w:r>
-        <w:rPr>
-          <w:b/>
-        </w:rPr>
-        <w:t>input</w:t>
-      </w:r>
-      <w:r>
-        <w:rPr>
-          <w:b w:val="0"/>
-        </w:rPr>
-        <w:t xml:space="preserve"> or the procedure.</w:t>
-      </w:r>
-    </w:p>
-    <w:p>
-      <w:pPr>
-        <w:pStyle w:val="Heading3"/>
-      </w:pPr>
-      <w:r>
-        <w:t>My selected conclusion, deciding fact and explanation</w:t>
-      </w:r>
-    </w:p>
-    <w:p>
-      <w:r>
-        <w:t>________________________________________________________________</w:t>
-      </w:r>
-    </w:p>
-    <w:p>
-      <w:r>
-        <w:t>________________________________________________________________</w:t>
-      </w:r>
-    </w:p>
-    <w:p>
-      <w:r>
-        <w:t>________________________________________________________________</w:t>
-      </w:r>
-    </w:p>
-    <w:p>
-      <w:r>
-        <w:t>________________________________________________________________</w:t>
-      </w:r>
-    </w:p>
-    <w:p>
-      <w:r>
-        <w:t>________________________________________________________________</w:t>
-      </w:r>
-    </w:p>
-    <w:p>
-      <w:pPr>
-        <w:pStyle w:val="Heading3"/>
-      </w:pPr>
-      <w:r>
-        <w:t>Hint · try first</w:t>
-      </w:r>
-    </w:p>
-    <w:p>
-      <w:pPr>
-        <w:spacing w:line="336" w:lineRule="auto" w:after="180"/>
-        <w:shd w:fill="F1F6F8"/>
-      </w:pPr>
-      <w:r>
-        <w:rPr>
-          <w:b w:val="0"/>
-        </w:rPr>
-        <w:t>Hint if needed: Use the changed condition and the deciding step in the pictorial trace. The answer must say what follows from those facts.</w:t>
-      </w:r>
-    </w:p>
-    <w:p>
-      <w:pPr>
-        <w:pStyle w:val="Heading3"/>
-      </w:pPr>
-      <w:r>
-        <w:t>Feedback · compare after trying</w:t>
-      </w:r>
-    </w:p>
-    <w:p>
-      <w:pPr>
-        <w:spacing w:line="336" w:lineRule="auto" w:after="180"/>
-        <w:shd w:fill="F1F6FC"/>
-      </w:pPr>
-      <w:r>
-        <w:rPr>
-          <w:b w:val="0"/>
-        </w:rPr>
-        <w:t>After your attempt, compare with the supported explanation: The first real sensor reading is incorrectly discarded. Its numeric value is 0, but its position is real according to the declared length.</w:t>
-      </w:r>
-    </w:p>
-    <w:p>
-      <w:pPr>
-        <w:pStyle w:val="Heading3"/>
-      </w:pPr>
-      <w:r>
-        <w:t>Repair a missing building block</w:t>
-      </w:r>
-    </w:p>
-    <w:p>
-      <w:pPr>
-        <w:spacing w:line="336" w:lineRule="auto" w:after="180"/>
-      </w:pPr>
-      <w:r>
-        <w:rPr>
-          <w:b w:val="0"/>
-        </w:rPr>
-        <w:t>Review Augmentation and leakage (ai-5/24). Goal: Check whether a transformation preserves the task label. Short practice: How many independent source groups are in the final test?</w:t>
-      </w:r>
-    </w:p>
-    <w:p>
-      <w:pPr>
-        <w:spacing w:line="336" w:lineRule="auto" w:after="180"/>
-      </w:pPr>
-      <w:r>
-        <w:rPr>
-          <w:b w:val="0"/>
-        </w:rPr>
-        <w:t xml:space="preserve">Point to the relevant step in the picture, then write the changed result and the rule or </w:t>
-      </w:r>
-      <w:r>
-        <w:rPr>
-          <w:b/>
-        </w:rPr>
-        <w:t>evidence</w:t>
-      </w:r>
-      <w:r>
-        <w:rPr>
-          <w:b w:val="0"/>
-        </w:rPr>
-        <w:t xml:space="preserve"> that supports it.. Return to this week and explain what you changed.</w:t>
-      </w:r>
-    </w:p>
-    <w:p>
-      <w:pPr>
-        <w:spacing w:line="336" w:lineRule="auto" w:after="180"/>
-      </w:pPr>
-      <w:r>
-        <w:rPr>
-          <w:b w:val="0"/>
-        </w:rPr>
-        <w:t>Review Pooling and spatial information (ai-5/22). Goal: Compute max and mean pooling under an explicit window rule. Short practice: Can the max map reveal where the 4 originally appeared?</w:t>
-      </w:r>
-    </w:p>
-    <w:p>
-      <w:pPr>
-        <w:spacing w:line="336" w:lineRule="auto" w:after="180"/>
-      </w:pPr>
-      <w:r>
-        <w:rPr>
-          <w:b w:val="0"/>
-        </w:rPr>
-        <w:t xml:space="preserve">Point to the relevant step in the picture, then write the changed result and the rule or </w:t>
-      </w:r>
-      <w:r>
-        <w:rPr>
-          <w:b/>
-        </w:rPr>
-        <w:t>evidence</w:t>
-      </w:r>
-      <w:r>
-        <w:rPr>
-          <w:b w:val="0"/>
-        </w:rPr>
-        <w:t xml:space="preserve"> that supports it.. Return to this week and explain what you changed.</w:t>
-      </w:r>
-    </w:p>
-    <w:p>
-      <w:pPr>
-        <w:spacing w:line="336" w:lineRule="auto" w:after="180"/>
-      </w:pPr>
-      <w:r>
-        <w:rPr>
-          <w:b w:val="0"/>
-        </w:rPr>
-        <w:t xml:space="preserve">Review Learned representations (ai-5/19). Goal: Trace an </w:t>
-      </w:r>
-      <w:r>
-        <w:rPr>
-          <w:b/>
-        </w:rPr>
-        <w:t>input</w:t>
-      </w:r>
-      <w:r>
-        <w:rPr>
-          <w:b w:val="0"/>
-        </w:rPr>
-        <w:t xml:space="preserve"> through a hidden representation and a decision rule. Short practice: Why can no deterministic head using only the sum classify both correctly?</w:t>
-      </w:r>
-    </w:p>
-    <w:p>
-      <w:pPr>
-        <w:spacing w:line="336" w:lineRule="auto" w:after="180"/>
-      </w:pPr>
-      <w:r>
-        <w:rPr>
-          <w:b w:val="0"/>
-        </w:rPr>
-        <w:t xml:space="preserve">Point to the relevant step in the picture, then write the changed result and the rule or </w:t>
-      </w:r>
-      <w:r>
-        <w:rPr>
-          <w:b/>
-        </w:rPr>
-        <w:t>evidence</w:t>
-      </w:r>
-      <w:r>
-        <w:rPr>
-          <w:b w:val="0"/>
-        </w:rPr>
-        <w:t xml:space="preserve"> that supports it.. Return to this week and explain what you changed.</w:t>
-      </w:r>
-    </w:p>
-    <w:p>
-      <w:pPr>
-        <w:pStyle w:val="Heading3"/>
-      </w:pPr>
-      <w:r>
-        <w:t>Predict, run and debug</w:t>
-      </w:r>
-    </w:p>
-    <w:p>
-      <w:pPr>
-        <w:spacing w:line="336" w:lineRule="auto" w:after="180"/>
-      </w:pPr>
-      <w:r>
-        <w:rPr>
-          <w:b w:val="0"/>
-        </w:rPr>
-        <w:t xml:space="preserve">The browser lab lets you edit the supported Python examples already included in this lesson. Predict first, run, inspect the actual </w:t>
-      </w:r>
-      <w:r>
-        <w:rPr>
-          <w:b/>
-        </w:rPr>
-        <w:t>output</w:t>
-      </w:r>
-      <w:r>
-        <w:rPr>
-          <w:b w:val="0"/>
-        </w:rPr>
-        <w:t xml:space="preserve"> or error, change one </w:t>
-      </w:r>
-      <w:r>
-        <w:rPr>
-          <w:b/>
-        </w:rPr>
-        <w:t>input</w:t>
-      </w:r>
-      <w:r>
-        <w:rPr>
-          <w:b w:val="0"/>
-        </w:rPr>
-        <w:t>, then run again.</w:t>
-      </w:r>
-    </w:p>
-    <w:p>
-      <w:pPr>
-        <w:spacing w:line="336" w:lineRule="auto" w:after="180"/>
-      </w:pPr>
-      <w:r>
-        <w:rPr>
-          <w:b w:val="0"/>
-        </w:rPr>
-        <w:t xml:space="preserve">Keep code, </w:t>
-      </w:r>
-      <w:r>
-        <w:rPr>
-          <w:b/>
-        </w:rPr>
-        <w:t>prediction</w:t>
-      </w:r>
-      <w:r>
-        <w:rPr>
-          <w:b w:val="0"/>
-        </w:rPr>
-        <w:t>s, actual results and a reasoned revision together. On paper, label your result as a trace rather than an execution.</w:t>
-      </w:r>
-    </w:p>
-    <w:p>
-      <w:pPr>
-        <w:pStyle w:val="Heading3"/>
-      </w:pPr>
-      <w:r>
         <w:t>Keep your completed work</w:t>
       </w:r>
     </w:p>
     <w:p>
       <w:pPr>
-        <w:spacing w:line="336" w:lineRule="auto" w:after="180"/>
-      </w:pPr>
-      <w:r>
-        <w:rPr>
-          <w:b w:val="0"/>
-        </w:rPr>
-        <w:t xml:space="preserve">Use Download completed work in the hosted lesson to export your answers, reflections, practice feedback and code-run </w:t>
-      </w:r>
-      <w:r>
-        <w:rPr>
-          <w:b/>
-        </w:rPr>
-        <w:t>evidence</w:t>
-      </w:r>
-      <w:r>
-        <w:rPr>
-          <w:b w:val="0"/>
-        </w:rPr>
-        <w:t>. Open the HTML copy to read or print it.</w:t>
-      </w:r>
-    </w:p>
-    <w:p>
-      <w:pPr>
-        <w:spacing w:line="336" w:lineRule="auto" w:after="180"/>
-      </w:pPr>
-      <w:r>
-        <w:rPr>
-          <w:b w:val="0"/>
-        </w:rPr>
-        <w:t>Drafts stay in this browser when storage is available; clear drafts on a shared device.</w:t>
-      </w:r>
-    </w:p>
-    <w:p>
-      <w:pPr>
         <w:pStyle w:val="Heading1"/>
       </w:pPr>
       <w:r>
-        <w:t>18. Visual concept journey</w:t>
-      </w:r>
-    </w:p>
-    <w:p>
-      <w:r>
-        <w:t>Explain each Sequence representations graphic using its labels, deciding evidence and relevant limitation.</w:t>
-      </w:r>
-    </w:p>
-    <w:p>
-      <w:pPr>
-        <w:pStyle w:val="Heading3"/>
+        <w:t>18. Reference · Six-picture concept journey</w:t>
+      </w:r>
+    </w:p>
+    <w:p>
+      <w:r>
+        <w:t>Choose the picture that supports the current explanation.</w:t>
+      </w:r>
+    </w:p>
+    <w:p>
+      <w:pPr>
+        <w:pStyle w:val="Heading2"/>
       </w:pPr>
       <w:r>
         <w:t>01. Sequence representations: the case</w:t>
@@ -4924,7 +5975,7 @@
         <w:drawing>
           <wp:inline xmlns:a="http://schemas.openxmlformats.org/drawingml/2006/main" xmlns:pic="http://schemas.openxmlformats.org/drawingml/2006/picture">
             <wp:extent cx="5486400" cy="2990088"/>
-            <wp:docPr id="2" name="Picture 2" descr="Distinguish padding positions from meaningful zero sensor readings. Supplied facts: Toy tokens PAD 0, UNK 1, LEFT 2, RIGHT 3; stored length 4. Sequence LEFT RIGHT encodes [2, 3, 0, 0], mask [1, 1, 0, 0]. All inputs and outcomes in this worked example are invented classroom data; no real model run is claimed."/>
+            <wp:docPr id="5" name="Picture 5" descr="Distinguish padding positions from meaningful zero sensor readings. Supplied facts: Toy tokens PAD 0, UNK 1, LEFT 2, RIGHT 3; stored length 4. Sequence LEFT RIGHT encodes [2, 3, 0, 0], mask [1, 1, 0, 0]. All inputs and outcomes in this worked example are invented classroom data; no real model run is claimed."/>
             <wp:cNvGraphicFramePr>
               <a:graphicFrameLocks noChangeAspect="1"/>
             </wp:cNvGraphicFramePr>
@@ -4936,7 +5987,7 @@
                     <pic:cNvPicPr/>
                   </pic:nvPicPr>
                   <pic:blipFill>
-                    <a:blip r:embed="rId10"/>
+                    <a:blip r:embed="rId13"/>
                     <a:stretch>
                       <a:fillRect/>
                     </a:stretch>
@@ -5028,7 +6079,6 @@
     <w:p>
       <w:pPr>
         <w:spacing w:line="336" w:lineRule="auto" w:after="180"/>
-        <w:shd w:fill="F5F1FB"/>
       </w:pPr>
       <w:r>
         <w:rPr>
@@ -5039,7 +6089,7 @@
     </w:p>
     <w:p>
       <w:pPr>
-        <w:pStyle w:val="Heading3"/>
+        <w:pStyle w:val="Heading2"/>
       </w:pPr>
       <w:r>
         <w:t>02. Follow the deciding steps</w:t>
@@ -5050,7 +6100,7 @@
         <w:drawing>
           <wp:inline xmlns:a="http://schemas.openxmlformats.org/drawingml/2006/main" xmlns:pic="http://schemas.openxmlformats.org/drawingml/2006/picture">
             <wp:extent cx="5486400" cy="3337560"/>
-            <wp:docPr id="3" name="Picture 3" descr="Encode real tokens: LEFT and RIGHT occupy positions 0 and 1. → Mark padding: Positions 2 and 3 are storage padding; mask marks them 0. → Compare sensor example: Readings [0, 4, 0, 0] with real length 2 use mask [1, 1, 0, 0]; the first zero is a real measurement."/>
+            <wp:docPr id="6" name="Picture 6" descr="Encode real tokens: LEFT and RIGHT occupy positions 0 and 1. → Mark padding: Positions 2 and 3 are storage padding; mask marks them 0. → Compare sensor example: Readings [0, 4, 0, 0] with real length 2 use mask [1, 1, 0, 0]; the first zero is a real measurement."/>
             <wp:cNvGraphicFramePr>
               <a:graphicFrameLocks noChangeAspect="1"/>
             </wp:cNvGraphicFramePr>
@@ -5062,7 +6112,7 @@
                     <pic:cNvPicPr/>
                   </pic:nvPicPr>
                   <pic:blipFill>
-                    <a:blip r:embed="rId11"/>
+                    <a:blip r:embed="rId9"/>
                     <a:stretch>
                       <a:fillRect/>
                     </a:stretch>
@@ -5143,7 +6193,6 @@
     <w:p>
       <w:pPr>
         <w:spacing w:line="336" w:lineRule="auto" w:after="180"/>
-        <w:shd w:fill="F5F1FB"/>
       </w:pPr>
       <w:r>
         <w:rPr>
@@ -5166,7 +6215,7 @@
     </w:p>
     <w:p>
       <w:pPr>
-        <w:pStyle w:val="Heading3"/>
+        <w:pStyle w:val="Heading2"/>
       </w:pPr>
       <w:r>
         <w:t>03. A padded log still has two real events</w:t>
@@ -5177,7 +6226,7 @@
         <w:drawing>
           <wp:inline xmlns:a="http://schemas.openxmlformats.org/drawingml/2006/main" xmlns:pic="http://schemas.openxmlformats.org/drawingml/2006/picture">
             <wp:extent cx="5486400" cy="3063240"/>
-            <wp:docPr id="4" name="Picture 4" descr="A padded log still has two real events. 0 | 2 meaning GO | 1 real. 1 | 4 meaning STOP | 1 real. 2 | 0 meaning PAD | 0 placeholder. 3 | 0 meaning PAD | 0 placeholder"/>
+            <wp:docPr id="7" name="Picture 7" descr="A padded log still has two real events. 0 | 2 meaning GO | 1 real. 1 | 4 meaning STOP | 1 real. 2 | 0 meaning PAD | 0 placeholder. 3 | 0 meaning PAD | 0 placeholder"/>
             <wp:cNvGraphicFramePr>
               <a:graphicFrameLocks noChangeAspect="1"/>
             </wp:cNvGraphicFramePr>
@@ -5189,7 +6238,7 @@
                     <pic:cNvPicPr/>
                   </pic:nvPicPr>
                   <pic:blipFill>
-                    <a:blip r:embed="rId12"/>
+                    <a:blip r:embed="rId14"/>
                     <a:stretch>
                       <a:fillRect/>
                     </a:stretch>
@@ -5222,7 +6271,6 @@
     <w:p>
       <w:pPr>
         <w:spacing w:line="336" w:lineRule="auto" w:after="180"/>
-        <w:shd w:fill="F5F1FB"/>
       </w:pPr>
       <w:r>
         <w:rPr>
@@ -5233,7 +6281,7 @@
     </w:p>
     <w:p>
       <w:pPr>
-        <w:pStyle w:val="Heading3"/>
+        <w:pStyle w:val="Heading2"/>
       </w:pPr>
       <w:r>
         <w:t>04. Change one thing. Trace what follows.</w:t>
@@ -5244,7 +6292,7 @@
         <w:drawing>
           <wp:inline xmlns:a="http://schemas.openxmlformats.org/drawingml/2006/main" xmlns:pic="http://schemas.openxmlformats.org/drawingml/2006/picture">
             <wp:extent cx="5486400" cy="3041904"/>
-            <wp:docPr id="5" name="Picture 5" descr="Original case: Readings [0, 4, 0, 0] with real length 2 use mask [1, 1, 0, 0]; the first zero is a real measurement. Changed condition: A missing sequence length causes every numeric 0 to be treated as padding in the sensor example. Expected result: The first real sensor reading is incorrectly discarded. Reason: Its numeric value is 0, but its position is real according to the declared length."/>
+            <wp:docPr id="8" name="Picture 8" descr="Original case: Readings [0, 4, 0, 0] with real length 2 use mask [1, 1, 0, 0]; the first zero is a real measurement. Changed condition: A missing sequence length causes every numeric 0 to be treated as padding in the sensor example. Expected result: The first real sensor reading is incorrectly discarded. Reason: Its numeric value is 0, but its position is real according to the declared length."/>
             <wp:cNvGraphicFramePr>
               <a:graphicFrameLocks noChangeAspect="1"/>
             </wp:cNvGraphicFramePr>
@@ -5256,7 +6304,7 @@
                     <pic:cNvPicPr/>
                   </pic:nvPicPr>
                   <pic:blipFill>
-                    <a:blip r:embed="rId13"/>
+                    <a:blip r:embed="rId10"/>
                     <a:stretch>
                       <a:fillRect/>
                     </a:stretch>
@@ -5347,7 +6395,6 @@
     <w:p>
       <w:pPr>
         <w:spacing w:line="336" w:lineRule="auto" w:after="180"/>
-        <w:shd w:fill="F5F1FB"/>
       </w:pPr>
       <w:r>
         <w:rPr>
@@ -5358,7 +6405,7 @@
     </w:p>
     <w:p>
       <w:pPr>
-        <w:pStyle w:val="Heading3"/>
+        <w:pStyle w:val="Heading2"/>
       </w:pPr>
       <w:r>
         <w:t>05. Connect the explanation to its limit</w:t>
@@ -5369,7 +6416,7 @@
         <w:drawing>
           <wp:inline xmlns:a="http://schemas.openxmlformats.org/drawingml/2006/main" xmlns:pic="http://schemas.openxmlformats.org/drawingml/2006/picture">
             <wp:extent cx="5486400" cy="2834640"/>
-            <wp:docPr id="6" name="Picture 6" descr="Sequence values and sequence length are separate information. Padding fills unused storage positions so arrays can share a size; a mask marks which positions are real. A real sensor reading can be zero, just like a padding value. Keep the length or mask rather than inferring presence from the number alone. Token IDs are identifiers, not measured magnitudes. Limit: Token padding rules need not apply to sensor values. Document sequence lengths, vocabulary and unknown-token handling."/>
+            <wp:docPr id="9" name="Picture 9" descr="Sequence values and sequence length are separate information. Padding fills unused storage positions so arrays can share a size; a mask marks which positions are real. A real sensor reading can be zero, just like a padding value. Keep the length or mask rather than inferring presence from the number alone. Token IDs are identifiers, not measured magnitudes. Limit: Token padding rules need not apply to sensor values. Document sequence lengths, vocabulary and unknown-token handling."/>
             <wp:cNvGraphicFramePr>
               <a:graphicFrameLocks noChangeAspect="1"/>
             </wp:cNvGraphicFramePr>
@@ -5381,7 +6428,7 @@
                     <pic:cNvPicPr/>
                   </pic:nvPicPr>
                   <pic:blipFill>
-                    <a:blip r:embed="rId14"/>
+                    <a:blip r:embed="rId15"/>
                     <a:stretch>
                       <a:fillRect/>
                     </a:stretch>
@@ -5538,7 +6585,6 @@
     <w:p>
       <w:pPr>
         <w:spacing w:line="336" w:lineRule="auto" w:after="180"/>
-        <w:shd w:fill="F5F1FB"/>
       </w:pPr>
       <w:r>
         <w:rPr>
@@ -5549,7 +6595,7 @@
     </w:p>
     <w:p>
       <w:pPr>
-        <w:pStyle w:val="Heading3"/>
+        <w:pStyle w:val="Heading2"/>
       </w:pPr>
       <w:r>
         <w:t>06. Make the idea visible in your project</w:t>
@@ -5560,7 +6606,7 @@
         <w:drawing>
           <wp:inline xmlns:a="http://schemas.openxmlformats.org/drawingml/2006/main" xmlns:pic="http://schemas.openxmlformats.org/drawingml/2006/picture">
             <wp:extent cx="5486400" cy="3681984"/>
-            <wp:docPr id="7" name="Picture 7" descr="For your Image-pattern Network Investigation, save the input, procedure, observed result and limitation of this check. Label this worked example as practice; use a different, previously unreviewed case when checking independent understanding. Draw your input, deciding step, result and limit. Supported question: Which record lets the program distinguish the first and last zeros? Point to the relevant step in the picture, then write the changed result and the rule or evidence that supports it."/>
+            <wp:docPr id="10" name="Picture 10" descr="For your Image-pattern Network Investigation, save the input, procedure, observed result and limitation of this check. Label this worked example as practice; use a different, previously unreviewed case when checking independent understanding. Draw your input, deciding step, result and limit. Supported question: Which record lets the program distinguish the first and last zeros? Point to the relevant step in the picture, then write the changed result and the rule or evidence that supports it."/>
             <wp:cNvGraphicFramePr>
               <a:graphicFrameLocks noChangeAspect="1"/>
             </wp:cNvGraphicFramePr>
@@ -5572,7 +6618,7 @@
                     <pic:cNvPicPr/>
                   </pic:nvPicPr>
                   <pic:blipFill>
-                    <a:blip r:embed="rId15"/>
+                    <a:blip r:embed="rId16"/>
                     <a:stretch>
                       <a:fillRect/>
                     </a:stretch>
@@ -5663,7 +6709,6 @@
     <w:p>
       <w:pPr>
         <w:spacing w:line="336" w:lineRule="auto" w:after="180"/>
-        <w:shd w:fill="F5F1FB"/>
       </w:pPr>
       <w:r>
         <w:rPr>
@@ -5682,6 +6727,62 @@
           <w:b w:val="0"/>
         </w:rPr>
         <w:t>.</w:t>
+      </w:r>
+    </w:p>
+    <w:p>
+      <w:pPr>
+        <w:pStyle w:val="Heading2"/>
+      </w:pPr>
+      <w:r>
+        <w:t>Earlier wording, alternatives and picture transcripts · reference / check after trying</w:t>
+      </w:r>
+    </w:p>
+    <w:p>
+      <w:pPr>
+        <w:pStyle w:val="Heading3"/>
+      </w:pPr>
+      <w:r>
+        <w:t>01. Sequence representations: the case</w:t>
+      </w:r>
+    </w:p>
+    <w:p>
+      <w:pPr>
+        <w:pStyle w:val="Heading3"/>
+      </w:pPr>
+      <w:r>
+        <w:t>02. Follow the deciding steps</w:t>
+      </w:r>
+    </w:p>
+    <w:p>
+      <w:pPr>
+        <w:pStyle w:val="Heading3"/>
+      </w:pPr>
+      <w:r>
+        <w:t>03. A padded log still has two real events</w:t>
+      </w:r>
+    </w:p>
+    <w:p>
+      <w:pPr>
+        <w:pStyle w:val="Heading3"/>
+      </w:pPr>
+      <w:r>
+        <w:t>04. Change one thing. Trace what follows.</w:t>
+      </w:r>
+    </w:p>
+    <w:p>
+      <w:pPr>
+        <w:pStyle w:val="Heading3"/>
+      </w:pPr>
+      <w:r>
+        <w:t>05. Connect the explanation to its limit</w:t>
+      </w:r>
+    </w:p>
+    <w:p>
+      <w:pPr>
+        <w:pStyle w:val="Heading3"/>
+      </w:pPr>
+      <w:r>
+        <w:t>06. Make the idea visible in your project</w:t>
       </w:r>
     </w:p>
     <w:sectPr>
